--- a/docs/planificacion/Contexto_matchkey.docx
+++ b/docs/planificacion/Contexto_matchkey.docx
@@ -4,148 +4,178 @@
   <w:body>
     <w:p>
       <w:r>
-        <w:t xml:space="preserve">Te lo dejo ya actualizado con todo lo nuevo (apply, enriquecido de vacantes, formateo de descripciones) y con una sección específica de </w:t>
+        <w:t xml:space="preserve">Te lo dejo ya actualizado con todo lo nuevo de esta conversación (banner de login, landing mejorada, sidebar con imagen y botones tipo “pill”, homes de candidato/empresa con ilustraciones) </w:t>
+      </w:r>
+      <w:r>
+        <w:rPr>
+          <w:rFonts w:ascii="Segoe UI Emoji" w:hAnsi="Segoe UI Emoji" w:cs="Segoe UI Emoji"/>
+        </w:rPr>
+        <w:t>👇</w:t>
+      </w:r>
+    </w:p>
+    <w:p>
+      <w:r>
+        <w:pict w14:anchorId="70E20CB5">
+          <v:rect id="_x0000_i2276" style="width:0;height:1.5pt" o:hralign="center" o:hrstd="t" o:hr="t" fillcolor="#a0a0a0" stroked="f"/>
+        </w:pict>
+      </w:r>
+    </w:p>
+    <w:p>
+      <w:r>
+        <w:pict w14:anchorId="2B0E737E">
+          <v:rect id="_x0000_i2277" style="width:0;height:1.5pt" o:hralign="center" o:hrstd="t" o:hr="t" fillcolor="#a0a0a0" stroked="f"/>
+        </w:pict>
+      </w:r>
+    </w:p>
+    <w:p>
+      <w:r>
+        <w:rPr>
+          <w:rFonts w:ascii="Segoe UI Emoji" w:hAnsi="Segoe UI Emoji" w:cs="Segoe UI Emoji"/>
+        </w:rPr>
+        <w:t>📘</w:t>
+      </w:r>
+      <w:r>
+        <w:t xml:space="preserve"> DOCUMENTO MAESTRO DE CONTEXTO — MATCHKEY (AI MAVERICKS)</w:t>
+      </w:r>
+      <w:r>
+        <w:br/>
+        <w:t>Versión resumida + técnica + orientada a ChatGPT</w:t>
+      </w:r>
+      <w:r>
+        <w:br/>
+        <w:t>(Frontend completo + Empresa/Candidato + BBDD real en PostgreSQL + Docker + Scraping real de vacantes + Aplicaciones a ofertas + UI mejorada)</w:t>
+      </w:r>
+    </w:p>
+    <w:p>
+      <w:r>
+        <w:pict w14:anchorId="64716670">
+          <v:rect id="_x0000_i2278" style="width:0;height:1.5pt" o:hralign="center" o:hrstd="t" o:hr="t" fillcolor="#a0a0a0" stroked="f"/>
+        </w:pict>
+      </w:r>
+    </w:p>
+    <w:p>
+      <w:r>
+        <w:rPr>
+          <w:rFonts w:ascii="Segoe UI Emoji" w:hAnsi="Segoe UI Emoji" w:cs="Segoe UI Emoji"/>
+        </w:rPr>
+        <w:t>🧱</w:t>
+      </w:r>
+      <w:r>
+        <w:t xml:space="preserve"> 1. Visión general del proyecto</w:t>
+      </w:r>
+    </w:p>
+    <w:p>
+      <w:r>
+        <w:t>MatchKey es un portal de empleo inteligente con dos flujos completamente independientes:</w:t>
+      </w:r>
+    </w:p>
+    <w:p>
+      <w:r>
+        <w:rPr>
+          <w:rFonts w:ascii="Segoe UI Emoji" w:hAnsi="Segoe UI Emoji" w:cs="Segoe UI Emoji"/>
+        </w:rPr>
+        <w:t>🎯</w:t>
+      </w:r>
+      <w:r>
+        <w:t xml:space="preserve"> </w:t>
       </w:r>
       <w:r>
         <w:rPr>
           <w:b/>
           <w:bCs/>
         </w:rPr>
-        <w:t>cómo hemos trabajado</w:t>
-      </w:r>
-      <w:r>
-        <w:t xml:space="preserve"> para que quede claro el enfoque del proyecto </w:t>
-      </w:r>
-      <w:r>
-        <w:rPr>
-          <w:rFonts w:ascii="Segoe UI Emoji" w:hAnsi="Segoe UI Emoji" w:cs="Segoe UI Emoji"/>
-        </w:rPr>
-        <w:t>👇</w:t>
-      </w:r>
-    </w:p>
-    <w:p>
-      <w:r>
-        <w:pict w14:anchorId="413BC6BA">
-          <v:rect id="_x0000_i2141" style="width:0;height:1.5pt" o:hralign="center" o:hrstd="t" o:hr="t" fillcolor="#a0a0a0" stroked="f"/>
-        </w:pict>
-      </w:r>
-    </w:p>
-    <w:p>
-      <w:r>
-        <w:t xml:space="preserve">Te lo actualizo metiendo todo lo nuevo de scraping + seed de jobs + cambios de modelo, Docker </w:t>
+        <w:t>Portal Candidato</w:t>
+      </w:r>
+      <w:r>
+        <w:br/>
+        <w:t>• Crear y mantener perfil (datos + CV + perfil psicológico-profesional).</w:t>
+      </w:r>
+      <w:r>
+        <w:br/>
+        <w:t>• Llamada IA (HR Copilot) que analiza motivaciones, valores, soft skills y preferencias de equipo.</w:t>
+      </w:r>
+      <w:r>
+        <w:br/>
+        <w:t>• Vacantes recomendadas con scoring por skills, valores y team-fit.</w:t>
+      </w:r>
+      <w:r>
+        <w:br/>
+        <w:t>• Página de mejora (gaps + cursos recomendados) por vacante.</w:t>
+      </w:r>
+      <w:r>
+        <w:br/>
+        <w:t>• Dashboard de candidato para visión rápida de estado, Llamada IA y vacantes top.</w:t>
+      </w:r>
+      <w:r>
+        <w:br/>
+        <w:t xml:space="preserve">• Detalle de vacante enriquecido (toda la info estructurada del scraping) y botón “Solicitar este puesto” que crea una </w:t>
       </w:r>
       <w:r>
         <w:rPr>
           <w:b/>
           <w:bCs/>
         </w:rPr>
-        <w:t>y el flujo completo de vacantes recomendadas + detalle + solicitud de puesto</w:t>
-      </w:r>
-      <w:r>
-        <w:t xml:space="preserve">. Puedes copiar y pegar esto tal cual como nueva versión del Documento Maestro </w:t>
-      </w:r>
+        <w:t>Application</w:t>
+      </w:r>
+      <w:r>
+        <w:t xml:space="preserve"> real en la BBDD.</w:t>
+      </w:r>
+      <w:r>
+        <w:br/>
+        <w:t>• Home visual mejorada: tarjeta de bienvenida + ilustración + CTA (“Hacer Llamada IA”, “Ver vacantes recomendadas”, “Ir a Mejora”).</w:t>
+      </w:r>
+    </w:p>
+    <w:p>
       <w:r>
         <w:rPr>
           <w:rFonts w:ascii="Segoe UI Emoji" w:hAnsi="Segoe UI Emoji" w:cs="Segoe UI Emoji"/>
         </w:rPr>
-        <w:t>👇</w:t>
-      </w:r>
-    </w:p>
-    <w:p>
-      <w:r>
-        <w:pict w14:anchorId="2D43AE87">
-          <v:rect id="_x0000_i2142" style="width:0;height:1.5pt" o:hralign="center" o:hrstd="t" o:hr="t" fillcolor="#a0a0a0" stroked="f"/>
-        </w:pict>
-      </w:r>
-    </w:p>
-    <w:p>
-      <w:r>
-        <w:pict w14:anchorId="188B4C88">
-          <v:rect id="_x0000_i2143" style="width:0;height:1.5pt" o:hralign="center" o:hrstd="t" o:hr="t" fillcolor="#a0a0a0" stroked="f"/>
-        </w:pict>
-      </w:r>
-    </w:p>
-    <w:p>
-      <w:r>
-        <w:rPr>
-          <w:rFonts w:ascii="Segoe UI Emoji" w:hAnsi="Segoe UI Emoji" w:cs="Segoe UI Emoji"/>
-        </w:rPr>
-        <w:t>📘</w:t>
-      </w:r>
-      <w:r>
-        <w:t xml:space="preserve"> DOCUMENTO MAESTRO DE CONTEXTO — MATCHKEY (AI MAVERICKS)</w:t>
-      </w:r>
-      <w:r>
-        <w:br/>
-        <w:t>Versión resumida + técnica + orientada a ChatGPT</w:t>
-      </w:r>
-      <w:r>
-        <w:br/>
-        <w:t>(Frontend completo + Empresa/Candidato + BBDD real en PostgreSQL + Docker + Scraping real de vacantes + Aplicaciones a ofertas)</w:t>
-      </w:r>
-    </w:p>
-    <w:p>
-      <w:r>
-        <w:pict w14:anchorId="3303CEEE">
-          <v:rect id="_x0000_i2144" style="width:0;height:1.5pt" o:hralign="center" o:hrstd="t" o:hr="t" fillcolor="#a0a0a0" stroked="f"/>
-        </w:pict>
-      </w:r>
-    </w:p>
-    <w:p>
-      <w:r>
-        <w:rPr>
-          <w:rFonts w:ascii="Segoe UI Emoji" w:hAnsi="Segoe UI Emoji" w:cs="Segoe UI Emoji"/>
-        </w:rPr>
-        <w:t>🧱</w:t>
-      </w:r>
-      <w:r>
-        <w:t xml:space="preserve"> 1. Visión general del proyecto</w:t>
-      </w:r>
-      <w:r>
-        <w:br/>
-        <w:t>MatchKey es un portal de empleo inteligente con dos flujos completamente independientes:</w:t>
-      </w:r>
-    </w:p>
-    <w:p>
-      <w:r>
-        <w:rPr>
-          <w:rFonts w:ascii="Segoe UI Emoji" w:hAnsi="Segoe UI Emoji" w:cs="Segoe UI Emoji"/>
-        </w:rPr>
-        <w:t>🎯</w:t>
-      </w:r>
-      <w:r>
-        <w:t xml:space="preserve"> Portal Candidato</w:t>
-      </w:r>
-      <w:r>
-        <w:br/>
-        <w:t>• Crear y mantener perfil (datos + CV + perfil psicológico-profesional).</w:t>
-      </w:r>
-      <w:r>
-        <w:br/>
-        <w:t>• Llamada IA (HR Copilot) que analiza motivaciones, valores, soft skills y preferencias de equipo.</w:t>
-      </w:r>
-      <w:r>
-        <w:br/>
-        <w:t>• Vacantes recomendadas con scoring por skills, valores y team-fit.</w:t>
-      </w:r>
-      <w:r>
-        <w:br/>
-        <w:t>• Página de mejora (gaps + cursos recomendados) por vacante.</w:t>
-      </w:r>
-      <w:r>
-        <w:br/>
-        <w:t>• Dashboard de candidato para visión rápida de estado, Llamada IA y vacantes top.</w:t>
-      </w:r>
-      <w:r>
-        <w:br/>
-        <w:t xml:space="preserve">• </w:t>
+        <w:t>🏢</w:t>
+      </w:r>
+      <w:r>
+        <w:t xml:space="preserve"> </w:t>
       </w:r>
       <w:r>
         <w:rPr>
           <w:b/>
           <w:bCs/>
         </w:rPr>
-        <w:t>Detalle de vacante enriquecido (toda la info estructurada del scraping) y botón “Solicitar este puesto” que crea una Application real en la BBDD.</w:t>
+        <w:t>Portal Empresa</w:t>
+      </w:r>
+      <w:r>
+        <w:br/>
+        <w:t>• Perfil de empresa (datos básicos, cultura, valores, forma de trabajar, tipo de personas que encajan).</w:t>
+      </w:r>
+      <w:r>
+        <w:br/>
+        <w:t>• Crear vacantes (datos + JD + equipo donde trabajará la persona).</w:t>
+      </w:r>
+      <w:r>
+        <w:br/>
+        <w:t>• Extracción de Must Have / Nice to Have desde la descripción de la vacante (JD).</w:t>
+      </w:r>
+      <w:r>
+        <w:br/>
+        <w:t>• Analítica de talento (distribución de matching, top candidatos, insights).</w:t>
+      </w:r>
+      <w:r>
+        <w:br/>
+        <w:t>• Co-Teaching (parejas de candidatos complementarios para una misma vacante).</w:t>
+      </w:r>
+      <w:r>
+        <w:br/>
+        <w:t>• Dashboard de empresa para visión rápida del estado del perfil y accesos a todas las herramientas.</w:t>
+      </w:r>
+      <w:r>
+        <w:br/>
+        <w:t>• (Preparado) Vista de vacantes publicadas por la empresa + candidatos que han aplicado vía Applications.</w:t>
+      </w:r>
+      <w:r>
+        <w:br/>
+      </w:r>
+      <w:r>
+        <w:lastRenderedPageBreak/>
+        <w:t>• Home visual mejorada: tarjeta de bienvenida + ilustración + CTA (“Ir al perfil de empresa”, “Crear vacante”, “Ir a Analítica de talento”).</w:t>
       </w:r>
     </w:p>
     <w:p>
@@ -153,60 +183,17 @@
         <w:rPr>
           <w:rFonts w:ascii="Segoe UI Emoji" w:hAnsi="Segoe UI Emoji" w:cs="Segoe UI Emoji"/>
         </w:rPr>
-        <w:t>🏢</w:t>
-      </w:r>
-      <w:r>
-        <w:t xml:space="preserve"> Portal Empresa</w:t>
-      </w:r>
-      <w:r>
-        <w:br/>
-        <w:t>• Perfil de empresa (datos básicos, cultura, valores, forma de trabajar, tipo de personas que encajan).</w:t>
-      </w:r>
-      <w:r>
-        <w:br/>
-        <w:t>• Crear vacantes (datos + JD + equipo donde trabajará la persona).</w:t>
-      </w:r>
-      <w:r>
-        <w:br/>
-        <w:t>• Extracción de Must Have / Nice to Have desde la descripción de la vacante (JD).</w:t>
-      </w:r>
-      <w:r>
-        <w:br/>
-        <w:t>• Analítica de talento (distribución de matching, top candidatos, insights).</w:t>
-      </w:r>
-      <w:r>
-        <w:br/>
-        <w:t>• Co-Teaching (parejas de candidatos complementarios para una misma vacante).</w:t>
-      </w:r>
-      <w:r>
-        <w:br/>
-        <w:t xml:space="preserve">• Dashboard de empresa para visión rápida del estado del perfil y accesos a todas </w:t>
-      </w:r>
-      <w:r>
-        <w:lastRenderedPageBreak/>
-        <w:t>las herramientas.</w:t>
-      </w:r>
-      <w:r>
-        <w:br/>
-        <w:t xml:space="preserve">• </w:t>
+        <w:t>📊</w:t>
+      </w:r>
+      <w:r>
+        <w:t xml:space="preserve"> </w:t>
       </w:r>
       <w:r>
         <w:rPr>
           <w:b/>
           <w:bCs/>
         </w:rPr>
-        <w:t>(Preparado) Vista de vacantes publicadas por la empresa + candidatos que han aplicado vía Applications.</w:t>
-      </w:r>
-    </w:p>
-    <w:p>
-      <w:r>
-        <w:rPr>
-          <w:rFonts w:ascii="Segoe UI Emoji" w:hAnsi="Segoe UI Emoji" w:cs="Segoe UI Emoji"/>
-        </w:rPr>
-        <w:t>📊</w:t>
-      </w:r>
-      <w:r>
-        <w:t xml:space="preserve"> Origen de datos de vacantes</w:t>
+        <w:t>Origen de datos de vacantes</w:t>
       </w:r>
       <w:r>
         <w:br/>
@@ -230,309 +217,66 @@
       </w:r>
     </w:p>
     <w:p>
-      <w:r>
-        <w:t>Stack:</w:t>
-      </w:r>
-      <w:r>
-        <w:br/>
-        <w:t>• Frontend: Streamlit</w:t>
-      </w:r>
-      <w:r>
-        <w:br/>
-        <w:t>• Backend: FastAPI</w:t>
-      </w:r>
-      <w:r>
-        <w:br/>
-        <w:t>• Base de datos: PostgreSQL (modelo real definido en SQLAlchemy)</w:t>
-      </w:r>
-      <w:r>
-        <w:br/>
-        <w:t>• Sistema multi-agente: MCP (Document Parser, Skills Extractor, HR Copilot, Matching, Co-Teaching…)</w:t>
-      </w:r>
-      <w:r>
-        <w:br/>
-        <w:t>• Arquitectura Docker: 3 contenedores (frontend, backend, db)</w:t>
-      </w:r>
-      <w:r>
-        <w:br/>
-        <w:t>• Arquitectura modular, preparada para escalar y sustituir fácilmente componentes dummy por lógica real.</w:t>
-      </w:r>
-    </w:p>
-    <w:p>
-      <w:r>
-        <w:pict w14:anchorId="34264BEA">
-          <v:rect id="_x0000_i2145" style="width:0;height:1.5pt" o:hralign="center" o:hrstd="t" o:hr="t" fillcolor="#a0a0a0" stroked="f"/>
-        </w:pict>
-      </w:r>
-    </w:p>
-    <w:p>
-      <w:r>
-        <w:rPr>
-          <w:rFonts w:ascii="Segoe UI Emoji" w:hAnsi="Segoe UI Emoji" w:cs="Segoe UI Emoji"/>
-        </w:rPr>
-        <w:t>📂</w:t>
-      </w:r>
-      <w:r>
-        <w:t xml:space="preserve"> 2. Estructura del repositorio</w:t>
-      </w:r>
-    </w:p>
-    <w:p>
-      <w:r>
-        <w:t>MatchKey-GenAI-Maverick/</w:t>
-      </w:r>
-      <w:r>
-        <w:br/>
-        <w:t>│</w:t>
-      </w:r>
-      <w:r>
-        <w:br/>
-      </w:r>
-      <w:r>
-        <w:rPr>
-          <w:rFonts w:ascii="MS Gothic" w:eastAsia="MS Gothic" w:hAnsi="MS Gothic" w:cs="MS Gothic" w:hint="eastAsia"/>
-        </w:rPr>
-        <w:t>├</w:t>
-      </w:r>
-      <w:r>
-        <w:rPr>
-          <w:rFonts w:ascii="Aptos" w:hAnsi="Aptos" w:cs="Aptos"/>
-        </w:rPr>
-        <w:t>──</w:t>
-      </w:r>
-      <w:r>
-        <w:t xml:space="preserve"> docker-compose.yml</w:t>
-      </w:r>
-      <w:r>
-        <w:br/>
-      </w:r>
-      <w:r>
-        <w:rPr>
-          <w:rFonts w:ascii="MS Gothic" w:eastAsia="MS Gothic" w:hAnsi="MS Gothic" w:cs="MS Gothic" w:hint="eastAsia"/>
-        </w:rPr>
-        <w:t>├</w:t>
-      </w:r>
-      <w:r>
-        <w:rPr>
-          <w:rFonts w:ascii="Aptos" w:hAnsi="Aptos" w:cs="Aptos"/>
-        </w:rPr>
-        <w:t>──</w:t>
-      </w:r>
-      <w:r>
-        <w:t xml:space="preserve"> README.md</w:t>
-      </w:r>
-      <w:r>
-        <w:br/>
-      </w:r>
-      <w:r>
-        <w:rPr>
-          <w:rFonts w:ascii="MS Gothic" w:eastAsia="MS Gothic" w:hAnsi="MS Gothic" w:cs="MS Gothic" w:hint="eastAsia"/>
-        </w:rPr>
-        <w:t>├</w:t>
-      </w:r>
-      <w:r>
-        <w:rPr>
-          <w:rFonts w:ascii="Aptos" w:hAnsi="Aptos" w:cs="Aptos"/>
-        </w:rPr>
-        <w:t>──</w:t>
-      </w:r>
-      <w:r>
-        <w:t xml:space="preserve"> CONTRIBUTING.md</w:t>
-      </w:r>
-      <w:r>
-        <w:br/>
-        <w:t>│</w:t>
-      </w:r>
-      <w:r>
-        <w:br/>
-      </w:r>
-      <w:r>
-        <w:rPr>
-          <w:rFonts w:ascii="MS Gothic" w:eastAsia="MS Gothic" w:hAnsi="MS Gothic" w:cs="MS Gothic" w:hint="eastAsia"/>
-        </w:rPr>
-        <w:t>├</w:t>
-      </w:r>
-      <w:r>
-        <w:rPr>
-          <w:rFonts w:ascii="Aptos" w:hAnsi="Aptos" w:cs="Aptos"/>
-        </w:rPr>
-        <w:t>──</w:t>
-      </w:r>
-      <w:r>
-        <w:t xml:space="preserve"> backend/</w:t>
-      </w:r>
-      <w:r>
-        <w:br/>
-        <w:t xml:space="preserve">│ </w:t>
-      </w:r>
-      <w:r>
-        <w:rPr>
-          <w:rFonts w:ascii="MS Gothic" w:eastAsia="MS Gothic" w:hAnsi="MS Gothic" w:cs="MS Gothic" w:hint="eastAsia"/>
-        </w:rPr>
-        <w:t>├</w:t>
-      </w:r>
-      <w:r>
-        <w:rPr>
-          <w:rFonts w:ascii="Aptos" w:hAnsi="Aptos" w:cs="Aptos"/>
-        </w:rPr>
-        <w:t>──</w:t>
-      </w:r>
-      <w:r>
-        <w:t xml:space="preserve"> Dockerfile</w:t>
-      </w:r>
-      <w:r>
-        <w:br/>
-        <w:t xml:space="preserve">│ </w:t>
-      </w:r>
-      <w:r>
-        <w:rPr>
-          <w:rFonts w:ascii="MS Gothic" w:eastAsia="MS Gothic" w:hAnsi="MS Gothic" w:cs="MS Gothic" w:hint="eastAsia"/>
-        </w:rPr>
-        <w:t>├</w:t>
-      </w:r>
-      <w:r>
-        <w:rPr>
-          <w:rFonts w:ascii="Aptos" w:hAnsi="Aptos" w:cs="Aptos"/>
-        </w:rPr>
-        <w:t>──</w:t>
-      </w:r>
-      <w:r>
-        <w:t xml:space="preserve"> requirements.txt</w:t>
-      </w:r>
-      <w:r>
-        <w:br/>
-        <w:t>│ └── app/</w:t>
-      </w:r>
-      <w:r>
-        <w:br/>
-        <w:t xml:space="preserve">│ </w:t>
-      </w:r>
-      <w:r>
-        <w:rPr>
-          <w:rFonts w:ascii="MS Gothic" w:eastAsia="MS Gothic" w:hAnsi="MS Gothic" w:cs="MS Gothic" w:hint="eastAsia"/>
-        </w:rPr>
-        <w:t>├</w:t>
-      </w:r>
-      <w:r>
-        <w:rPr>
-          <w:rFonts w:ascii="Aptos" w:hAnsi="Aptos" w:cs="Aptos"/>
-        </w:rPr>
-        <w:t>──</w:t>
-      </w:r>
-      <w:r>
-        <w:t xml:space="preserve"> main.py</w:t>
-      </w:r>
-      <w:r>
-        <w:br/>
-        <w:t>│ │</w:t>
-      </w:r>
-      <w:r>
-        <w:br/>
-      </w:r>
-      <w:r>
-        <w:lastRenderedPageBreak/>
-        <w:t xml:space="preserve">│ </w:t>
-      </w:r>
-      <w:r>
-        <w:rPr>
-          <w:rFonts w:ascii="MS Gothic" w:eastAsia="MS Gothic" w:hAnsi="MS Gothic" w:cs="MS Gothic" w:hint="eastAsia"/>
-        </w:rPr>
-        <w:t>├</w:t>
-      </w:r>
-      <w:r>
-        <w:rPr>
-          <w:rFonts w:ascii="Aptos" w:hAnsi="Aptos" w:cs="Aptos"/>
-        </w:rPr>
-        <w:t>──</w:t>
-      </w:r>
-      <w:r>
-        <w:t xml:space="preserve"> routers/</w:t>
-      </w:r>
-      <w:r>
-        <w:br/>
-        <w:t xml:space="preserve">│ │ </w:t>
-      </w:r>
-      <w:r>
-        <w:rPr>
-          <w:rFonts w:ascii="MS Gothic" w:eastAsia="MS Gothic" w:hAnsi="MS Gothic" w:cs="MS Gothic" w:hint="eastAsia"/>
-        </w:rPr>
-        <w:t>├</w:t>
-      </w:r>
-      <w:r>
-        <w:rPr>
-          <w:rFonts w:ascii="Aptos" w:hAnsi="Aptos" w:cs="Aptos"/>
-        </w:rPr>
-        <w:t>──</w:t>
-      </w:r>
-      <w:r>
-        <w:t xml:space="preserve"> auth.py # Login real con creación automática de User/Candidate/Company</w:t>
-      </w:r>
-      <w:r>
-        <w:br/>
-        <w:t xml:space="preserve">│ │ </w:t>
-      </w:r>
-      <w:r>
-        <w:rPr>
-          <w:rFonts w:ascii="MS Gothic" w:eastAsia="MS Gothic" w:hAnsi="MS Gothic" w:cs="MS Gothic" w:hint="eastAsia"/>
-        </w:rPr>
-        <w:t>├</w:t>
-      </w:r>
-      <w:r>
-        <w:rPr>
-          <w:rFonts w:ascii="Aptos" w:hAnsi="Aptos" w:cs="Aptos"/>
-        </w:rPr>
-        <w:t>──</w:t>
-      </w:r>
-      <w:r>
-        <w:t xml:space="preserve"> candidates.py # Perfil candidato + CV + recommended_jobs (ahora con datos enriquecidos de Job)</w:t>
-      </w:r>
-      <w:r>
-        <w:br/>
-        <w:t xml:space="preserve">│ │ </w:t>
-      </w:r>
-      <w:r>
-        <w:rPr>
-          <w:rFonts w:ascii="MS Gothic" w:eastAsia="MS Gothic" w:hAnsi="MS Gothic" w:cs="MS Gothic" w:hint="eastAsia"/>
-        </w:rPr>
-        <w:t>├</w:t>
-      </w:r>
-      <w:r>
-        <w:rPr>
-          <w:rFonts w:ascii="Aptos" w:hAnsi="Aptos" w:cs="Aptos"/>
-        </w:rPr>
-        <w:t>──</w:t>
-      </w:r>
-      <w:r>
-        <w:t xml:space="preserve"> companies.py</w:t>
-      </w:r>
-      <w:r>
-        <w:br/>
-        <w:t xml:space="preserve">│ │ </w:t>
-      </w:r>
-      <w:r>
-        <w:rPr>
-          <w:rFonts w:ascii="MS Gothic" w:eastAsia="MS Gothic" w:hAnsi="MS Gothic" w:cs="MS Gothic" w:hint="eastAsia"/>
-        </w:rPr>
-        <w:t>├</w:t>
-      </w:r>
-      <w:r>
-        <w:rPr>
-          <w:rFonts w:ascii="Aptos" w:hAnsi="Aptos" w:cs="Aptos"/>
-        </w:rPr>
-        <w:t>──</w:t>
-      </w:r>
-      <w:r>
-        <w:t xml:space="preserve"> jobs.py # Crear job, extract_skills, match_candidates, co_teaching, </w:t>
-      </w:r>
       <w:r>
         <w:rPr>
           <w:b/>
           <w:bCs/>
         </w:rPr>
-        <w:t>apply</w:t>
-      </w:r>
-      <w:r>
-        <w:br/>
-        <w:t xml:space="preserve">│ │ </w:t>
+        <w:t>Stack:</w:t>
+      </w:r>
+      <w:r>
+        <w:br/>
+        <w:t>• Frontend: Streamlit</w:t>
+      </w:r>
+      <w:r>
+        <w:br/>
+        <w:t>• Backend: FastAPI</w:t>
+      </w:r>
+      <w:r>
+        <w:br/>
+        <w:t>• Base de datos: PostgreSQL (modelo real definido en SQLAlchemy)</w:t>
+      </w:r>
+      <w:r>
+        <w:br/>
+        <w:t>• Sistema multi-agente: MCP (Document Parser, Skills Extractor, HR Copilot, Matching, Co-Teaching…)</w:t>
+      </w:r>
+      <w:r>
+        <w:br/>
+        <w:t>• Arquitectura Docker: 3 contenedores (frontend, backend, db)</w:t>
+      </w:r>
+      <w:r>
+        <w:br/>
+        <w:t>• Arquitectura modular, preparada para escalar y sustituir fácilmente componentes dummy por lógica real.</w:t>
+      </w:r>
+    </w:p>
+    <w:p>
+      <w:r>
+        <w:pict w14:anchorId="6D73C355">
+          <v:rect id="_x0000_i2279" style="width:0;height:1.5pt" o:hralign="center" o:hrstd="t" o:hr="t" fillcolor="#a0a0a0" stroked="f"/>
+        </w:pict>
+      </w:r>
+    </w:p>
+    <w:p>
+      <w:r>
+        <w:rPr>
+          <w:rFonts w:ascii="Segoe UI Emoji" w:hAnsi="Segoe UI Emoji" w:cs="Segoe UI Emoji"/>
+        </w:rPr>
+        <w:t>📂</w:t>
+      </w:r>
+      <w:r>
+        <w:t xml:space="preserve"> 2. Estructura del repositorio</w:t>
+      </w:r>
+    </w:p>
+    <w:p>
+      <w:r>
+        <w:t>MatchKey-GenAI-Maverick/</w:t>
+      </w:r>
+      <w:r>
+        <w:br/>
+        <w:t>│</w:t>
+      </w:r>
+      <w:r>
+        <w:br/>
       </w:r>
       <w:r>
         <w:rPr>
@@ -547,11 +291,126 @@
         <w:t>──</w:t>
       </w:r>
       <w:r>
-        <w:t xml:space="preserve"> matching.py</w:t>
-      </w:r>
-      <w:r>
-        <w:br/>
-        <w:t>│ │ └── copilot.py</w:t>
+        <w:t xml:space="preserve"> docker-compose.yml</w:t>
+      </w:r>
+      <w:r>
+        <w:br/>
+      </w:r>
+      <w:r>
+        <w:rPr>
+          <w:rFonts w:ascii="MS Gothic" w:eastAsia="MS Gothic" w:hAnsi="MS Gothic" w:cs="MS Gothic" w:hint="eastAsia"/>
+        </w:rPr>
+        <w:t>├</w:t>
+      </w:r>
+      <w:r>
+        <w:rPr>
+          <w:rFonts w:ascii="Aptos" w:hAnsi="Aptos" w:cs="Aptos"/>
+        </w:rPr>
+        <w:t>──</w:t>
+      </w:r>
+      <w:r>
+        <w:t xml:space="preserve"> README.md</w:t>
+      </w:r>
+      <w:r>
+        <w:br/>
+      </w:r>
+      <w:r>
+        <w:rPr>
+          <w:rFonts w:ascii="MS Gothic" w:eastAsia="MS Gothic" w:hAnsi="MS Gothic" w:cs="MS Gothic" w:hint="eastAsia"/>
+        </w:rPr>
+        <w:t>├</w:t>
+      </w:r>
+      <w:r>
+        <w:rPr>
+          <w:rFonts w:ascii="Aptos" w:hAnsi="Aptos" w:cs="Aptos"/>
+        </w:rPr>
+        <w:t>──</w:t>
+      </w:r>
+      <w:r>
+        <w:t xml:space="preserve"> CONTRIBUTING.md</w:t>
+      </w:r>
+      <w:r>
+        <w:br/>
+        <w:t>│</w:t>
+      </w:r>
+      <w:r>
+        <w:br/>
+      </w:r>
+      <w:r>
+        <w:rPr>
+          <w:rFonts w:ascii="MS Gothic" w:eastAsia="MS Gothic" w:hAnsi="MS Gothic" w:cs="MS Gothic" w:hint="eastAsia"/>
+        </w:rPr>
+        <w:t>├</w:t>
+      </w:r>
+      <w:r>
+        <w:rPr>
+          <w:rFonts w:ascii="Aptos" w:hAnsi="Aptos" w:cs="Aptos"/>
+        </w:rPr>
+        <w:t>──</w:t>
+      </w:r>
+      <w:r>
+        <w:t xml:space="preserve"> backend/</w:t>
+      </w:r>
+      <w:r>
+        <w:br/>
+        <w:t xml:space="preserve">│ </w:t>
+      </w:r>
+      <w:r>
+        <w:rPr>
+          <w:rFonts w:ascii="MS Gothic" w:eastAsia="MS Gothic" w:hAnsi="MS Gothic" w:cs="MS Gothic" w:hint="eastAsia"/>
+        </w:rPr>
+        <w:t>├</w:t>
+      </w:r>
+      <w:r>
+        <w:rPr>
+          <w:rFonts w:ascii="Aptos" w:hAnsi="Aptos" w:cs="Aptos"/>
+        </w:rPr>
+        <w:t>──</w:t>
+      </w:r>
+      <w:r>
+        <w:t xml:space="preserve"> Dockerfile</w:t>
+      </w:r>
+      <w:r>
+        <w:br/>
+        <w:t xml:space="preserve">│ </w:t>
+      </w:r>
+      <w:r>
+        <w:rPr>
+          <w:rFonts w:ascii="MS Gothic" w:eastAsia="MS Gothic" w:hAnsi="MS Gothic" w:cs="MS Gothic" w:hint="eastAsia"/>
+        </w:rPr>
+        <w:t>├</w:t>
+      </w:r>
+      <w:r>
+        <w:rPr>
+          <w:rFonts w:ascii="Aptos" w:hAnsi="Aptos" w:cs="Aptos"/>
+        </w:rPr>
+        <w:t>──</w:t>
+      </w:r>
+      <w:r>
+        <w:t xml:space="preserve"> requirements.txt</w:t>
+      </w:r>
+      <w:r>
+        <w:br/>
+        <w:t>│ └── app/</w:t>
+      </w:r>
+      <w:r>
+        <w:br/>
+        <w:t xml:space="preserve">│ </w:t>
+      </w:r>
+      <w:r>
+        <w:rPr>
+          <w:rFonts w:ascii="MS Gothic" w:eastAsia="MS Gothic" w:hAnsi="MS Gothic" w:cs="MS Gothic" w:hint="eastAsia"/>
+        </w:rPr>
+        <w:t>├</w:t>
+      </w:r>
+      <w:r>
+        <w:rPr>
+          <w:rFonts w:ascii="Aptos" w:hAnsi="Aptos" w:cs="Aptos"/>
+        </w:rPr>
+        <w:t>──</w:t>
+      </w:r>
+      <w:r>
+        <w:t xml:space="preserve"> main.py</w:t>
       </w:r>
       <w:r>
         <w:br/>
@@ -574,929 +433,7 @@
         <w:t>──</w:t>
       </w:r>
       <w:r>
-        <w:t xml:space="preserve"> services/</w:t>
-      </w:r>
-      <w:r>
-        <w:br/>
-        <w:t xml:space="preserve">│ │ </w:t>
-      </w:r>
-      <w:r>
-        <w:rPr>
-          <w:rFonts w:ascii="MS Gothic" w:eastAsia="MS Gothic" w:hAnsi="MS Gothic" w:cs="MS Gothic" w:hint="eastAsia"/>
-        </w:rPr>
-        <w:t>├</w:t>
-      </w:r>
-      <w:r>
-        <w:rPr>
-          <w:rFonts w:ascii="Aptos" w:hAnsi="Aptos" w:cs="Aptos"/>
-        </w:rPr>
-        <w:t>──</w:t>
-      </w:r>
-      <w:r>
-        <w:t xml:space="preserve"> mcp_client.py</w:t>
-      </w:r>
-      <w:r>
-        <w:br/>
-        <w:t xml:space="preserve">│ │ </w:t>
-      </w:r>
-      <w:r>
-        <w:rPr>
-          <w:rFonts w:ascii="MS Gothic" w:eastAsia="MS Gothic" w:hAnsi="MS Gothic" w:cs="MS Gothic" w:hint="eastAsia"/>
-        </w:rPr>
-        <w:t>├</w:t>
-      </w:r>
-      <w:r>
-        <w:rPr>
-          <w:rFonts w:ascii="Aptos" w:hAnsi="Aptos" w:cs="Aptos"/>
-        </w:rPr>
-        <w:t>──</w:t>
-      </w:r>
-      <w:r>
-        <w:t xml:space="preserve"> common/</w:t>
-      </w:r>
-      <w:r>
-        <w:br/>
-        <w:t>│ │ │ └── text_cleaning.py</w:t>
-      </w:r>
-      <w:r>
-        <w:br/>
-        <w:t xml:space="preserve">│ │ </w:t>
-      </w:r>
-      <w:r>
-        <w:rPr>
-          <w:rFonts w:ascii="MS Gothic" w:eastAsia="MS Gothic" w:hAnsi="MS Gothic" w:cs="MS Gothic" w:hint="eastAsia"/>
-        </w:rPr>
-        <w:t>├</w:t>
-      </w:r>
-      <w:r>
-        <w:rPr>
-          <w:rFonts w:ascii="Aptos" w:hAnsi="Aptos" w:cs="Aptos"/>
-        </w:rPr>
-        <w:t>──</w:t>
-      </w:r>
-      <w:r>
-        <w:t xml:space="preserve"> ocr/</w:t>
-      </w:r>
-      <w:r>
-        <w:br/>
-        <w:t>│ │ │ └── document_parser.py</w:t>
-      </w:r>
-      <w:r>
-        <w:br/>
-        <w:t xml:space="preserve">│ │ </w:t>
-      </w:r>
-      <w:r>
-        <w:rPr>
-          <w:rFonts w:ascii="MS Gothic" w:eastAsia="MS Gothic" w:hAnsi="MS Gothic" w:cs="MS Gothic" w:hint="eastAsia"/>
-        </w:rPr>
-        <w:t>├</w:t>
-      </w:r>
-      <w:r>
-        <w:rPr>
-          <w:rFonts w:ascii="Aptos" w:hAnsi="Aptos" w:cs="Aptos"/>
-        </w:rPr>
-        <w:t>──</w:t>
-      </w:r>
-      <w:r>
-        <w:t xml:space="preserve"> skills/</w:t>
-      </w:r>
-      <w:r>
-        <w:br/>
-        <w:t xml:space="preserve">│ │ │ </w:t>
-      </w:r>
-      <w:r>
-        <w:rPr>
-          <w:rFonts w:ascii="MS Gothic" w:eastAsia="MS Gothic" w:hAnsi="MS Gothic" w:cs="MS Gothic" w:hint="eastAsia"/>
-        </w:rPr>
-        <w:t>├</w:t>
-      </w:r>
-      <w:r>
-        <w:rPr>
-          <w:rFonts w:ascii="Aptos" w:hAnsi="Aptos" w:cs="Aptos"/>
-        </w:rPr>
-        <w:t>──</w:t>
-      </w:r>
-      <w:r>
-        <w:t xml:space="preserve"> skills_extractor.py</w:t>
-      </w:r>
-      <w:r>
-        <w:br/>
-        <w:t>│ │ │ └── skills_dictionary.json</w:t>
-      </w:r>
-      <w:r>
-        <w:br/>
-        <w:t xml:space="preserve">│ │ </w:t>
-      </w:r>
-      <w:r>
-        <w:rPr>
-          <w:rFonts w:ascii="MS Gothic" w:eastAsia="MS Gothic" w:hAnsi="MS Gothic" w:cs="MS Gothic" w:hint="eastAsia"/>
-        </w:rPr>
-        <w:t>├</w:t>
-      </w:r>
-      <w:r>
-        <w:rPr>
-          <w:rFonts w:ascii="Aptos" w:hAnsi="Aptos" w:cs="Aptos"/>
-        </w:rPr>
-        <w:t>──</w:t>
-      </w:r>
-      <w:r>
-        <w:t xml:space="preserve"> scraping/ # Pipeline de datos externos</w:t>
-      </w:r>
-      <w:r>
-        <w:br/>
-        <w:t xml:space="preserve">│ │ │ </w:t>
-      </w:r>
-      <w:r>
-        <w:rPr>
-          <w:rFonts w:ascii="MS Gothic" w:eastAsia="MS Gothic" w:hAnsi="MS Gothic" w:cs="MS Gothic" w:hint="eastAsia"/>
-        </w:rPr>
-        <w:t>├</w:t>
-      </w:r>
-      <w:r>
-        <w:rPr>
-          <w:rFonts w:ascii="Aptos" w:hAnsi="Aptos" w:cs="Aptos"/>
-        </w:rPr>
-        <w:t>──</w:t>
-      </w:r>
-      <w:r>
-        <w:t xml:space="preserve"> companies/</w:t>
-      </w:r>
-      <w:r>
-        <w:br/>
-        <w:t>│ │ │ │ └── companies_values_scraper.py</w:t>
-      </w:r>
-      <w:r>
-        <w:br/>
-        <w:t xml:space="preserve">│ │ │ </w:t>
-      </w:r>
-      <w:r>
-        <w:rPr>
-          <w:rFonts w:ascii="MS Gothic" w:eastAsia="MS Gothic" w:hAnsi="MS Gothic" w:cs="MS Gothic" w:hint="eastAsia"/>
-        </w:rPr>
-        <w:t>├</w:t>
-      </w:r>
-      <w:r>
-        <w:rPr>
-          <w:rFonts w:ascii="Aptos" w:hAnsi="Aptos" w:cs="Aptos"/>
-        </w:rPr>
-        <w:t>──</w:t>
-      </w:r>
-      <w:r>
-        <w:t xml:space="preserve"> universities/</w:t>
-      </w:r>
-      <w:r>
-        <w:br/>
-        <w:t>│ │ │ │ └── universities_values_scraper.py</w:t>
-      </w:r>
-      <w:r>
-        <w:br/>
-        <w:t xml:space="preserve">│ │ │ </w:t>
-      </w:r>
-      <w:r>
-        <w:rPr>
-          <w:rFonts w:ascii="MS Gothic" w:eastAsia="MS Gothic" w:hAnsi="MS Gothic" w:cs="MS Gothic" w:hint="eastAsia"/>
-        </w:rPr>
-        <w:t>├</w:t>
-      </w:r>
-      <w:r>
-        <w:rPr>
-          <w:rFonts w:ascii="Aptos" w:hAnsi="Aptos" w:cs="Aptos"/>
-        </w:rPr>
-        <w:t>──</w:t>
-      </w:r>
-      <w:r>
-        <w:t xml:space="preserve"> courses/</w:t>
-      </w:r>
-      <w:r>
-        <w:br/>
-        <w:t xml:space="preserve">│ │ │ │ </w:t>
-      </w:r>
-      <w:r>
-        <w:rPr>
-          <w:rFonts w:ascii="MS Gothic" w:eastAsia="MS Gothic" w:hAnsi="MS Gothic" w:cs="MS Gothic" w:hint="eastAsia"/>
-        </w:rPr>
-        <w:t>├</w:t>
-      </w:r>
-      <w:r>
-        <w:rPr>
-          <w:rFonts w:ascii="Aptos" w:hAnsi="Aptos" w:cs="Aptos"/>
-        </w:rPr>
-        <w:t>──</w:t>
-      </w:r>
-      <w:r>
-        <w:t xml:space="preserve"> courses_scraper.py</w:t>
-      </w:r>
-      <w:r>
-        <w:br/>
-        <w:t>│ │ │ │ └── data/</w:t>
-      </w:r>
-      <w:r>
-        <w:br/>
-        <w:t>│ │ │ │ └── courses.json</w:t>
-      </w:r>
-      <w:r>
-        <w:br/>
-        <w:t xml:space="preserve">│ │ │ </w:t>
-      </w:r>
-      <w:r>
-        <w:rPr>
-          <w:rFonts w:ascii="MS Gothic" w:eastAsia="MS Gothic" w:hAnsi="MS Gothic" w:cs="MS Gothic" w:hint="eastAsia"/>
-        </w:rPr>
-        <w:t>├</w:t>
-      </w:r>
-      <w:r>
-        <w:rPr>
-          <w:rFonts w:ascii="Aptos" w:hAnsi="Aptos" w:cs="Aptos"/>
-        </w:rPr>
-        <w:t>──</w:t>
-      </w:r>
-      <w:r>
-        <w:t xml:space="preserve"> jobs/</w:t>
-      </w:r>
-      <w:r>
-        <w:br/>
-        <w:t xml:space="preserve">│ │ │ │ </w:t>
-      </w:r>
-      <w:r>
-        <w:rPr>
-          <w:rFonts w:ascii="MS Gothic" w:eastAsia="MS Gothic" w:hAnsi="MS Gothic" w:cs="MS Gothic" w:hint="eastAsia"/>
-        </w:rPr>
-        <w:t>├</w:t>
-      </w:r>
-      <w:r>
-        <w:rPr>
-          <w:rFonts w:ascii="Aptos" w:hAnsi="Aptos" w:cs="Aptos"/>
-        </w:rPr>
-        <w:t>──</w:t>
-      </w:r>
-      <w:r>
-        <w:t xml:space="preserve"> jobs_scraper.py</w:t>
-      </w:r>
-      <w:r>
-        <w:br/>
-        <w:t xml:space="preserve">│ │ │ │ </w:t>
-      </w:r>
-      <w:r>
-        <w:rPr>
-          <w:rFonts w:ascii="MS Gothic" w:eastAsia="MS Gothic" w:hAnsi="MS Gothic" w:cs="MS Gothic" w:hint="eastAsia"/>
-        </w:rPr>
-        <w:t>├</w:t>
-      </w:r>
-      <w:r>
-        <w:rPr>
-          <w:rFonts w:ascii="Aptos" w:hAnsi="Aptos" w:cs="Aptos"/>
-        </w:rPr>
-        <w:t>──</w:t>
-      </w:r>
-      <w:r>
-        <w:t xml:space="preserve"> descriptions_scraper.py</w:t>
-      </w:r>
-      <w:r>
-        <w:br/>
-        <w:t xml:space="preserve">│ │ │ │ </w:t>
-      </w:r>
-      <w:r>
-        <w:rPr>
-          <w:rFonts w:ascii="MS Gothic" w:eastAsia="MS Gothic" w:hAnsi="MS Gothic" w:cs="MS Gothic" w:hint="eastAsia"/>
-        </w:rPr>
-        <w:t>├</w:t>
-      </w:r>
-      <w:r>
-        <w:rPr>
-          <w:rFonts w:ascii="Aptos" w:hAnsi="Aptos" w:cs="Aptos"/>
-        </w:rPr>
-        <w:t>──</w:t>
-      </w:r>
-      <w:r>
-        <w:t xml:space="preserve"> llm_scraper.py</w:t>
-      </w:r>
-      <w:r>
-        <w:br/>
-        <w:t>│ │ │ │ └── data/</w:t>
-      </w:r>
-      <w:r>
-        <w:br/>
-        <w:t xml:space="preserve">│ │ │ │ </w:t>
-      </w:r>
-      <w:r>
-        <w:rPr>
-          <w:rFonts w:ascii="MS Gothic" w:eastAsia="MS Gothic" w:hAnsi="MS Gothic" w:cs="MS Gothic" w:hint="eastAsia"/>
-        </w:rPr>
-        <w:t>├</w:t>
-      </w:r>
-      <w:r>
-        <w:rPr>
-          <w:rFonts w:ascii="Aptos" w:hAnsi="Aptos" w:cs="Aptos"/>
-        </w:rPr>
-        <w:t>──</w:t>
-      </w:r>
-      <w:r>
-        <w:t xml:space="preserve"> jobs_raw.csv</w:t>
-      </w:r>
-      <w:r>
-        <w:br/>
-        <w:t xml:space="preserve">│ │ │ │ </w:t>
-      </w:r>
-      <w:r>
-        <w:rPr>
-          <w:rFonts w:ascii="MS Gothic" w:eastAsia="MS Gothic" w:hAnsi="MS Gothic" w:cs="MS Gothic" w:hint="eastAsia"/>
-        </w:rPr>
-        <w:t>├</w:t>
-      </w:r>
-      <w:r>
-        <w:rPr>
-          <w:rFonts w:ascii="Aptos" w:hAnsi="Aptos" w:cs="Aptos"/>
-        </w:rPr>
-        <w:t>──</w:t>
-      </w:r>
-      <w:r>
-        <w:t xml:space="preserve"> jobs_descriptions.csv</w:t>
-      </w:r>
-      <w:r>
-        <w:br/>
-        <w:t xml:space="preserve">│ │ │ │ </w:t>
-      </w:r>
-      <w:r>
-        <w:rPr>
-          <w:rFonts w:ascii="MS Gothic" w:eastAsia="MS Gothic" w:hAnsi="MS Gothic" w:cs="MS Gothic" w:hint="eastAsia"/>
-        </w:rPr>
-        <w:t>├</w:t>
-      </w:r>
-      <w:r>
-        <w:rPr>
-          <w:rFonts w:ascii="Aptos" w:hAnsi="Aptos" w:cs="Aptos"/>
-        </w:rPr>
-        <w:t>──</w:t>
-      </w:r>
-      <w:r>
-        <w:t xml:space="preserve"> jobs_final.csv</w:t>
-      </w:r>
-      <w:r>
-        <w:br/>
-        <w:t xml:space="preserve">│ │ │ │ └── jobs_final.json # </w:t>
-      </w:r>
-      <w:r>
-        <w:rPr>
-          <w:rFonts w:ascii="Segoe UI Emoji" w:hAnsi="Segoe UI Emoji" w:cs="Segoe UI Emoji"/>
-        </w:rPr>
-        <w:t>🔥</w:t>
-      </w:r>
-      <w:r>
-        <w:t xml:space="preserve"> Dataset normalizado que se ingesta en la BD</w:t>
-      </w:r>
-      <w:r>
-        <w:br/>
-        <w:t xml:space="preserve">│ │ │ </w:t>
-      </w:r>
-      <w:r>
-        <w:rPr>
-          <w:rFonts w:ascii="MS Gothic" w:eastAsia="MS Gothic" w:hAnsi="MS Gothic" w:cs="MS Gothic" w:hint="eastAsia"/>
-        </w:rPr>
-        <w:t>├</w:t>
-      </w:r>
-      <w:r>
-        <w:rPr>
-          <w:rFonts w:ascii="Aptos" w:hAnsi="Aptos" w:cs="Aptos"/>
-        </w:rPr>
-        <w:t>──</w:t>
-      </w:r>
-      <w:r>
-        <w:t xml:space="preserve"> courses_dataset.json # Dataset de cursos recomendables</w:t>
-      </w:r>
-      <w:r>
-        <w:br/>
-        <w:t xml:space="preserve">│ │ │ └── values_dataset.json # Dataset de valores/cultura de </w:t>
-      </w:r>
-      <w:r>
-        <w:lastRenderedPageBreak/>
-        <w:t>empresas/universidades</w:t>
-      </w:r>
-      <w:r>
-        <w:br/>
-        <w:t>│ │ │</w:t>
-      </w:r>
-      <w:r>
-        <w:br/>
-        <w:t xml:space="preserve">│ │ </w:t>
-      </w:r>
-      <w:r>
-        <w:rPr>
-          <w:rFonts w:ascii="MS Gothic" w:eastAsia="MS Gothic" w:hAnsi="MS Gothic" w:cs="MS Gothic" w:hint="eastAsia"/>
-        </w:rPr>
-        <w:t>├</w:t>
-      </w:r>
-      <w:r>
-        <w:rPr>
-          <w:rFonts w:ascii="Aptos" w:hAnsi="Aptos" w:cs="Aptos"/>
-        </w:rPr>
-        <w:t>──</w:t>
-      </w:r>
-      <w:r>
-        <w:t xml:space="preserve"> hr_copilot/</w:t>
-      </w:r>
-      <w:r>
-        <w:br/>
-        <w:t xml:space="preserve">│ │ │ </w:t>
-      </w:r>
-      <w:r>
-        <w:rPr>
-          <w:rFonts w:ascii="MS Gothic" w:eastAsia="MS Gothic" w:hAnsi="MS Gothic" w:cs="MS Gothic" w:hint="eastAsia"/>
-        </w:rPr>
-        <w:t>├</w:t>
-      </w:r>
-      <w:r>
-        <w:rPr>
-          <w:rFonts w:ascii="Aptos" w:hAnsi="Aptos" w:cs="Aptos"/>
-        </w:rPr>
-        <w:t>──</w:t>
-      </w:r>
-      <w:r>
-        <w:t xml:space="preserve"> hr_copilot_tool.py</w:t>
-      </w:r>
-      <w:r>
-        <w:br/>
-        <w:t>│ │ │ └── prompt_templates.py</w:t>
-      </w:r>
-      <w:r>
-        <w:br/>
-        <w:t xml:space="preserve">│ │ </w:t>
-      </w:r>
-      <w:r>
-        <w:rPr>
-          <w:rFonts w:ascii="MS Gothic" w:eastAsia="MS Gothic" w:hAnsi="MS Gothic" w:cs="MS Gothic" w:hint="eastAsia"/>
-        </w:rPr>
-        <w:t>├</w:t>
-      </w:r>
-      <w:r>
-        <w:rPr>
-          <w:rFonts w:ascii="Aptos" w:hAnsi="Aptos" w:cs="Aptos"/>
-        </w:rPr>
-        <w:t>──</w:t>
-      </w:r>
-      <w:r>
-        <w:t xml:space="preserve"> matching/</w:t>
-      </w:r>
-      <w:r>
-        <w:br/>
-        <w:t xml:space="preserve">│ │ │ </w:t>
-      </w:r>
-      <w:r>
-        <w:rPr>
-          <w:rFonts w:ascii="MS Gothic" w:eastAsia="MS Gothic" w:hAnsi="MS Gothic" w:cs="MS Gothic" w:hint="eastAsia"/>
-        </w:rPr>
-        <w:t>├</w:t>
-      </w:r>
-      <w:r>
-        <w:rPr>
-          <w:rFonts w:ascii="Aptos" w:hAnsi="Aptos" w:cs="Aptos"/>
-        </w:rPr>
-        <w:t>──</w:t>
-      </w:r>
-      <w:r>
-        <w:t xml:space="preserve"> matching_engine.py</w:t>
-      </w:r>
-      <w:r>
-        <w:br/>
-        <w:t xml:space="preserve">│ │ │ </w:t>
-      </w:r>
-      <w:r>
-        <w:rPr>
-          <w:rFonts w:ascii="MS Gothic" w:eastAsia="MS Gothic" w:hAnsi="MS Gothic" w:cs="MS Gothic" w:hint="eastAsia"/>
-        </w:rPr>
-        <w:t>├</w:t>
-      </w:r>
-      <w:r>
-        <w:rPr>
-          <w:rFonts w:ascii="Aptos" w:hAnsi="Aptos" w:cs="Aptos"/>
-        </w:rPr>
-        <w:t>──</w:t>
-      </w:r>
-      <w:r>
-        <w:t xml:space="preserve"> team_fit.py</w:t>
-      </w:r>
-      <w:r>
-        <w:br/>
-        <w:t>│ │ │ └── co_teaching.py</w:t>
-      </w:r>
-      <w:r>
-        <w:br/>
-        <w:t>│ │</w:t>
-      </w:r>
-      <w:r>
-        <w:br/>
-        <w:t xml:space="preserve">│ </w:t>
-      </w:r>
-      <w:r>
-        <w:rPr>
-          <w:rFonts w:ascii="MS Gothic" w:eastAsia="MS Gothic" w:hAnsi="MS Gothic" w:cs="MS Gothic" w:hint="eastAsia"/>
-        </w:rPr>
-        <w:t>├</w:t>
-      </w:r>
-      <w:r>
-        <w:rPr>
-          <w:rFonts w:ascii="Aptos" w:hAnsi="Aptos" w:cs="Aptos"/>
-        </w:rPr>
-        <w:t>──</w:t>
-      </w:r>
-      <w:r>
-        <w:t xml:space="preserve"> models/ # SQLAlchemy</w:t>
-      </w:r>
-      <w:r>
-        <w:br/>
-        <w:t xml:space="preserve">│ │ </w:t>
-      </w:r>
-      <w:r>
-        <w:rPr>
-          <w:rFonts w:ascii="MS Gothic" w:eastAsia="MS Gothic" w:hAnsi="MS Gothic" w:cs="MS Gothic" w:hint="eastAsia"/>
-        </w:rPr>
-        <w:t>├</w:t>
-      </w:r>
-      <w:r>
-        <w:rPr>
-          <w:rFonts w:ascii="Aptos" w:hAnsi="Aptos" w:cs="Aptos"/>
-        </w:rPr>
-        <w:t>──</w:t>
-      </w:r>
-      <w:r>
-        <w:t xml:space="preserve"> __init__.py # expone Base e importa todos los modelos</w:t>
-      </w:r>
-      <w:r>
-        <w:br/>
-        <w:t xml:space="preserve">│ │ </w:t>
-      </w:r>
-      <w:r>
-        <w:rPr>
-          <w:rFonts w:ascii="MS Gothic" w:eastAsia="MS Gothic" w:hAnsi="MS Gothic" w:cs="MS Gothic" w:hint="eastAsia"/>
-        </w:rPr>
-        <w:t>├</w:t>
-      </w:r>
-      <w:r>
-        <w:rPr>
-          <w:rFonts w:ascii="Aptos" w:hAnsi="Aptos" w:cs="Aptos"/>
-        </w:rPr>
-        <w:t>──</w:t>
-      </w:r>
-      <w:r>
-        <w:t xml:space="preserve"> base.py # Base = declarative_base(), TimestampMixin</w:t>
-      </w:r>
-      <w:r>
-        <w:br/>
-        <w:t xml:space="preserve">│ │ </w:t>
-      </w:r>
-      <w:r>
-        <w:rPr>
-          <w:rFonts w:ascii="MS Gothic" w:eastAsia="MS Gothic" w:hAnsi="MS Gothic" w:cs="MS Gothic" w:hint="eastAsia"/>
-        </w:rPr>
-        <w:t>├</w:t>
-      </w:r>
-      <w:r>
-        <w:rPr>
-          <w:rFonts w:ascii="Aptos" w:hAnsi="Aptos" w:cs="Aptos"/>
-        </w:rPr>
-        <w:t>──</w:t>
-      </w:r>
-      <w:r>
-        <w:t xml:space="preserve"> users.py # User</w:t>
-      </w:r>
-      <w:r>
-        <w:br/>
-        <w:t xml:space="preserve">│ │ </w:t>
-      </w:r>
-      <w:r>
-        <w:rPr>
-          <w:rFonts w:ascii="MS Gothic" w:eastAsia="MS Gothic" w:hAnsi="MS Gothic" w:cs="MS Gothic" w:hint="eastAsia"/>
-        </w:rPr>
-        <w:t>├</w:t>
-      </w:r>
-      <w:r>
-        <w:rPr>
-          <w:rFonts w:ascii="Aptos" w:hAnsi="Aptos" w:cs="Aptos"/>
-        </w:rPr>
-        <w:t>──</w:t>
-      </w:r>
-      <w:r>
-        <w:t xml:space="preserve"> candidates.py # Candidate</w:t>
-      </w:r>
-      <w:r>
-        <w:br/>
-        <w:t xml:space="preserve">│ │ </w:t>
-      </w:r>
-      <w:r>
-        <w:rPr>
-          <w:rFonts w:ascii="MS Gothic" w:eastAsia="MS Gothic" w:hAnsi="MS Gothic" w:cs="MS Gothic" w:hint="eastAsia"/>
-        </w:rPr>
-        <w:t>├</w:t>
-      </w:r>
-      <w:r>
-        <w:rPr>
-          <w:rFonts w:ascii="Aptos" w:hAnsi="Aptos" w:cs="Aptos"/>
-        </w:rPr>
-        <w:t>──</w:t>
-      </w:r>
-      <w:r>
-        <w:t xml:space="preserve"> companies.py # Company, CompanyCulture</w:t>
-      </w:r>
-      <w:r>
-        <w:br/>
-        <w:t xml:space="preserve">│ │ </w:t>
-      </w:r>
-      <w:r>
-        <w:rPr>
-          <w:rFonts w:ascii="MS Gothic" w:eastAsia="MS Gothic" w:hAnsi="MS Gothic" w:cs="MS Gothic" w:hint="eastAsia"/>
-        </w:rPr>
-        <w:t>├</w:t>
-      </w:r>
-      <w:r>
-        <w:rPr>
-          <w:rFonts w:ascii="Aptos" w:hAnsi="Aptos" w:cs="Aptos"/>
-        </w:rPr>
-        <w:t>──</w:t>
-      </w:r>
-      <w:r>
-        <w:t xml:space="preserve"> jobs.py # Job, TeamProfile, TeamMember, Application, JobRecommendation, CoTeachingPair</w:t>
-      </w:r>
-      <w:r>
-        <w:br/>
-        <w:t xml:space="preserve">│ │ </w:t>
-      </w:r>
-      <w:r>
-        <w:rPr>
-          <w:rFonts w:ascii="MS Gothic" w:eastAsia="MS Gothic" w:hAnsi="MS Gothic" w:cs="MS Gothic" w:hint="eastAsia"/>
-        </w:rPr>
-        <w:t>├</w:t>
-      </w:r>
-      <w:r>
-        <w:rPr>
-          <w:rFonts w:ascii="Aptos" w:hAnsi="Aptos" w:cs="Aptos"/>
-        </w:rPr>
-        <w:t>──</w:t>
-      </w:r>
-      <w:r>
-        <w:t xml:space="preserve"> interviews.py # CandidateInterview (HR Copilot)</w:t>
-      </w:r>
-      <w:r>
-        <w:br/>
-        <w:t>│ │ └── skills.py # CandidateSkill, JobSkill</w:t>
-      </w:r>
-      <w:r>
-        <w:br/>
-        <w:t>│ │</w:t>
-      </w:r>
-      <w:r>
-        <w:br/>
-        <w:t xml:space="preserve">│ </w:t>
-      </w:r>
-      <w:r>
-        <w:rPr>
-          <w:rFonts w:ascii="MS Gothic" w:eastAsia="MS Gothic" w:hAnsi="MS Gothic" w:cs="MS Gothic" w:hint="eastAsia"/>
-        </w:rPr>
-        <w:t>├</w:t>
-      </w:r>
-      <w:r>
-        <w:rPr>
-          <w:rFonts w:ascii="Aptos" w:hAnsi="Aptos" w:cs="Aptos"/>
-        </w:rPr>
-        <w:t>──</w:t>
-      </w:r>
-      <w:r>
-        <w:t xml:space="preserve"> db/</w:t>
-      </w:r>
-      <w:r>
-        <w:br/>
-        <w:t xml:space="preserve">│ │ </w:t>
-      </w:r>
-      <w:r>
-        <w:rPr>
-          <w:rFonts w:ascii="MS Gothic" w:eastAsia="MS Gothic" w:hAnsi="MS Gothic" w:cs="MS Gothic" w:hint="eastAsia"/>
-        </w:rPr>
-        <w:t>├</w:t>
-      </w:r>
-      <w:r>
-        <w:rPr>
-          <w:rFonts w:ascii="Aptos" w:hAnsi="Aptos" w:cs="Aptos"/>
-        </w:rPr>
-        <w:t>──</w:t>
-      </w:r>
-      <w:r>
-        <w:t xml:space="preserve"> session.py # engine + SessionLocal (SQLAlchemy)</w:t>
-      </w:r>
-      <w:r>
-        <w:br/>
-        <w:t xml:space="preserve">│ │ </w:t>
-      </w:r>
-      <w:r>
-        <w:rPr>
-          <w:rFonts w:ascii="MS Gothic" w:eastAsia="MS Gothic" w:hAnsi="MS Gothic" w:cs="MS Gothic" w:hint="eastAsia"/>
-        </w:rPr>
-        <w:t>├</w:t>
-      </w:r>
-      <w:r>
-        <w:rPr>
-          <w:rFonts w:ascii="Aptos" w:hAnsi="Aptos" w:cs="Aptos"/>
-        </w:rPr>
-        <w:t>──</w:t>
-      </w:r>
-      <w:r>
-        <w:t xml:space="preserve"> init_db.py # crea todas las tablas si no existen</w:t>
-      </w:r>
-      <w:r>
-        <w:br/>
-        <w:t xml:space="preserve">│ │ </w:t>
-      </w:r>
-      <w:r>
-        <w:rPr>
-          <w:rFonts w:ascii="MS Gothic" w:eastAsia="MS Gothic" w:hAnsi="MS Gothic" w:cs="MS Gothic" w:hint="eastAsia"/>
-        </w:rPr>
-        <w:t>├</w:t>
-      </w:r>
-      <w:r>
-        <w:rPr>
-          <w:rFonts w:ascii="Aptos" w:hAnsi="Aptos" w:cs="Aptos"/>
-        </w:rPr>
-        <w:t>──</w:t>
-      </w:r>
-      <w:r>
-        <w:t xml:space="preserve"> seed_jobs_from_scraping.py # </w:t>
-      </w:r>
-      <w:r>
-        <w:rPr>
-          <w:rFonts w:ascii="Segoe UI Emoji" w:hAnsi="Segoe UI Emoji" w:cs="Segoe UI Emoji"/>
-        </w:rPr>
-        <w:t>🔥</w:t>
-      </w:r>
-      <w:r>
-        <w:t xml:space="preserve"> ingesta jobs_final.json → tabla jobs (+ empresas)</w:t>
-      </w:r>
-      <w:r>
-        <w:br/>
-        <w:t>│ │ └── init.sql (opcional / legado)</w:t>
-      </w:r>
-      <w:r>
-        <w:br/>
-        <w:t>│ │</w:t>
-      </w:r>
-      <w:r>
-        <w:br/>
-        <w:t>│ └── tests/</w:t>
-      </w:r>
-      <w:r>
-        <w:br/>
-        <w:t xml:space="preserve">│ </w:t>
-      </w:r>
-      <w:r>
-        <w:rPr>
-          <w:rFonts w:ascii="MS Gothic" w:eastAsia="MS Gothic" w:hAnsi="MS Gothic" w:cs="MS Gothic" w:hint="eastAsia"/>
-        </w:rPr>
-        <w:t>├</w:t>
-      </w:r>
-      <w:r>
-        <w:rPr>
-          <w:rFonts w:ascii="Aptos" w:hAnsi="Aptos" w:cs="Aptos"/>
-        </w:rPr>
-        <w:t>──</w:t>
-      </w:r>
-      <w:r>
-        <w:t xml:space="preserve"> test_copilot.py</w:t>
-      </w:r>
-      <w:r>
-        <w:br/>
-        <w:t xml:space="preserve">│ </w:t>
-      </w:r>
-      <w:r>
-        <w:rPr>
-          <w:rFonts w:ascii="MS Gothic" w:eastAsia="MS Gothic" w:hAnsi="MS Gothic" w:cs="MS Gothic" w:hint="eastAsia"/>
-        </w:rPr>
-        <w:t>├</w:t>
-      </w:r>
-      <w:r>
-        <w:rPr>
-          <w:rFonts w:ascii="Aptos" w:hAnsi="Aptos" w:cs="Aptos"/>
-        </w:rPr>
-        <w:t>──</w:t>
-      </w:r>
-      <w:r>
-        <w:t xml:space="preserve"> test_ocr.py</w:t>
-      </w:r>
-      <w:r>
-        <w:br/>
-        <w:t>│ └── test_skills.py</w:t>
-      </w:r>
-      <w:r>
-        <w:br/>
-        <w:t>│</w:t>
-      </w:r>
-      <w:r>
-        <w:br/>
-      </w:r>
-      <w:r>
-        <w:rPr>
-          <w:rFonts w:ascii="MS Gothic" w:eastAsia="MS Gothic" w:hAnsi="MS Gothic" w:cs="MS Gothic" w:hint="eastAsia"/>
-        </w:rPr>
-        <w:t>├</w:t>
-      </w:r>
-      <w:r>
-        <w:rPr>
-          <w:rFonts w:ascii="Aptos" w:hAnsi="Aptos" w:cs="Aptos"/>
-        </w:rPr>
-        <w:t>──</w:t>
-      </w:r>
-      <w:r>
-        <w:t xml:space="preserve"> frontend/</w:t>
-      </w:r>
-      <w:r>
-        <w:br/>
-        <w:t xml:space="preserve">│ </w:t>
-      </w:r>
-      <w:r>
-        <w:rPr>
-          <w:rFonts w:ascii="MS Gothic" w:eastAsia="MS Gothic" w:hAnsi="MS Gothic" w:cs="MS Gothic" w:hint="eastAsia"/>
-        </w:rPr>
-        <w:t>├</w:t>
-      </w:r>
-      <w:r>
-        <w:rPr>
-          <w:rFonts w:ascii="Aptos" w:hAnsi="Aptos" w:cs="Aptos"/>
-        </w:rPr>
-        <w:t>──</w:t>
-      </w:r>
-      <w:r>
-        <w:t xml:space="preserve"> Dockerfile</w:t>
-      </w:r>
-      <w:r>
-        <w:br/>
-        <w:t xml:space="preserve">│ </w:t>
-      </w:r>
-      <w:r>
-        <w:rPr>
-          <w:rFonts w:ascii="MS Gothic" w:eastAsia="MS Gothic" w:hAnsi="MS Gothic" w:cs="MS Gothic" w:hint="eastAsia"/>
-        </w:rPr>
-        <w:t>├</w:t>
-      </w:r>
-      <w:r>
-        <w:rPr>
-          <w:rFonts w:ascii="Aptos" w:hAnsi="Aptos" w:cs="Aptos"/>
-        </w:rPr>
-        <w:t>──</w:t>
-      </w:r>
-      <w:r>
-        <w:t xml:space="preserve"> requirements.txt</w:t>
-      </w:r>
-      <w:r>
-        <w:br/>
-        <w:t xml:space="preserve">│ </w:t>
-      </w:r>
-      <w:r>
-        <w:rPr>
-          <w:rFonts w:ascii="MS Gothic" w:eastAsia="MS Gothic" w:hAnsi="MS Gothic" w:cs="MS Gothic" w:hint="eastAsia"/>
-        </w:rPr>
-        <w:t>├</w:t>
-      </w:r>
-      <w:r>
-        <w:rPr>
-          <w:rFonts w:ascii="Aptos" w:hAnsi="Aptos" w:cs="Aptos"/>
-        </w:rPr>
-        <w:t>──</w:t>
-      </w:r>
-      <w:r>
-        <w:t xml:space="preserve"> app.py # routing, roles, sesión, layout</w:t>
-      </w:r>
-      <w:r>
-        <w:br/>
-        <w:t xml:space="preserve">│ </w:t>
-      </w:r>
-      <w:r>
-        <w:rPr>
-          <w:rFonts w:ascii="MS Gothic" w:eastAsia="MS Gothic" w:hAnsi="MS Gothic" w:cs="MS Gothic" w:hint="eastAsia"/>
-        </w:rPr>
-        <w:t>├</w:t>
-      </w:r>
-      <w:r>
-        <w:rPr>
-          <w:rFonts w:ascii="Aptos" w:hAnsi="Aptos" w:cs="Aptos"/>
-        </w:rPr>
-        <w:t>──</w:t>
-      </w:r>
-      <w:r>
-        <w:t xml:space="preserve"> utils.py # tema, helpers, get_backend_url(), api_get/api_post, sesión</w:t>
-      </w:r>
-      <w:r>
-        <w:br/>
-        <w:t xml:space="preserve">│ </w:t>
-      </w:r>
-      <w:r>
-        <w:rPr>
-          <w:rFonts w:ascii="MS Gothic" w:eastAsia="MS Gothic" w:hAnsi="MS Gothic" w:cs="MS Gothic" w:hint="eastAsia"/>
-        </w:rPr>
-        <w:t>├</w:t>
-      </w:r>
-      <w:r>
-        <w:rPr>
-          <w:rFonts w:ascii="Aptos" w:hAnsi="Aptos" w:cs="Aptos"/>
-        </w:rPr>
-        <w:t>──</w:t>
-      </w:r>
-      <w:r>
-        <w:t xml:space="preserve"> candidate/</w:t>
+        <w:t xml:space="preserve"> routers/</w:t>
       </w:r>
       <w:r>
         <w:br/>
@@ -1518,6 +455,1129 @@
         <w:t>──</w:t>
       </w:r>
       <w:r>
+        <w:t xml:space="preserve"> auth.py # Login real con creación automática de User/Candidate/Company</w:t>
+      </w:r>
+      <w:r>
+        <w:br/>
+        <w:t xml:space="preserve">│ │ </w:t>
+      </w:r>
+      <w:r>
+        <w:rPr>
+          <w:rFonts w:ascii="MS Gothic" w:eastAsia="MS Gothic" w:hAnsi="MS Gothic" w:cs="MS Gothic" w:hint="eastAsia"/>
+        </w:rPr>
+        <w:t>├</w:t>
+      </w:r>
+      <w:r>
+        <w:rPr>
+          <w:rFonts w:ascii="Aptos" w:hAnsi="Aptos" w:cs="Aptos"/>
+        </w:rPr>
+        <w:t>──</w:t>
+      </w:r>
+      <w:r>
+        <w:t xml:space="preserve"> candidates.py # Perfil candidato + CV + recommended_jobs (enriquecidos)</w:t>
+      </w:r>
+      <w:r>
+        <w:br/>
+        <w:t xml:space="preserve">│ │ </w:t>
+      </w:r>
+      <w:r>
+        <w:rPr>
+          <w:rFonts w:ascii="MS Gothic" w:eastAsia="MS Gothic" w:hAnsi="MS Gothic" w:cs="MS Gothic" w:hint="eastAsia"/>
+        </w:rPr>
+        <w:t>├</w:t>
+      </w:r>
+      <w:r>
+        <w:rPr>
+          <w:rFonts w:ascii="Aptos" w:hAnsi="Aptos" w:cs="Aptos"/>
+        </w:rPr>
+        <w:t>──</w:t>
+      </w:r>
+      <w:r>
+        <w:t xml:space="preserve"> companies.py</w:t>
+      </w:r>
+      <w:r>
+        <w:br/>
+        <w:t xml:space="preserve">│ │ </w:t>
+      </w:r>
+      <w:r>
+        <w:rPr>
+          <w:rFonts w:ascii="MS Gothic" w:eastAsia="MS Gothic" w:hAnsi="MS Gothic" w:cs="MS Gothic" w:hint="eastAsia"/>
+        </w:rPr>
+        <w:t>├</w:t>
+      </w:r>
+      <w:r>
+        <w:rPr>
+          <w:rFonts w:ascii="Aptos" w:hAnsi="Aptos" w:cs="Aptos"/>
+        </w:rPr>
+        <w:t>──</w:t>
+      </w:r>
+      <w:r>
+        <w:t xml:space="preserve"> jobs.py # Crear job, extract_skills, match_candidates, co_teaching, apply</w:t>
+      </w:r>
+      <w:r>
+        <w:br/>
+        <w:t xml:space="preserve">│ │ </w:t>
+      </w:r>
+      <w:r>
+        <w:rPr>
+          <w:rFonts w:ascii="MS Gothic" w:eastAsia="MS Gothic" w:hAnsi="MS Gothic" w:cs="MS Gothic" w:hint="eastAsia"/>
+        </w:rPr>
+        <w:t>├</w:t>
+      </w:r>
+      <w:r>
+        <w:rPr>
+          <w:rFonts w:ascii="Aptos" w:hAnsi="Aptos" w:cs="Aptos"/>
+        </w:rPr>
+        <w:t>──</w:t>
+      </w:r>
+      <w:r>
+        <w:t xml:space="preserve"> matching.py</w:t>
+      </w:r>
+      <w:r>
+        <w:br/>
+        <w:t>│ │ └── copilot.py</w:t>
+      </w:r>
+      <w:r>
+        <w:br/>
+        <w:t>│ │</w:t>
+      </w:r>
+      <w:r>
+        <w:br/>
+        <w:t xml:space="preserve">│ </w:t>
+      </w:r>
+      <w:r>
+        <w:rPr>
+          <w:rFonts w:ascii="MS Gothic" w:eastAsia="MS Gothic" w:hAnsi="MS Gothic" w:cs="MS Gothic" w:hint="eastAsia"/>
+        </w:rPr>
+        <w:t>├</w:t>
+      </w:r>
+      <w:r>
+        <w:rPr>
+          <w:rFonts w:ascii="Aptos" w:hAnsi="Aptos" w:cs="Aptos"/>
+        </w:rPr>
+        <w:t>──</w:t>
+      </w:r>
+      <w:r>
+        <w:t xml:space="preserve"> services/</w:t>
+      </w:r>
+      <w:r>
+        <w:br/>
+        <w:t xml:space="preserve">│ │ </w:t>
+      </w:r>
+      <w:r>
+        <w:rPr>
+          <w:rFonts w:ascii="MS Gothic" w:eastAsia="MS Gothic" w:hAnsi="MS Gothic" w:cs="MS Gothic" w:hint="eastAsia"/>
+        </w:rPr>
+        <w:t>├</w:t>
+      </w:r>
+      <w:r>
+        <w:rPr>
+          <w:rFonts w:ascii="Aptos" w:hAnsi="Aptos" w:cs="Aptos"/>
+        </w:rPr>
+        <w:t>──</w:t>
+      </w:r>
+      <w:r>
+        <w:t xml:space="preserve"> mcp_client.py</w:t>
+      </w:r>
+      <w:r>
+        <w:br/>
+        <w:t xml:space="preserve">│ │ </w:t>
+      </w:r>
+      <w:r>
+        <w:rPr>
+          <w:rFonts w:ascii="MS Gothic" w:eastAsia="MS Gothic" w:hAnsi="MS Gothic" w:cs="MS Gothic" w:hint="eastAsia"/>
+        </w:rPr>
+        <w:t>├</w:t>
+      </w:r>
+      <w:r>
+        <w:rPr>
+          <w:rFonts w:ascii="Aptos" w:hAnsi="Aptos" w:cs="Aptos"/>
+        </w:rPr>
+        <w:t>──</w:t>
+      </w:r>
+      <w:r>
+        <w:t xml:space="preserve"> common/</w:t>
+      </w:r>
+      <w:r>
+        <w:br/>
+        <w:t>│ │ │ └── text_cleaning.py</w:t>
+      </w:r>
+      <w:r>
+        <w:br/>
+        <w:t xml:space="preserve">│ │ </w:t>
+      </w:r>
+      <w:r>
+        <w:rPr>
+          <w:rFonts w:ascii="MS Gothic" w:eastAsia="MS Gothic" w:hAnsi="MS Gothic" w:cs="MS Gothic" w:hint="eastAsia"/>
+        </w:rPr>
+        <w:t>├</w:t>
+      </w:r>
+      <w:r>
+        <w:rPr>
+          <w:rFonts w:ascii="Aptos" w:hAnsi="Aptos" w:cs="Aptos"/>
+        </w:rPr>
+        <w:t>──</w:t>
+      </w:r>
+      <w:r>
+        <w:t xml:space="preserve"> ocr/</w:t>
+      </w:r>
+      <w:r>
+        <w:br/>
+        <w:t>│ │ │ └── document_parser.py</w:t>
+      </w:r>
+      <w:r>
+        <w:br/>
+        <w:t xml:space="preserve">│ │ </w:t>
+      </w:r>
+      <w:r>
+        <w:rPr>
+          <w:rFonts w:ascii="MS Gothic" w:eastAsia="MS Gothic" w:hAnsi="MS Gothic" w:cs="MS Gothic" w:hint="eastAsia"/>
+        </w:rPr>
+        <w:t>├</w:t>
+      </w:r>
+      <w:r>
+        <w:rPr>
+          <w:rFonts w:ascii="Aptos" w:hAnsi="Aptos" w:cs="Aptos"/>
+        </w:rPr>
+        <w:t>──</w:t>
+      </w:r>
+      <w:r>
+        <w:t xml:space="preserve"> skills/</w:t>
+      </w:r>
+      <w:r>
+        <w:br/>
+        <w:t xml:space="preserve">│ │ │ </w:t>
+      </w:r>
+      <w:r>
+        <w:rPr>
+          <w:rFonts w:ascii="MS Gothic" w:eastAsia="MS Gothic" w:hAnsi="MS Gothic" w:cs="MS Gothic" w:hint="eastAsia"/>
+        </w:rPr>
+        <w:t>├</w:t>
+      </w:r>
+      <w:r>
+        <w:rPr>
+          <w:rFonts w:ascii="Aptos" w:hAnsi="Aptos" w:cs="Aptos"/>
+        </w:rPr>
+        <w:t>──</w:t>
+      </w:r>
+      <w:r>
+        <w:t xml:space="preserve"> skills_extractor.py</w:t>
+      </w:r>
+      <w:r>
+        <w:br/>
+        <w:t>│ │ │ └── skills_dictionary.json</w:t>
+      </w:r>
+      <w:r>
+        <w:br/>
+        <w:t xml:space="preserve">│ │ </w:t>
+      </w:r>
+      <w:r>
+        <w:rPr>
+          <w:rFonts w:ascii="MS Gothic" w:eastAsia="MS Gothic" w:hAnsi="MS Gothic" w:cs="MS Gothic" w:hint="eastAsia"/>
+        </w:rPr>
+        <w:t>├</w:t>
+      </w:r>
+      <w:r>
+        <w:rPr>
+          <w:rFonts w:ascii="Aptos" w:hAnsi="Aptos" w:cs="Aptos"/>
+        </w:rPr>
+        <w:t>──</w:t>
+      </w:r>
+      <w:r>
+        <w:t xml:space="preserve"> scraping/ # Pipeline de datos externos</w:t>
+      </w:r>
+      <w:r>
+        <w:br/>
+        <w:t xml:space="preserve">│ │ │ </w:t>
+      </w:r>
+      <w:r>
+        <w:rPr>
+          <w:rFonts w:ascii="MS Gothic" w:eastAsia="MS Gothic" w:hAnsi="MS Gothic" w:cs="MS Gothic" w:hint="eastAsia"/>
+        </w:rPr>
+        <w:t>├</w:t>
+      </w:r>
+      <w:r>
+        <w:rPr>
+          <w:rFonts w:ascii="Aptos" w:hAnsi="Aptos" w:cs="Aptos"/>
+        </w:rPr>
+        <w:t>──</w:t>
+      </w:r>
+      <w:r>
+        <w:t xml:space="preserve"> companies/companies_values_scraper.py</w:t>
+      </w:r>
+      <w:r>
+        <w:br/>
+        <w:t xml:space="preserve">│ │ │ </w:t>
+      </w:r>
+      <w:r>
+        <w:rPr>
+          <w:rFonts w:ascii="MS Gothic" w:eastAsia="MS Gothic" w:hAnsi="MS Gothic" w:cs="MS Gothic" w:hint="eastAsia"/>
+        </w:rPr>
+        <w:t>├</w:t>
+      </w:r>
+      <w:r>
+        <w:rPr>
+          <w:rFonts w:ascii="Aptos" w:hAnsi="Aptos" w:cs="Aptos"/>
+        </w:rPr>
+        <w:t>──</w:t>
+      </w:r>
+      <w:r>
+        <w:t xml:space="preserve"> universities/universities_values_scraper.py</w:t>
+      </w:r>
+      <w:r>
+        <w:br/>
+        <w:t xml:space="preserve">│ │ │ </w:t>
+      </w:r>
+      <w:r>
+        <w:rPr>
+          <w:rFonts w:ascii="MS Gothic" w:eastAsia="MS Gothic" w:hAnsi="MS Gothic" w:cs="MS Gothic" w:hint="eastAsia"/>
+        </w:rPr>
+        <w:t>├</w:t>
+      </w:r>
+      <w:r>
+        <w:rPr>
+          <w:rFonts w:ascii="Aptos" w:hAnsi="Aptos" w:cs="Aptos"/>
+        </w:rPr>
+        <w:t>──</w:t>
+      </w:r>
+      <w:r>
+        <w:t xml:space="preserve"> courses/</w:t>
+      </w:r>
+      <w:r>
+        <w:br/>
+        <w:t xml:space="preserve">│ │ │ │ </w:t>
+      </w:r>
+      <w:r>
+        <w:rPr>
+          <w:rFonts w:ascii="MS Gothic" w:eastAsia="MS Gothic" w:hAnsi="MS Gothic" w:cs="MS Gothic" w:hint="eastAsia"/>
+        </w:rPr>
+        <w:t>├</w:t>
+      </w:r>
+      <w:r>
+        <w:rPr>
+          <w:rFonts w:ascii="Aptos" w:hAnsi="Aptos" w:cs="Aptos"/>
+        </w:rPr>
+        <w:t>──</w:t>
+      </w:r>
+      <w:r>
+        <w:t xml:space="preserve"> courses_scraper.py</w:t>
+      </w:r>
+      <w:r>
+        <w:br/>
+        <w:t>│ │ │ │ └── data/courses.json</w:t>
+      </w:r>
+      <w:r>
+        <w:br/>
+        <w:t xml:space="preserve">│ │ │ </w:t>
+      </w:r>
+      <w:r>
+        <w:rPr>
+          <w:rFonts w:ascii="MS Gothic" w:eastAsia="MS Gothic" w:hAnsi="MS Gothic" w:cs="MS Gothic" w:hint="eastAsia"/>
+        </w:rPr>
+        <w:t>├</w:t>
+      </w:r>
+      <w:r>
+        <w:rPr>
+          <w:rFonts w:ascii="Aptos" w:hAnsi="Aptos" w:cs="Aptos"/>
+        </w:rPr>
+        <w:t>──</w:t>
+      </w:r>
+      <w:r>
+        <w:t xml:space="preserve"> jobs/</w:t>
+      </w:r>
+      <w:r>
+        <w:br/>
+        <w:t xml:space="preserve">│ │ │ │ </w:t>
+      </w:r>
+      <w:r>
+        <w:rPr>
+          <w:rFonts w:ascii="MS Gothic" w:eastAsia="MS Gothic" w:hAnsi="MS Gothic" w:cs="MS Gothic" w:hint="eastAsia"/>
+        </w:rPr>
+        <w:t>├</w:t>
+      </w:r>
+      <w:r>
+        <w:rPr>
+          <w:rFonts w:ascii="Aptos" w:hAnsi="Aptos" w:cs="Aptos"/>
+        </w:rPr>
+        <w:t>──</w:t>
+      </w:r>
+      <w:r>
+        <w:t xml:space="preserve"> jobs_scraper.py</w:t>
+      </w:r>
+      <w:r>
+        <w:br/>
+        <w:t xml:space="preserve">│ │ │ │ </w:t>
+      </w:r>
+      <w:r>
+        <w:rPr>
+          <w:rFonts w:ascii="MS Gothic" w:eastAsia="MS Gothic" w:hAnsi="MS Gothic" w:cs="MS Gothic" w:hint="eastAsia"/>
+        </w:rPr>
+        <w:t>├</w:t>
+      </w:r>
+      <w:r>
+        <w:rPr>
+          <w:rFonts w:ascii="Aptos" w:hAnsi="Aptos" w:cs="Aptos"/>
+        </w:rPr>
+        <w:t>──</w:t>
+      </w:r>
+      <w:r>
+        <w:t xml:space="preserve"> descriptions_scraper.py</w:t>
+      </w:r>
+      <w:r>
+        <w:br/>
+        <w:t xml:space="preserve">│ │ │ │ </w:t>
+      </w:r>
+      <w:r>
+        <w:rPr>
+          <w:rFonts w:ascii="MS Gothic" w:eastAsia="MS Gothic" w:hAnsi="MS Gothic" w:cs="MS Gothic" w:hint="eastAsia"/>
+        </w:rPr>
+        <w:t>├</w:t>
+      </w:r>
+      <w:r>
+        <w:rPr>
+          <w:rFonts w:ascii="Aptos" w:hAnsi="Aptos" w:cs="Aptos"/>
+        </w:rPr>
+        <w:t>──</w:t>
+      </w:r>
+      <w:r>
+        <w:t xml:space="preserve"> llm_scraper.py</w:t>
+      </w:r>
+      <w:r>
+        <w:br/>
+        <w:t>│ │ │ │ └── data/</w:t>
+      </w:r>
+      <w:r>
+        <w:br/>
+        <w:t xml:space="preserve">│ │ │ │ </w:t>
+      </w:r>
+      <w:r>
+        <w:rPr>
+          <w:rFonts w:ascii="MS Gothic" w:eastAsia="MS Gothic" w:hAnsi="MS Gothic" w:cs="MS Gothic" w:hint="eastAsia"/>
+        </w:rPr>
+        <w:t>├</w:t>
+      </w:r>
+      <w:r>
+        <w:rPr>
+          <w:rFonts w:ascii="Aptos" w:hAnsi="Aptos" w:cs="Aptos"/>
+        </w:rPr>
+        <w:t>──</w:t>
+      </w:r>
+      <w:r>
+        <w:t xml:space="preserve"> jobs_raw.csv</w:t>
+      </w:r>
+      <w:r>
+        <w:br/>
+        <w:t xml:space="preserve">│ │ │ │ </w:t>
+      </w:r>
+      <w:r>
+        <w:rPr>
+          <w:rFonts w:ascii="MS Gothic" w:eastAsia="MS Gothic" w:hAnsi="MS Gothic" w:cs="MS Gothic" w:hint="eastAsia"/>
+        </w:rPr>
+        <w:t>├</w:t>
+      </w:r>
+      <w:r>
+        <w:rPr>
+          <w:rFonts w:ascii="Aptos" w:hAnsi="Aptos" w:cs="Aptos"/>
+        </w:rPr>
+        <w:t>──</w:t>
+      </w:r>
+      <w:r>
+        <w:t xml:space="preserve"> jobs_descriptions.csv</w:t>
+      </w:r>
+      <w:r>
+        <w:br/>
+        <w:t xml:space="preserve">│ │ │ │ </w:t>
+      </w:r>
+      <w:r>
+        <w:rPr>
+          <w:rFonts w:ascii="MS Gothic" w:eastAsia="MS Gothic" w:hAnsi="MS Gothic" w:cs="MS Gothic" w:hint="eastAsia"/>
+        </w:rPr>
+        <w:t>├</w:t>
+      </w:r>
+      <w:r>
+        <w:rPr>
+          <w:rFonts w:ascii="Aptos" w:hAnsi="Aptos" w:cs="Aptos"/>
+        </w:rPr>
+        <w:t>──</w:t>
+      </w:r>
+      <w:r>
+        <w:t xml:space="preserve"> jobs_final.csv</w:t>
+      </w:r>
+      <w:r>
+        <w:br/>
+        <w:t xml:space="preserve">│ │ │ │ └── jobs_final.json # </w:t>
+      </w:r>
+      <w:r>
+        <w:rPr>
+          <w:rFonts w:ascii="Segoe UI Emoji" w:hAnsi="Segoe UI Emoji" w:cs="Segoe UI Emoji"/>
+        </w:rPr>
+        <w:t>🔥</w:t>
+      </w:r>
+      <w:r>
+        <w:t xml:space="preserve"> Dataset normalizado que se ingesta en la BD</w:t>
+      </w:r>
+      <w:r>
+        <w:br/>
+        <w:t xml:space="preserve">│ │ │ </w:t>
+      </w:r>
+      <w:r>
+        <w:rPr>
+          <w:rFonts w:ascii="MS Gothic" w:eastAsia="MS Gothic" w:hAnsi="MS Gothic" w:cs="MS Gothic" w:hint="eastAsia"/>
+        </w:rPr>
+        <w:t>├</w:t>
+      </w:r>
+      <w:r>
+        <w:rPr>
+          <w:rFonts w:ascii="Aptos" w:hAnsi="Aptos" w:cs="Aptos"/>
+        </w:rPr>
+        <w:t>──</w:t>
+      </w:r>
+      <w:r>
+        <w:t xml:space="preserve"> courses_dataset.json # Dataset de cursos recomendables</w:t>
+      </w:r>
+      <w:r>
+        <w:br/>
+        <w:t>│ │ │ └── values_dataset.json # Dataset de valores/cultura</w:t>
+      </w:r>
+      <w:r>
+        <w:br/>
+        <w:t>│ │ │</w:t>
+      </w:r>
+      <w:r>
+        <w:br/>
+        <w:t xml:space="preserve">│ │ </w:t>
+      </w:r>
+      <w:r>
+        <w:rPr>
+          <w:rFonts w:ascii="MS Gothic" w:eastAsia="MS Gothic" w:hAnsi="MS Gothic" w:cs="MS Gothic" w:hint="eastAsia"/>
+        </w:rPr>
+        <w:t>├</w:t>
+      </w:r>
+      <w:r>
+        <w:rPr>
+          <w:rFonts w:ascii="Aptos" w:hAnsi="Aptos" w:cs="Aptos"/>
+        </w:rPr>
+        <w:t>──</w:t>
+      </w:r>
+      <w:r>
+        <w:t xml:space="preserve"> hr_copilot/</w:t>
+      </w:r>
+      <w:r>
+        <w:br/>
+        <w:t xml:space="preserve">│ │ │ </w:t>
+      </w:r>
+      <w:r>
+        <w:rPr>
+          <w:rFonts w:ascii="MS Gothic" w:eastAsia="MS Gothic" w:hAnsi="MS Gothic" w:cs="MS Gothic" w:hint="eastAsia"/>
+        </w:rPr>
+        <w:t>├</w:t>
+      </w:r>
+      <w:r>
+        <w:rPr>
+          <w:rFonts w:ascii="Aptos" w:hAnsi="Aptos" w:cs="Aptos"/>
+        </w:rPr>
+        <w:t>──</w:t>
+      </w:r>
+      <w:r>
+        <w:t xml:space="preserve"> hr_copilot_tool.py</w:t>
+      </w:r>
+      <w:r>
+        <w:br/>
+        <w:t>│ │ │ └── prompt_templates.py</w:t>
+      </w:r>
+      <w:r>
+        <w:br/>
+      </w:r>
+      <w:r>
+        <w:lastRenderedPageBreak/>
+        <w:t xml:space="preserve">│ │ </w:t>
+      </w:r>
+      <w:r>
+        <w:rPr>
+          <w:rFonts w:ascii="MS Gothic" w:eastAsia="MS Gothic" w:hAnsi="MS Gothic" w:cs="MS Gothic" w:hint="eastAsia"/>
+        </w:rPr>
+        <w:t>├</w:t>
+      </w:r>
+      <w:r>
+        <w:rPr>
+          <w:rFonts w:ascii="Aptos" w:hAnsi="Aptos" w:cs="Aptos"/>
+        </w:rPr>
+        <w:t>──</w:t>
+      </w:r>
+      <w:r>
+        <w:t xml:space="preserve"> matching/</w:t>
+      </w:r>
+      <w:r>
+        <w:br/>
+        <w:t xml:space="preserve">│ │ │ </w:t>
+      </w:r>
+      <w:r>
+        <w:rPr>
+          <w:rFonts w:ascii="MS Gothic" w:eastAsia="MS Gothic" w:hAnsi="MS Gothic" w:cs="MS Gothic" w:hint="eastAsia"/>
+        </w:rPr>
+        <w:t>├</w:t>
+      </w:r>
+      <w:r>
+        <w:rPr>
+          <w:rFonts w:ascii="Aptos" w:hAnsi="Aptos" w:cs="Aptos"/>
+        </w:rPr>
+        <w:t>──</w:t>
+      </w:r>
+      <w:r>
+        <w:t xml:space="preserve"> matching_engine.py</w:t>
+      </w:r>
+      <w:r>
+        <w:br/>
+        <w:t xml:space="preserve">│ │ │ </w:t>
+      </w:r>
+      <w:r>
+        <w:rPr>
+          <w:rFonts w:ascii="MS Gothic" w:eastAsia="MS Gothic" w:hAnsi="MS Gothic" w:cs="MS Gothic" w:hint="eastAsia"/>
+        </w:rPr>
+        <w:t>├</w:t>
+      </w:r>
+      <w:r>
+        <w:rPr>
+          <w:rFonts w:ascii="Aptos" w:hAnsi="Aptos" w:cs="Aptos"/>
+        </w:rPr>
+        <w:t>──</w:t>
+      </w:r>
+      <w:r>
+        <w:t xml:space="preserve"> team_fit.py</w:t>
+      </w:r>
+      <w:r>
+        <w:br/>
+        <w:t>│ │ │ └── co_teaching.py</w:t>
+      </w:r>
+      <w:r>
+        <w:br/>
+        <w:t>│ │</w:t>
+      </w:r>
+      <w:r>
+        <w:br/>
+        <w:t xml:space="preserve">│ </w:t>
+      </w:r>
+      <w:r>
+        <w:rPr>
+          <w:rFonts w:ascii="MS Gothic" w:eastAsia="MS Gothic" w:hAnsi="MS Gothic" w:cs="MS Gothic" w:hint="eastAsia"/>
+        </w:rPr>
+        <w:t>├</w:t>
+      </w:r>
+      <w:r>
+        <w:rPr>
+          <w:rFonts w:ascii="Aptos" w:hAnsi="Aptos" w:cs="Aptos"/>
+        </w:rPr>
+        <w:t>──</w:t>
+      </w:r>
+      <w:r>
+        <w:t xml:space="preserve"> models/ # SQLAlchemy</w:t>
+      </w:r>
+      <w:r>
+        <w:br/>
+        <w:t xml:space="preserve">│ │ </w:t>
+      </w:r>
+      <w:r>
+        <w:rPr>
+          <w:rFonts w:ascii="MS Gothic" w:eastAsia="MS Gothic" w:hAnsi="MS Gothic" w:cs="MS Gothic" w:hint="eastAsia"/>
+        </w:rPr>
+        <w:t>├</w:t>
+      </w:r>
+      <w:r>
+        <w:rPr>
+          <w:rFonts w:ascii="Aptos" w:hAnsi="Aptos" w:cs="Aptos"/>
+        </w:rPr>
+        <w:t>──</w:t>
+      </w:r>
+      <w:r>
+        <w:t xml:space="preserve"> __init__.py # expone Base e importa todos los modelos</w:t>
+      </w:r>
+      <w:r>
+        <w:br/>
+        <w:t xml:space="preserve">│ │ </w:t>
+      </w:r>
+      <w:r>
+        <w:rPr>
+          <w:rFonts w:ascii="MS Gothic" w:eastAsia="MS Gothic" w:hAnsi="MS Gothic" w:cs="MS Gothic" w:hint="eastAsia"/>
+        </w:rPr>
+        <w:t>├</w:t>
+      </w:r>
+      <w:r>
+        <w:rPr>
+          <w:rFonts w:ascii="Aptos" w:hAnsi="Aptos" w:cs="Aptos"/>
+        </w:rPr>
+        <w:t>──</w:t>
+      </w:r>
+      <w:r>
+        <w:t xml:space="preserve"> base.py # Base = declarative_base(), TimestampMixin</w:t>
+      </w:r>
+      <w:r>
+        <w:br/>
+        <w:t xml:space="preserve">│ │ </w:t>
+      </w:r>
+      <w:r>
+        <w:rPr>
+          <w:rFonts w:ascii="MS Gothic" w:eastAsia="MS Gothic" w:hAnsi="MS Gothic" w:cs="MS Gothic" w:hint="eastAsia"/>
+        </w:rPr>
+        <w:t>├</w:t>
+      </w:r>
+      <w:r>
+        <w:rPr>
+          <w:rFonts w:ascii="Aptos" w:hAnsi="Aptos" w:cs="Aptos"/>
+        </w:rPr>
+        <w:t>──</w:t>
+      </w:r>
+      <w:r>
+        <w:t xml:space="preserve"> users.py # User</w:t>
+      </w:r>
+      <w:r>
+        <w:br/>
+        <w:t xml:space="preserve">│ │ </w:t>
+      </w:r>
+      <w:r>
+        <w:rPr>
+          <w:rFonts w:ascii="MS Gothic" w:eastAsia="MS Gothic" w:hAnsi="MS Gothic" w:cs="MS Gothic" w:hint="eastAsia"/>
+        </w:rPr>
+        <w:t>├</w:t>
+      </w:r>
+      <w:r>
+        <w:rPr>
+          <w:rFonts w:ascii="Aptos" w:hAnsi="Aptos" w:cs="Aptos"/>
+        </w:rPr>
+        <w:t>──</w:t>
+      </w:r>
+      <w:r>
+        <w:t xml:space="preserve"> candidates.py # Candidate</w:t>
+      </w:r>
+      <w:r>
+        <w:br/>
+        <w:t xml:space="preserve">│ │ </w:t>
+      </w:r>
+      <w:r>
+        <w:rPr>
+          <w:rFonts w:ascii="MS Gothic" w:eastAsia="MS Gothic" w:hAnsi="MS Gothic" w:cs="MS Gothic" w:hint="eastAsia"/>
+        </w:rPr>
+        <w:t>├</w:t>
+      </w:r>
+      <w:r>
+        <w:rPr>
+          <w:rFonts w:ascii="Aptos" w:hAnsi="Aptos" w:cs="Aptos"/>
+        </w:rPr>
+        <w:t>──</w:t>
+      </w:r>
+      <w:r>
+        <w:t xml:space="preserve"> companies.py # Company, CompanyCulture</w:t>
+      </w:r>
+      <w:r>
+        <w:br/>
+        <w:t xml:space="preserve">│ │ </w:t>
+      </w:r>
+      <w:r>
+        <w:rPr>
+          <w:rFonts w:ascii="MS Gothic" w:eastAsia="MS Gothic" w:hAnsi="MS Gothic" w:cs="MS Gothic" w:hint="eastAsia"/>
+        </w:rPr>
+        <w:t>├</w:t>
+      </w:r>
+      <w:r>
+        <w:rPr>
+          <w:rFonts w:ascii="Aptos" w:hAnsi="Aptos" w:cs="Aptos"/>
+        </w:rPr>
+        <w:t>──</w:t>
+      </w:r>
+      <w:r>
+        <w:t xml:space="preserve"> jobs.py # Job, TeamProfile, TeamMember, Application, JobRecommendation, CoTeachingPair</w:t>
+      </w:r>
+      <w:r>
+        <w:br/>
+        <w:t xml:space="preserve">│ │ </w:t>
+      </w:r>
+      <w:r>
+        <w:rPr>
+          <w:rFonts w:ascii="MS Gothic" w:eastAsia="MS Gothic" w:hAnsi="MS Gothic" w:cs="MS Gothic" w:hint="eastAsia"/>
+        </w:rPr>
+        <w:t>├</w:t>
+      </w:r>
+      <w:r>
+        <w:rPr>
+          <w:rFonts w:ascii="Aptos" w:hAnsi="Aptos" w:cs="Aptos"/>
+        </w:rPr>
+        <w:t>──</w:t>
+      </w:r>
+      <w:r>
+        <w:t xml:space="preserve"> interviews.py # CandidateInterview (HR Copilot)</w:t>
+      </w:r>
+      <w:r>
+        <w:br/>
+        <w:t>│ │ └── skills.py # CandidateSkill, JobSkill</w:t>
+      </w:r>
+      <w:r>
+        <w:br/>
+        <w:t>│ │</w:t>
+      </w:r>
+      <w:r>
+        <w:br/>
+        <w:t xml:space="preserve">│ </w:t>
+      </w:r>
+      <w:r>
+        <w:rPr>
+          <w:rFonts w:ascii="MS Gothic" w:eastAsia="MS Gothic" w:hAnsi="MS Gothic" w:cs="MS Gothic" w:hint="eastAsia"/>
+        </w:rPr>
+        <w:t>├</w:t>
+      </w:r>
+      <w:r>
+        <w:rPr>
+          <w:rFonts w:ascii="Aptos" w:hAnsi="Aptos" w:cs="Aptos"/>
+        </w:rPr>
+        <w:t>──</w:t>
+      </w:r>
+      <w:r>
+        <w:t xml:space="preserve"> db/</w:t>
+      </w:r>
+      <w:r>
+        <w:br/>
+        <w:t xml:space="preserve">│ │ </w:t>
+      </w:r>
+      <w:r>
+        <w:rPr>
+          <w:rFonts w:ascii="MS Gothic" w:eastAsia="MS Gothic" w:hAnsi="MS Gothic" w:cs="MS Gothic" w:hint="eastAsia"/>
+        </w:rPr>
+        <w:t>├</w:t>
+      </w:r>
+      <w:r>
+        <w:rPr>
+          <w:rFonts w:ascii="Aptos" w:hAnsi="Aptos" w:cs="Aptos"/>
+        </w:rPr>
+        <w:t>──</w:t>
+      </w:r>
+      <w:r>
+        <w:t xml:space="preserve"> session.py # engine + SessionLocal (SQLAlchemy)</w:t>
+      </w:r>
+      <w:r>
+        <w:br/>
+        <w:t xml:space="preserve">│ │ </w:t>
+      </w:r>
+      <w:r>
+        <w:rPr>
+          <w:rFonts w:ascii="MS Gothic" w:eastAsia="MS Gothic" w:hAnsi="MS Gothic" w:cs="MS Gothic" w:hint="eastAsia"/>
+        </w:rPr>
+        <w:t>├</w:t>
+      </w:r>
+      <w:r>
+        <w:rPr>
+          <w:rFonts w:ascii="Aptos" w:hAnsi="Aptos" w:cs="Aptos"/>
+        </w:rPr>
+        <w:t>──</w:t>
+      </w:r>
+      <w:r>
+        <w:t xml:space="preserve"> init_db.py # crea todas las tablas si no existen</w:t>
+      </w:r>
+      <w:r>
+        <w:br/>
+        <w:t xml:space="preserve">│ │ </w:t>
+      </w:r>
+      <w:r>
+        <w:rPr>
+          <w:rFonts w:ascii="MS Gothic" w:eastAsia="MS Gothic" w:hAnsi="MS Gothic" w:cs="MS Gothic" w:hint="eastAsia"/>
+        </w:rPr>
+        <w:t>├</w:t>
+      </w:r>
+      <w:r>
+        <w:rPr>
+          <w:rFonts w:ascii="Aptos" w:hAnsi="Aptos" w:cs="Aptos"/>
+        </w:rPr>
+        <w:t>──</w:t>
+      </w:r>
+      <w:r>
+        <w:t xml:space="preserve"> seed_jobs_from_scraping.py # </w:t>
+      </w:r>
+      <w:r>
+        <w:rPr>
+          <w:rFonts w:ascii="Segoe UI Emoji" w:hAnsi="Segoe UI Emoji" w:cs="Segoe UI Emoji"/>
+        </w:rPr>
+        <w:t>🔥</w:t>
+      </w:r>
+      <w:r>
+        <w:t xml:space="preserve"> ingesta jobs_final.json → tabla jobs (+ empresas)</w:t>
+      </w:r>
+      <w:r>
+        <w:br/>
+        <w:t>│ │ └── init.sql (opcional / legado)</w:t>
+      </w:r>
+      <w:r>
+        <w:br/>
+        <w:t>│ │</w:t>
+      </w:r>
+      <w:r>
+        <w:br/>
+        <w:t>│ └── tests/</w:t>
+      </w:r>
+      <w:r>
+        <w:br/>
+        <w:t xml:space="preserve">│ </w:t>
+      </w:r>
+      <w:r>
+        <w:rPr>
+          <w:rFonts w:ascii="MS Gothic" w:eastAsia="MS Gothic" w:hAnsi="MS Gothic" w:cs="MS Gothic" w:hint="eastAsia"/>
+        </w:rPr>
+        <w:t>├</w:t>
+      </w:r>
+      <w:r>
+        <w:rPr>
+          <w:rFonts w:ascii="Aptos" w:hAnsi="Aptos" w:cs="Aptos"/>
+        </w:rPr>
+        <w:t>──</w:t>
+      </w:r>
+      <w:r>
+        <w:t xml:space="preserve"> test_copilot.py</w:t>
+      </w:r>
+      <w:r>
+        <w:br/>
+        <w:t xml:space="preserve">│ </w:t>
+      </w:r>
+      <w:r>
+        <w:rPr>
+          <w:rFonts w:ascii="MS Gothic" w:eastAsia="MS Gothic" w:hAnsi="MS Gothic" w:cs="MS Gothic" w:hint="eastAsia"/>
+        </w:rPr>
+        <w:t>├</w:t>
+      </w:r>
+      <w:r>
+        <w:rPr>
+          <w:rFonts w:ascii="Aptos" w:hAnsi="Aptos" w:cs="Aptos"/>
+        </w:rPr>
+        <w:t>──</w:t>
+      </w:r>
+      <w:r>
+        <w:t xml:space="preserve"> test_ocr.py</w:t>
+      </w:r>
+      <w:r>
+        <w:br/>
+        <w:t>│ └── test_skills.py</w:t>
+      </w:r>
+      <w:r>
+        <w:br/>
+        <w:t>│</w:t>
+      </w:r>
+      <w:r>
+        <w:br/>
+      </w:r>
+      <w:r>
+        <w:rPr>
+          <w:rFonts w:ascii="MS Gothic" w:eastAsia="MS Gothic" w:hAnsi="MS Gothic" w:cs="MS Gothic" w:hint="eastAsia"/>
+        </w:rPr>
+        <w:t>├</w:t>
+      </w:r>
+      <w:r>
+        <w:rPr>
+          <w:rFonts w:ascii="Aptos" w:hAnsi="Aptos" w:cs="Aptos"/>
+        </w:rPr>
+        <w:t>──</w:t>
+      </w:r>
+      <w:r>
+        <w:t xml:space="preserve"> frontend/</w:t>
+      </w:r>
+      <w:r>
+        <w:br/>
+        <w:t xml:space="preserve">│ </w:t>
+      </w:r>
+      <w:r>
+        <w:rPr>
+          <w:rFonts w:ascii="MS Gothic" w:eastAsia="MS Gothic" w:hAnsi="MS Gothic" w:cs="MS Gothic" w:hint="eastAsia"/>
+        </w:rPr>
+        <w:t>├</w:t>
+      </w:r>
+      <w:r>
+        <w:rPr>
+          <w:rFonts w:ascii="Aptos" w:hAnsi="Aptos" w:cs="Aptos"/>
+        </w:rPr>
+        <w:t>──</w:t>
+      </w:r>
+      <w:r>
+        <w:t xml:space="preserve"> Dockerfile</w:t>
+      </w:r>
+      <w:r>
+        <w:br/>
+        <w:t xml:space="preserve">│ </w:t>
+      </w:r>
+      <w:r>
+        <w:rPr>
+          <w:rFonts w:ascii="MS Gothic" w:eastAsia="MS Gothic" w:hAnsi="MS Gothic" w:cs="MS Gothic" w:hint="eastAsia"/>
+        </w:rPr>
+        <w:t>├</w:t>
+      </w:r>
+      <w:r>
+        <w:rPr>
+          <w:rFonts w:ascii="Aptos" w:hAnsi="Aptos" w:cs="Aptos"/>
+        </w:rPr>
+        <w:t>──</w:t>
+      </w:r>
+      <w:r>
+        <w:t xml:space="preserve"> requirements.txt</w:t>
+      </w:r>
+      <w:r>
+        <w:br/>
+        <w:t xml:space="preserve">│ </w:t>
+      </w:r>
+      <w:r>
+        <w:rPr>
+          <w:rFonts w:ascii="MS Gothic" w:eastAsia="MS Gothic" w:hAnsi="MS Gothic" w:cs="MS Gothic" w:hint="eastAsia"/>
+        </w:rPr>
+        <w:t>├</w:t>
+      </w:r>
+      <w:r>
+        <w:rPr>
+          <w:rFonts w:ascii="Aptos" w:hAnsi="Aptos" w:cs="Aptos"/>
+        </w:rPr>
+        <w:t>──</w:t>
+      </w:r>
+      <w:r>
+        <w:t xml:space="preserve"> app.py # routing, roles, sesión, layout, landing y login UI</w:t>
+      </w:r>
+      <w:r>
+        <w:br/>
+        <w:t xml:space="preserve">│ </w:t>
+      </w:r>
+      <w:r>
+        <w:rPr>
+          <w:rFonts w:ascii="MS Gothic" w:eastAsia="MS Gothic" w:hAnsi="MS Gothic" w:cs="MS Gothic" w:hint="eastAsia"/>
+        </w:rPr>
+        <w:t>├</w:t>
+      </w:r>
+      <w:r>
+        <w:rPr>
+          <w:rFonts w:ascii="Aptos" w:hAnsi="Aptos" w:cs="Aptos"/>
+        </w:rPr>
+        <w:t>──</w:t>
+      </w:r>
+      <w:r>
+        <w:t xml:space="preserve"> utils.py # tema, helpers, get_backend_url(), api_get/api_post, sesión</w:t>
+      </w:r>
+      <w:r>
+        <w:br/>
+        <w:t xml:space="preserve">│ </w:t>
+      </w:r>
+      <w:r>
+        <w:rPr>
+          <w:rFonts w:ascii="MS Gothic" w:eastAsia="MS Gothic" w:hAnsi="MS Gothic" w:cs="MS Gothic" w:hint="eastAsia"/>
+        </w:rPr>
+        <w:t>├</w:t>
+      </w:r>
+      <w:r>
+        <w:rPr>
+          <w:rFonts w:ascii="Aptos" w:hAnsi="Aptos" w:cs="Aptos"/>
+        </w:rPr>
+        <w:t>──</w:t>
+      </w:r>
+      <w:r>
+        <w:t xml:space="preserve"> images/ # </w:t>
+      </w:r>
+      <w:r>
+        <w:rPr>
+          <w:rFonts w:ascii="Segoe UI Emoji" w:hAnsi="Segoe UI Emoji" w:cs="Segoe UI Emoji"/>
+        </w:rPr>
+        <w:t>📷</w:t>
+      </w:r>
+      <w:r>
+        <w:t xml:space="preserve"> assets UI</w:t>
+      </w:r>
+      <w:r>
+        <w:br/>
+        <w:t xml:space="preserve">│ │ </w:t>
+      </w:r>
+      <w:r>
+        <w:rPr>
+          <w:rFonts w:ascii="MS Gothic" w:eastAsia="MS Gothic" w:hAnsi="MS Gothic" w:cs="MS Gothic" w:hint="eastAsia"/>
+        </w:rPr>
+        <w:t>├</w:t>
+      </w:r>
+      <w:r>
+        <w:rPr>
+          <w:rFonts w:ascii="Aptos" w:hAnsi="Aptos" w:cs="Aptos"/>
+        </w:rPr>
+        <w:t>──</w:t>
+      </w:r>
+      <w:r>
+        <w:t xml:space="preserve"> banner_barra_lateral.png # branding vertical en sidebar</w:t>
+      </w:r>
+      <w:r>
+        <w:br/>
+        <w:t xml:space="preserve">│ │ </w:t>
+      </w:r>
+      <w:r>
+        <w:rPr>
+          <w:rFonts w:ascii="MS Gothic" w:eastAsia="MS Gothic" w:hAnsi="MS Gothic" w:cs="MS Gothic" w:hint="eastAsia"/>
+        </w:rPr>
+        <w:t>├</w:t>
+      </w:r>
+      <w:r>
+        <w:rPr>
+          <w:rFonts w:ascii="Aptos" w:hAnsi="Aptos" w:cs="Aptos"/>
+        </w:rPr>
+        <w:t>──</w:t>
+      </w:r>
+      <w:r>
+        <w:t xml:space="preserve"> banner_inicio_sesion.png # banner MatchKey en login</w:t>
+      </w:r>
+      <w:r>
+        <w:br/>
+        <w:t xml:space="preserve">│ │ </w:t>
+      </w:r>
+      <w:r>
+        <w:rPr>
+          <w:rFonts w:ascii="MS Gothic" w:eastAsia="MS Gothic" w:hAnsi="MS Gothic" w:cs="MS Gothic" w:hint="eastAsia"/>
+        </w:rPr>
+        <w:t>├</w:t>
+      </w:r>
+      <w:r>
+        <w:rPr>
+          <w:rFonts w:ascii="Aptos" w:hAnsi="Aptos" w:cs="Aptos"/>
+        </w:rPr>
+        <w:t>──</w:t>
+      </w:r>
+      <w:r>
+        <w:t xml:space="preserve"> candidate_home_illustration.png # ilustración home candidato</w:t>
+      </w:r>
+      <w:r>
+        <w:br/>
+        <w:t>│ │ └── company_home_illustration.png # ilustración home empresa</w:t>
+      </w:r>
+      <w:r>
+        <w:br/>
+        <w:t xml:space="preserve">│ </w:t>
+      </w:r>
+      <w:r>
+        <w:rPr>
+          <w:rFonts w:ascii="MS Gothic" w:eastAsia="MS Gothic" w:hAnsi="MS Gothic" w:cs="MS Gothic" w:hint="eastAsia"/>
+        </w:rPr>
+        <w:t>├</w:t>
+      </w:r>
+      <w:r>
+        <w:rPr>
+          <w:rFonts w:ascii="Aptos" w:hAnsi="Aptos" w:cs="Aptos"/>
+        </w:rPr>
+        <w:t>──</w:t>
+      </w:r>
+      <w:r>
+        <w:t xml:space="preserve"> candidate/</w:t>
+      </w:r>
+      <w:r>
+        <w:br/>
+      </w:r>
+      <w:r>
+        <w:lastRenderedPageBreak/>
+        <w:t xml:space="preserve">│ │ </w:t>
+      </w:r>
+      <w:r>
+        <w:rPr>
+          <w:rFonts w:ascii="MS Gothic" w:eastAsia="MS Gothic" w:hAnsi="MS Gothic" w:cs="MS Gothic" w:hint="eastAsia"/>
+        </w:rPr>
+        <w:t>├</w:t>
+      </w:r>
+      <w:r>
+        <w:rPr>
+          <w:rFonts w:ascii="Aptos" w:hAnsi="Aptos" w:cs="Aptos"/>
+        </w:rPr>
+        <w:t>──</w:t>
+      </w:r>
+      <w:r>
         <w:t xml:space="preserve"> __init__.py</w:t>
       </w:r>
       <w:r>
@@ -1727,7 +1787,7 @@
         <w:t>──</w:t>
       </w:r>
       <w:r>
-        <w:t xml:space="preserve"> planificacion/ # Workflows, contexto, guía básica, prompts</w:t>
+        <w:t xml:space="preserve"> planificacion/</w:t>
       </w:r>
       <w:r>
         <w:br/>
@@ -1808,8 +1868,8 @@
     </w:p>
     <w:p>
       <w:r>
-        <w:pict w14:anchorId="3C3B267A">
-          <v:rect id="_x0000_i2146" style="width:0;height:1.5pt" o:hralign="center" o:hrstd="t" o:hr="t" fillcolor="#a0a0a0" stroked="f"/>
+        <w:pict w14:anchorId="0D197C42">
+          <v:rect id="_x0000_i2280" style="width:0;height:1.5pt" o:hralign="center" o:hrstd="t" o:hr="t" fillcolor="#a0a0a0" stroked="f"/>
         </w:pict>
       </w:r>
     </w:p>
@@ -1827,81 +1887,115 @@
     <w:p>
       <w:r>
         <w:rPr>
+          <w:i/>
+          <w:iCs/>
+        </w:rPr>
+        <w:t>(Sin cambios funcionales; se mantiene igual que en la versión anterior del documento.)</w:t>
+      </w:r>
+    </w:p>
+    <w:p>
+      <w:r>
+        <w:pict w14:anchorId="25C0A481">
+          <v:rect id="_x0000_i2281" style="width:0;height:1.5pt" o:hralign="center" o:hrstd="t" o:hr="t" fillcolor="#a0a0a0" stroked="f"/>
+        </w:pict>
+      </w:r>
+    </w:p>
+    <w:p>
+      <w:r>
+        <w:rPr>
           <w:rFonts w:ascii="Segoe UI Emoji" w:hAnsi="Segoe UI Emoji" w:cs="Segoe UI Emoji"/>
         </w:rPr>
-        <w:t>📄</w:t>
-      </w:r>
-      <w:r>
-        <w:t xml:space="preserve"> 3.1 Document Parser (Pablo M)</w:t>
-      </w:r>
-      <w:r>
-        <w:br/>
-        <w:t>Archivo: backend/app/services/ocr/document_parser.py</w:t>
-      </w:r>
-      <w:r>
-        <w:br/>
-        <w:t>Funciones principales:</w:t>
-      </w:r>
-      <w:r>
-        <w:br/>
-        <w:t>• parse_pdf(path) → lee PDFs (con OCR si hace falta).</w:t>
-      </w:r>
-      <w:r>
-        <w:br/>
-        <w:t>• parse_docx(path) → lee DOCX.</w:t>
-      </w:r>
-      <w:r>
-        <w:br/>
-        <w:t>• parse_image(path) → OCR de imágenes (JPG/PNG).</w:t>
-      </w:r>
-      <w:r>
-        <w:br/>
-        <w:t>• clean_text(text) → normaliza texto.</w:t>
-      </w:r>
-      <w:r>
-        <w:br/>
-        <w:t>• run(file) → wrapper MCP que decide el parser según el tipo de archivo.</w:t>
-      </w:r>
-    </w:p>
-    <w:p>
-      <w:r>
-        <w:t>Salida tipo JSON:</w:t>
-      </w:r>
-    </w:p>
-    <w:p>
-      <w:r>
-        <w:t>{</w:t>
-      </w:r>
-    </w:p>
-    <w:p>
-      <w:r>
-        <w:t xml:space="preserve">  "raw_text": "...",</w:t>
-      </w:r>
-    </w:p>
-    <w:p>
-      <w:r>
-        <w:t xml:space="preserve">  "clean_text": "...",</w:t>
-      </w:r>
-    </w:p>
-    <w:p>
+        <w:t>📡</w:t>
+      </w:r>
+      <w:r>
+        <w:t xml:space="preserve"> 4. Backend FastAPI (Miguel)</w:t>
+      </w:r>
+    </w:p>
+    <w:p>
+      <w:r>
+        <w:rPr>
+          <w:i/>
+          <w:iCs/>
+        </w:rPr>
+        <w:t>(Igual que en la versión anterior: endpoints /auth/login, /candidates, /companies, /jobs, /copilot, /matching, con /jobs/{id}/apply creando Application.)</w:t>
+      </w:r>
+    </w:p>
+    <w:p>
+      <w:r>
+        <w:pict w14:anchorId="6A73A900">
+          <v:rect id="_x0000_i2282" style="width:0;height:1.5pt" o:hralign="center" o:hrstd="t" o:hr="t" fillcolor="#a0a0a0" stroked="f"/>
+        </w:pict>
+      </w:r>
+    </w:p>
+    <w:p>
+      <w:r>
+        <w:rPr>
+          <w:rFonts w:ascii="Segoe UI Emoji" w:hAnsi="Segoe UI Emoji" w:cs="Segoe UI Emoji"/>
+        </w:rPr>
+        <w:t>🎨</w:t>
+      </w:r>
+      <w:r>
+        <w:t xml:space="preserve"> 5. Frontend Streamlit (Miguel)</w:t>
+      </w:r>
+    </w:p>
+    <w:p>
+      <w:r>
+        <w:t>Tema visual: apply_accenture_</w:t>
+      </w:r>
+      <w:proofErr w:type="gramStart"/>
+      <w:r>
+        <w:t>theme(</w:t>
+      </w:r>
+      <w:proofErr w:type="gramEnd"/>
+      <w:r>
+        <w:t>) en utils.py, con color principal morado #A100FF.</w:t>
+      </w:r>
+    </w:p>
+    <w:p>
+      <w:r>
+        <w:t xml:space="preserve">Portales totalmente aislados por </w:t>
+      </w:r>
+      <w:proofErr w:type="gramStart"/>
+      <w:r>
+        <w:t>st.session</w:t>
+      </w:r>
+      <w:proofErr w:type="gramEnd"/>
+      <w:r>
+        <w:t>_state["role"]:</w:t>
+      </w:r>
+    </w:p>
+    <w:p>
+      <w:proofErr w:type="gramStart"/>
       <w:r>
         <w:lastRenderedPageBreak/>
-        <w:t xml:space="preserve">  "metadata": {</w:t>
-      </w:r>
-    </w:p>
-    <w:p>
-      <w:r>
-        <w:t xml:space="preserve">    "source_type": "pdf|docx|image",</w:t>
-      </w:r>
-    </w:p>
-    <w:p>
-      <w:r>
-        <w:t xml:space="preserve">    "num_words": 1200</w:t>
-      </w:r>
-    </w:p>
-    <w:p>
-      <w:r>
-        <w:t xml:space="preserve">  }</w:t>
+        <w:t>st.session</w:t>
+      </w:r>
+      <w:proofErr w:type="gramEnd"/>
+      <w:r>
+        <w:t>_</w:t>
+      </w:r>
+      <w:proofErr w:type="gramStart"/>
+      <w:r>
+        <w:t>state.auth</w:t>
+      </w:r>
+      <w:proofErr w:type="gramEnd"/>
+      <w:r>
+        <w:t xml:space="preserve"> = {</w:t>
+      </w:r>
+    </w:p>
+    <w:p>
+      <w:r>
+        <w:t xml:space="preserve">    "is_authenticated": bool,</w:t>
+      </w:r>
+    </w:p>
+    <w:p>
+      <w:r>
+        <w:t xml:space="preserve">    "user_id": ...,</w:t>
+      </w:r>
+    </w:p>
+    <w:p>
+      <w:r>
+        <w:t xml:space="preserve">    "email": ...,</w:t>
       </w:r>
     </w:p>
     <w:p>
@@ -1910,1683 +2004,1619 @@
       </w:r>
     </w:p>
     <w:p>
-      <w:r>
-        <w:rPr>
-          <w:rFonts w:ascii="Segoe UI Emoji" w:hAnsi="Segoe UI Emoji" w:cs="Segoe UI Emoji"/>
-        </w:rPr>
-        <w:t>🧠</w:t>
-      </w:r>
-      <w:r>
-        <w:t xml:space="preserve"> 3.2 Skills Extractor (Pablo M)</w:t>
-      </w:r>
-      <w:r>
-        <w:br/>
-        <w:t>Archivo: backend/app/services/skills/skills_extractor.py</w:t>
-      </w:r>
-      <w:r>
-        <w:br/>
-        <w:t>Diccionario: skills_dictionary.json</w:t>
-      </w:r>
-    </w:p>
-    <w:p>
-      <w:r>
-        <w:t>Funciones:</w:t>
-      </w:r>
-      <w:r>
-        <w:br/>
-        <w:t>• extract_exact(text)</w:t>
-      </w:r>
-      <w:r>
-        <w:br/>
-        <w:t>• extract_tfidf(text)</w:t>
-      </w:r>
-      <w:r>
-        <w:br/>
-        <w:t>• extract_embeddings(text)</w:t>
-      </w:r>
-      <w:r>
-        <w:br/>
-        <w:t>• classify_must_nice(text) → separa requisitos en Must-have / Nice-to-have.</w:t>
-      </w:r>
-      <w:r>
-        <w:br/>
-        <w:t>• run(text) → wrapper MCP general.</w:t>
-      </w:r>
-    </w:p>
-    <w:p>
-      <w:r>
-        <w:t>Salida tipo JSON:</w:t>
-      </w:r>
-    </w:p>
-    <w:p>
-      <w:r>
-        <w:t>{</w:t>
-      </w:r>
-    </w:p>
-    <w:p>
-      <w:r>
-        <w:t xml:space="preserve">  "must_have": ["Python", "SQL", "Power BI"],</w:t>
-      </w:r>
-    </w:p>
-    <w:p>
-      <w:r>
-        <w:t xml:space="preserve">  "nice_to_have": ["Machine Learning", "Docker"],</w:t>
-      </w:r>
-    </w:p>
-    <w:p>
-      <w:r>
-        <w:t xml:space="preserve">  "all_skills": ["Python", "SQL", "Power BI", "Machine Learning", "Docker", "..."]</w:t>
-      </w:r>
-    </w:p>
-    <w:p>
-      <w:r>
-        <w:t>}</w:t>
-      </w:r>
-    </w:p>
-    <w:p>
-      <w:r>
-        <w:rPr>
-          <w:rFonts w:ascii="Segoe UI Emoji" w:hAnsi="Segoe UI Emoji" w:cs="Segoe UI Emoji"/>
-        </w:rPr>
-        <w:t>💜</w:t>
-      </w:r>
-      <w:r>
-        <w:t xml:space="preserve"> 3.3 HR Copilot (Asier)</w:t>
-      </w:r>
-      <w:r>
-        <w:br/>
-        <w:t>Archivo: backend/app/services/hr_copilot/hr_copilot_tool.py</w:t>
-      </w:r>
-    </w:p>
-    <w:p>
-      <w:r>
-        <w:t>Entrada desde frontend candidato:</w:t>
-      </w:r>
-      <w:r>
-        <w:br/>
-        <w:t>• candidate_id</w:t>
-      </w:r>
-      <w:r>
-        <w:br/>
-        <w:t>• answers: [ { "question": "...", "answer": "..." }, ... ]</w:t>
-      </w:r>
-    </w:p>
-    <w:p>
-      <w:r>
-        <w:t>Funciones:</w:t>
-      </w:r>
-      <w:r>
-        <w:br/>
-        <w:t>• run(answers)</w:t>
-      </w:r>
-      <w:r>
-        <w:br/>
-        <w:t>• extract_motivations(answers)</w:t>
-      </w:r>
-      <w:r>
-        <w:br/>
-        <w:t>• extract_values(answers)</w:t>
-      </w:r>
-      <w:r>
-        <w:br/>
-        <w:t>• extract_softskills(answers)</w:t>
-      </w:r>
-      <w:r>
-        <w:br/>
-        <w:t>• extract_team_preferences(answers)</w:t>
-      </w:r>
-      <w:r>
-        <w:br/>
-        <w:t>• generate_summary(answers)</w:t>
-      </w:r>
-    </w:p>
-    <w:p>
-      <w:r>
-        <w:t>Salida tipo JSON (lo que muestra call_ai.py):</w:t>
-      </w:r>
-    </w:p>
-    <w:p>
-      <w:r>
-        <w:lastRenderedPageBreak/>
-        <w:t>{</w:t>
-      </w:r>
-    </w:p>
-    <w:p>
-      <w:r>
-        <w:t xml:space="preserve">  "motivaciones": "...",</w:t>
-      </w:r>
-    </w:p>
-    <w:p>
-      <w:r>
-        <w:t xml:space="preserve">  "experiencia_clave": ["...", "..."],</w:t>
-      </w:r>
-    </w:p>
-    <w:p>
-      <w:r>
-        <w:t xml:space="preserve">  "valores_detectados": ["Innovación", "Trabajo en equipo"],</w:t>
-      </w:r>
-    </w:p>
-    <w:p>
-      <w:r>
-        <w:t xml:space="preserve">  "soft_skills": ["Comunicación", "Adaptabilidad", "Pensamiento crítico"],</w:t>
-      </w:r>
-    </w:p>
-    <w:p>
-      <w:r>
-        <w:t xml:space="preserve">  "preferencias_equipo": "...",</w:t>
-      </w:r>
-    </w:p>
-    <w:p>
-      <w:r>
-        <w:t xml:space="preserve">  "resumen_psicologico": "..."</w:t>
-      </w:r>
-    </w:p>
-    <w:p>
-      <w:r>
-        <w:t>}</w:t>
-      </w:r>
-    </w:p>
-    <w:p>
-      <w:r>
-        <w:t>Esta información se guarda y se puede reutilizar para transparencia al candidato y para alimentar matching_engine y team_fit.</w:t>
-      </w:r>
-    </w:p>
-    <w:p>
-      <w:r>
-        <w:rPr>
-          <w:rFonts w:ascii="Segoe UI Emoji" w:hAnsi="Segoe UI Emoji" w:cs="Segoe UI Emoji"/>
-        </w:rPr>
-        <w:t>🧲</w:t>
-      </w:r>
-      <w:r>
-        <w:t xml:space="preserve"> 3.4 Scraping de valores, cursos y vacantes (Pablo + Pablo M)</w:t>
-      </w:r>
-      <w:r>
-        <w:br/>
-        <w:t>Carpeta: backend/app/services/scraping/</w:t>
-      </w:r>
-    </w:p>
-    <w:p>
-      <w:r>
-        <w:t>• companies/companies_values_scraper.py</w:t>
-      </w:r>
-      <w:r>
-        <w:br/>
-        <w:t>– Scrapea valores/cultura de empresas (valores, perks, etc.).</w:t>
-      </w:r>
-    </w:p>
-    <w:p>
-      <w:r>
-        <w:t>• universities/universities_values_scraper.py</w:t>
-      </w:r>
-      <w:r>
-        <w:br/>
-        <w:t>– Scrapea valores/cultura de universidades.</w:t>
-      </w:r>
-    </w:p>
-    <w:p>
-      <w:r>
-        <w:t>• courses/courses_scraper.py + courses/data/courses.json</w:t>
-      </w:r>
-      <w:r>
-        <w:br/>
-        <w:t>– Scrapea cursos y genera dataset de formación.</w:t>
-      </w:r>
-    </w:p>
-    <w:p>
-      <w:r>
-        <w:t>• jobs/jobs_scraper.py, descriptions_scraper.py, llm_scraper.py</w:t>
-      </w:r>
-      <w:r>
-        <w:br/>
-        <w:t>– Scraping de vacantes + limpieza + enriquecimiento con LLM.</w:t>
-      </w:r>
-      <w:r>
-        <w:br/>
-        <w:t>– Export a CSVs intermedios + jobs_final.json como salida normalizada.</w:t>
-      </w:r>
-    </w:p>
-    <w:p>
-      <w:r>
-        <w:t>• values_dataset.json</w:t>
-      </w:r>
-      <w:r>
-        <w:br/>
-        <w:t>– Dataset consolidado de valores para empresas/universidades.</w:t>
-      </w:r>
-    </w:p>
-    <w:p>
-      <w:r>
-        <w:t>• courses_dataset.json</w:t>
-      </w:r>
-      <w:r>
-        <w:br/>
-        <w:t>– Dataset consolidado de cursos para recomendaciones de “Mejora (gaps + cursos)”.</w:t>
-      </w:r>
-    </w:p>
-    <w:p>
-      <w:r>
-        <w:rPr>
-          <w:rFonts w:ascii="Segoe UI Emoji" w:hAnsi="Segoe UI Emoji" w:cs="Segoe UI Emoji"/>
-        </w:rPr>
-        <w:t>💼</w:t>
-      </w:r>
-      <w:r>
-        <w:t xml:space="preserve"> 3.5 Ingesta de vacantes en la BD (seed_jobs_from_scraping)</w:t>
-      </w:r>
-      <w:r>
-        <w:br/>
-        <w:t>Archivo: backend/app/db/seed_jobs_from_scraping.py</w:t>
-      </w:r>
-    </w:p>
-    <w:p>
-      <w:r>
-        <w:t>Responsabilidad:</w:t>
-      </w:r>
-      <w:r>
-        <w:br/>
-        <w:t>• Leer jobs_final.json.</w:t>
-      </w:r>
-      <w:r>
-        <w:br/>
-        <w:t>• Crear/actualizar Company a partir de company_name.</w:t>
-      </w:r>
-      <w:r>
-        <w:br/>
-        <w:t>• Crear/actualizar Job para cada oferta.</w:t>
-      </w:r>
-      <w:r>
-        <w:br/>
-      </w:r>
-      <w:r>
-        <w:lastRenderedPageBreak/>
-        <w:t>• Nunca inserta un Job sin company_id (si falta empresa → se salta la oferta).</w:t>
-      </w:r>
-      <w:r>
-        <w:br/>
-        <w:t>• Normaliza strings, convierte campos vacíos a None, y castea salarios a float.</w:t>
-      </w:r>
-    </w:p>
-    <w:p>
-      <w:r>
-        <w:t>Campos principales que mapea por cada elemento del JSON:</w:t>
-      </w:r>
-    </w:p>
-    <w:p>
-      <w:r>
-        <w:t xml:space="preserve">• </w:t>
-      </w:r>
-      <w:r>
+      <w:proofErr w:type="gramStart"/>
+      <w:r>
+        <w:t>st.session</w:t>
+      </w:r>
+      <w:proofErr w:type="gramEnd"/>
+      <w:r>
+        <w:t>_</w:t>
+      </w:r>
+      <w:proofErr w:type="gramStart"/>
+      <w:r>
+        <w:t>state.role</w:t>
+      </w:r>
+      <w:proofErr w:type="gramEnd"/>
+      <w:r>
+        <w:t xml:space="preserve"> = "candidate" | "company"</w:t>
+      </w:r>
+    </w:p>
+    <w:p>
+      <w:proofErr w:type="gramStart"/>
+      <w:r>
+        <w:t>st.session</w:t>
+      </w:r>
+      <w:proofErr w:type="gramEnd"/>
+      <w:r>
+        <w:t>_</w:t>
+      </w:r>
+      <w:proofErr w:type="gramStart"/>
+      <w:r>
+        <w:t>state.current</w:t>
+      </w:r>
+      <w:proofErr w:type="gramEnd"/>
+      <w:r>
+        <w:t>_page = "Inicio" | ...</w:t>
+      </w:r>
+    </w:p>
+    <w:p>
+      <w:proofErr w:type="gramStart"/>
+      <w:r>
+        <w:t>st.session</w:t>
+      </w:r>
+      <w:proofErr w:type="gramEnd"/>
+      <w:r>
+        <w:t>_</w:t>
+      </w:r>
+      <w:proofErr w:type="gramStart"/>
+      <w:r>
+        <w:t>state.candidate</w:t>
+      </w:r>
+      <w:proofErr w:type="gramEnd"/>
+      <w:r>
+        <w:t>_id</w:t>
+      </w:r>
+    </w:p>
+    <w:p>
+      <w:proofErr w:type="gramStart"/>
+      <w:r>
+        <w:t>st.session</w:t>
+      </w:r>
+      <w:proofErr w:type="gramEnd"/>
+      <w:r>
+        <w:t>_</w:t>
+      </w:r>
+      <w:proofErr w:type="gramStart"/>
+      <w:r>
+        <w:t>state.company</w:t>
+      </w:r>
+      <w:proofErr w:type="gramEnd"/>
+      <w:r>
+        <w:t>_id</w:t>
+      </w:r>
+    </w:p>
+    <w:p>
+      <w:pPr>
         <w:rPr>
           <w:b/>
           <w:bCs/>
         </w:rPr>
-        <w:t>Básicos</w:t>
-      </w:r>
-      <w:r>
-        <w:t>:</w:t>
-      </w:r>
-      <w:r>
-        <w:br/>
-        <w:t>– title ← title_jobs / title</w:t>
-      </w:r>
-      <w:r>
-        <w:br/>
-        <w:t>– company_name ← company_jobs / company</w:t>
-      </w:r>
-      <w:r>
-        <w:br/>
-        <w:t>– location ← location_jobs / location</w:t>
-      </w:r>
-      <w:r>
-        <w:br/>
-        <w:t>– description ← description_full / description → job.jd_text</w:t>
-      </w:r>
-    </w:p>
-    <w:p>
-      <w:r>
-        <w:t xml:space="preserve">• </w:t>
-      </w:r>
+      </w:pPr>
       <w:r>
         <w:rPr>
           <w:b/>
           <w:bCs/>
         </w:rPr>
-        <w:t>Metadatos/estructura</w:t>
-      </w:r>
-      <w:r>
-        <w:t>:</w:t>
-      </w:r>
-      <w:r>
-        <w:br/>
-        <w:t>– category (ej: "AI", "Data", "Backend", …)</w:t>
-      </w:r>
-      <w:r>
-        <w:br/>
-        <w:t>– seniority (Junior, Senior…)</w:t>
-      </w:r>
-      <w:r>
-        <w:br/>
-        <w:t>– contract_time (Full-time, Part-time…)</w:t>
-      </w:r>
-      <w:r>
-        <w:br/>
-        <w:t>– contract_type (Indefinido, Temporal…)</w:t>
-      </w:r>
-    </w:p>
-    <w:p>
-      <w:r>
-        <w:t xml:space="preserve">• </w:t>
-      </w:r>
-      <w:r>
+        <w:t>5.0 frontend/utils.py (helpers comunes)</w:t>
+      </w:r>
+    </w:p>
+    <w:p>
+      <w:r>
+        <w:t>• get_backend_</w:t>
+      </w:r>
+      <w:proofErr w:type="gramStart"/>
+      <w:r>
+        <w:t>url(</w:t>
+      </w:r>
+      <w:proofErr w:type="gramEnd"/>
+      <w:r>
+        <w:t>)</w:t>
+      </w:r>
+      <w:r>
+        <w:br/>
+        <w:t>– Lee BACKEND_URL de variable de entorno (Docker: http://backend:8000).</w:t>
+      </w:r>
+      <w:r>
+        <w:br/>
+        <w:t>– Fallback local: http://localhost:8000.</w:t>
+      </w:r>
+    </w:p>
+    <w:p>
+      <w:r>
+        <w:t>• api_</w:t>
+      </w:r>
+      <w:proofErr w:type="gramStart"/>
+      <w:r>
+        <w:t>get(</w:t>
+      </w:r>
+      <w:proofErr w:type="gramEnd"/>
+      <w:r>
+        <w:t>path, params=None) / api_</w:t>
+      </w:r>
+      <w:proofErr w:type="gramStart"/>
+      <w:r>
+        <w:t>post(</w:t>
+      </w:r>
+      <w:proofErr w:type="gramEnd"/>
+      <w:r>
+        <w:t>path, json=None)</w:t>
+      </w:r>
+      <w:r>
+        <w:br/>
+        <w:t>– Construyen la URL como get_backend_</w:t>
+      </w:r>
+      <w:proofErr w:type="gramStart"/>
+      <w:r>
+        <w:t>url(</w:t>
+      </w:r>
+      <w:proofErr w:type="gramEnd"/>
+      <w:r>
+        <w:t>) + path.</w:t>
+      </w:r>
+      <w:r>
+        <w:br/>
+        <w:t>– Usan requests.get/post con timeout y devuelven (json, error).</w:t>
+      </w:r>
+    </w:p>
+    <w:p>
+      <w:r>
+        <w:t>• apply_accenture_</w:t>
+      </w:r>
+      <w:proofErr w:type="gramStart"/>
+      <w:r>
+        <w:t>theme(</w:t>
+      </w:r>
+      <w:proofErr w:type="gramEnd"/>
+      <w:r>
+        <w:t>)</w:t>
+      </w:r>
+      <w:r>
+        <w:br/>
+        <w:t xml:space="preserve">– CSS global para </w:t>
+      </w:r>
+      <w:proofErr w:type="gramStart"/>
+      <w:r>
+        <w:t>look</w:t>
+      </w:r>
+      <w:proofErr w:type="gramEnd"/>
+      <w:r>
+        <w:t xml:space="preserve"> &amp; feel Accenture (fondos oscuros, morado, cards…).</w:t>
+      </w:r>
+    </w:p>
+    <w:p>
+      <w:r>
+        <w:t>• Helpers de sesión/navegación:</w:t>
+      </w:r>
+      <w:r>
+        <w:br/>
+        <w:t xml:space="preserve">– Inicialización de claves base en </w:t>
+      </w:r>
+      <w:proofErr w:type="gramStart"/>
+      <w:r>
+        <w:t>st.session</w:t>
+      </w:r>
+      <w:proofErr w:type="gramEnd"/>
+      <w:r>
+        <w:t>_state.</w:t>
+      </w:r>
+      <w:r>
+        <w:br/>
+        <w:t>– require_role(expected_role) para asegurar que el usuario está en el portal correcto.</w:t>
+      </w:r>
+    </w:p>
+    <w:p>
+      <w:pPr>
         <w:rPr>
           <w:b/>
           <w:bCs/>
         </w:rPr>
-        <w:t>Salario</w:t>
-      </w:r>
-      <w:r>
-        <w:t>:</w:t>
-      </w:r>
-      <w:r>
-        <w:br/>
-        <w:t>– salary_min (float o None)</w:t>
-      </w:r>
-      <w:r>
-        <w:br/>
-        <w:t>– salary_max (float o None)</w:t>
-      </w:r>
-      <w:r>
-        <w:br/>
-        <w:t>– salary_is_predicted (bool → false si no viene o no es válido)</w:t>
-      </w:r>
-    </w:p>
-    <w:p>
-      <w:r>
-        <w:t xml:space="preserve">• </w:t>
-      </w:r>
+      </w:pPr>
       <w:r>
         <w:rPr>
           <w:b/>
           <w:bCs/>
         </w:rPr>
-        <w:t>Requisitos</w:t>
-      </w:r>
-      <w:r>
-        <w:t>:</w:t>
-      </w:r>
-      <w:r>
-        <w:br/>
-        <w:t>– experience_required (años o descripción breve; se normaliza a string)</w:t>
-      </w:r>
-      <w:r>
-        <w:br/>
-        <w:t>– education_required (grado, máster, etc.)</w:t>
-      </w:r>
-      <w:r>
-        <w:br/>
-        <w:t>– job_type (remote, onsite, hybrid, etc.)</w:t>
-      </w:r>
-    </w:p>
-    <w:p>
-      <w:r>
-        <w:t xml:space="preserve">• </w:t>
-      </w:r>
-      <w:r>
+        <w:t>5.0.1 Assets y rutas de imágenes en frontend</w:t>
+      </w:r>
+    </w:p>
+    <w:p>
+      <w:r>
+        <w:t>En app.py se definen constantes para los assets visuales:</w:t>
+      </w:r>
+    </w:p>
+    <w:p>
+      <w:r>
+        <w:t>SIDEBAR_PHOTO_PATH = "images/banner_barra_lateral.png"</w:t>
+      </w:r>
+    </w:p>
+    <w:p>
+      <w:r>
+        <w:t>LOGIN_BANNER_PATH = "images/banner_inicio_sesion.png"</w:t>
+      </w:r>
+    </w:p>
+    <w:p>
+      <w:r>
+        <w:t>HOME_ILLUSTRATION_PATH = "images/candidate_home_illustration.png"</w:t>
+      </w:r>
+    </w:p>
+    <w:p>
+      <w:r>
+        <w:t>COMPANY_HOME_ILLUSTRATION_PATH = "images/company_home_illustration.png"</w:t>
+      </w:r>
+    </w:p>
+    <w:p>
+      <w:r>
+        <w:t>Se usan así:</w:t>
+      </w:r>
+    </w:p>
+    <w:p>
+      <w:r>
+        <w:lastRenderedPageBreak/>
+        <w:t>• LOGIN_BANNER_PATH: banner superior en la página de login (una vez al principio, con ancho fijo ~780px, centrado).</w:t>
+      </w:r>
+      <w:r>
+        <w:br/>
+        <w:t>• SIDEBAR_PHOTO_PATH: imagen vertical en el sidebar (branding MatchKey), ocupa todo el ancho del sidebar.</w:t>
+      </w:r>
+      <w:r>
+        <w:br/>
+        <w:t>• HOME_ILLUSTRATION_PATH: ilustración en el home de candidato.</w:t>
+      </w:r>
+      <w:r>
+        <w:br/>
+        <w:t>• COMPANY_HOME_ILLUSTRATION_PATH: ilustración en el home de empresa.</w:t>
+      </w:r>
+    </w:p>
+    <w:p>
+      <w:pPr>
         <w:rPr>
           <w:b/>
           <w:bCs/>
         </w:rPr>
-        <w:t>Campos JSON</w:t>
-      </w:r>
-      <w:r>
-        <w:t>:</w:t>
-      </w:r>
-      <w:r>
-        <w:br/>
-        <w:t>– area (ej: ["España","Comunidad de Madrid","Madrid","Madrid"])</w:t>
-      </w:r>
-      <w:r>
-        <w:br/>
-        <w:t>– tech_stack (ej: ["Python","AWS","Google Cloud","Azure"])</w:t>
-      </w:r>
-      <w:r>
-        <w:br/>
-        <w:t>– soft_skills (ej: ["Comunicación","Trabajo en equipo"])</w:t>
-      </w:r>
-      <w:r>
-        <w:br/>
-        <w:t>– languages (ej: ["Inglés B2","Español nativo"])</w:t>
-      </w:r>
-      <w:r>
-        <w:br/>
-        <w:t>– benefits (ej: ["Teletrabajo","Horario flexible","Plan de carrera"])</w:t>
-      </w:r>
-    </w:p>
-    <w:p>
-      <w:r>
-        <w:t>Lógica de idempotencia:</w:t>
-      </w:r>
-      <w:r>
-        <w:br/>
-        <w:t>• Busca si ya existe un Job por (title, company_id, location).</w:t>
-      </w:r>
-      <w:r>
-        <w:br/>
-        <w:t>• Si existe → actualiza campos.</w:t>
-      </w:r>
-      <w:r>
-        <w:br/>
-        <w:t>• Si no existe → crea nuevo Job.</w:t>
-      </w:r>
-    </w:p>
-    <w:p>
-      <w:r>
-        <w:t>Salida por consola:</w:t>
-      </w:r>
-      <w:r>
-        <w:br/>
-        <w:t xml:space="preserve">• </w:t>
-      </w:r>
-      <w:r>
-        <w:rPr>
-          <w:rFonts w:ascii="Segoe UI Emoji" w:hAnsi="Segoe UI Emoji" w:cs="Segoe UI Emoji"/>
-        </w:rPr>
-        <w:t>🔎</w:t>
-      </w:r>
-      <w:r>
-        <w:t xml:space="preserve"> Cargando X ofertas desde jobs_final.json</w:t>
-      </w:r>
-      <w:r>
-        <w:br/>
-        <w:t xml:space="preserve">• </w:t>
-      </w:r>
-      <w:r>
-        <w:rPr>
-          <w:rFonts w:ascii="Segoe UI Emoji" w:hAnsi="Segoe UI Emoji" w:cs="Segoe UI Emoji"/>
-        </w:rPr>
-        <w:t>✅</w:t>
-      </w:r>
-      <w:r>
-        <w:t xml:space="preserve"> Seed/actualización completado: N jobs creados, M actualizados.</w:t>
-      </w:r>
-      <w:r>
-        <w:br/>
-        <w:t>• Si hay errores, hace rollback() y los loguea.</w:t>
-      </w:r>
-    </w:p>
-    <w:p>
-      <w:r>
-        <w:rPr>
-          <w:rFonts w:ascii="Segoe UI Emoji" w:hAnsi="Segoe UI Emoji" w:cs="Segoe UI Emoji"/>
-        </w:rPr>
-        <w:lastRenderedPageBreak/>
-        <w:t>🤝</w:t>
-      </w:r>
-      <w:r>
-        <w:t xml:space="preserve"> 3.6 Matching Engine (Miguel)</w:t>
-      </w:r>
-      <w:r>
-        <w:br/>
-        <w:t>Archivo: backend/app/services/matching/matching_engine.py</w:t>
-      </w:r>
-    </w:p>
-    <w:p>
-      <w:r>
-        <w:t>Funciones:</w:t>
-      </w:r>
-      <w:r>
-        <w:br/>
-        <w:t>• compute_skills_match(candidate, job)</w:t>
-      </w:r>
-      <w:r>
-        <w:br/>
-        <w:t>• compute_values_match(candidate, company)</w:t>
-      </w:r>
-      <w:r>
-        <w:br/>
-        <w:t>• compute_team_fit(candidate, team_profile)</w:t>
-      </w:r>
-      <w:r>
-        <w:br/>
-        <w:t>• compute_global_score(skills, values, team_fit)</w:t>
-      </w:r>
-      <w:r>
-        <w:br/>
-        <w:t>• run(candidate, job) → orquesta todo.</w:t>
-      </w:r>
-    </w:p>
-    <w:p>
-      <w:r>
-        <w:t>Fórmula oficial:</w:t>
-      </w:r>
-      <w:r>
-        <w:br/>
-        <w:t>score_global = 0.5 * skills_match + 0.3 * values_match + 0.2 * team_fit</w:t>
-      </w:r>
-    </w:p>
-    <w:p>
-      <w:r>
-        <w:rPr>
-          <w:rFonts w:ascii="Segoe UI Emoji" w:hAnsi="Segoe UI Emoji" w:cs="Segoe UI Emoji"/>
-        </w:rPr>
-        <w:t>🤝</w:t>
-      </w:r>
-      <w:r>
-        <w:t xml:space="preserve"> 3.7 Co-Teaching Engine (Miguel)</w:t>
-      </w:r>
-      <w:r>
-        <w:br/>
-        <w:t>Archivo: backend/app/services/matching/co_teaching.py</w:t>
-      </w:r>
-    </w:p>
-    <w:p>
-      <w:r>
-        <w:t>Funciones:</w:t>
-      </w:r>
-      <w:r>
-        <w:br/>
-        <w:t>• find_pairs_for_job(job_id)</w:t>
-      </w:r>
-      <w:r>
-        <w:br/>
-        <w:t>• compute_pair_coverage(candidate_a, candidate_b, job)</w:t>
-      </w:r>
-      <w:r>
-        <w:br/>
-        <w:t>• compute_pair_risk(candidate_a, candidate_b, job)</w:t>
-      </w:r>
-      <w:r>
-        <w:br/>
-        <w:t>• run(job_id)</w:t>
-      </w:r>
-    </w:p>
-    <w:p>
-      <w:r>
-        <w:t>Salida esperada (consumida por company/co_teaching.py):</w:t>
-      </w:r>
-    </w:p>
-    <w:p>
-      <w:r>
-        <w:t>{</w:t>
-      </w:r>
-    </w:p>
-    <w:p>
-      <w:r>
-        <w:t xml:space="preserve">  "pairs": [</w:t>
-      </w:r>
-    </w:p>
-    <w:p>
-      <w:r>
-        <w:t xml:space="preserve">    {</w:t>
-      </w:r>
-    </w:p>
-    <w:p>
-      <w:r>
-        <w:t xml:space="preserve">      "candidate_a": {...},</w:t>
-      </w:r>
-    </w:p>
-    <w:p>
-      <w:r>
-        <w:t xml:space="preserve">      "candidate_b": {...},</w:t>
-      </w:r>
-    </w:p>
-    <w:p>
-      <w:r>
-        <w:t xml:space="preserve">      "pair_coverage": 87,</w:t>
-      </w:r>
-    </w:p>
-    <w:p>
-      <w:r>
-        <w:t xml:space="preserve">      "pair_risk": 23,</w:t>
-      </w:r>
-    </w:p>
-    <w:p>
-      <w:r>
-        <w:t xml:space="preserve">      "global_score": 82,</w:t>
-      </w:r>
-    </w:p>
-    <w:p>
-      <w:r>
-        <w:t xml:space="preserve">      "complementarities": [</w:t>
-      </w:r>
-    </w:p>
-    <w:p>
-      <w:r>
-        <w:t xml:space="preserve">        "A domina Python",</w:t>
-      </w:r>
-    </w:p>
-    <w:p>
-      <w:r>
-        <w:t xml:space="preserve">        "B domina comunicación con negocio"</w:t>
-      </w:r>
-    </w:p>
-    <w:p>
-      <w:r>
-        <w:t xml:space="preserve">      ]</w:t>
-      </w:r>
-    </w:p>
-    <w:p>
-      <w:r>
-        <w:t xml:space="preserve">    }</w:t>
-      </w:r>
-    </w:p>
-    <w:p>
-      <w:r>
-        <w:t xml:space="preserve">  ]</w:t>
-      </w:r>
-    </w:p>
-    <w:p>
-      <w:r>
-        <w:lastRenderedPageBreak/>
-        <w:t>}</w:t>
-      </w:r>
-    </w:p>
-    <w:p>
-      <w:r>
-        <w:pict w14:anchorId="443FE153">
-          <v:rect id="_x0000_i2147" style="width:0;height:1.5pt" o:hralign="center" o:hrstd="t" o:hr="t" fillcolor="#a0a0a0" stroked="f"/>
-        </w:pict>
-      </w:r>
-    </w:p>
-    <w:p>
-      <w:r>
-        <w:rPr>
-          <w:rFonts w:ascii="Segoe UI Emoji" w:hAnsi="Segoe UI Emoji" w:cs="Segoe UI Emoji"/>
-        </w:rPr>
-        <w:t>📡</w:t>
-      </w:r>
-      <w:r>
-        <w:t xml:space="preserve"> 4. Backend FastAPI (Miguel)</w:t>
-      </w:r>
-    </w:p>
-    <w:p>
-      <w:r>
-        <w:t>backend/app/main.py incluye los routers:</w:t>
-      </w:r>
-    </w:p>
-    <w:p>
-      <w:r>
-        <w:t>app.include_router(auth.router,       prefix="/auth",      tags=["auth"])</w:t>
-      </w:r>
-    </w:p>
-    <w:p>
-      <w:r>
-        <w:t>app.include_router(candidates.router, prefix="/candidates", tags=["candidates"])</w:t>
-      </w:r>
-    </w:p>
-    <w:p>
-      <w:r>
-        <w:t>app.include_router(companies.router,  prefix="/companies",  tags=["companies"])</w:t>
-      </w:r>
-    </w:p>
-    <w:p>
-      <w:r>
-        <w:t>app.include_router(jobs.router,       prefix="/jobs",       tags=["jobs"])</w:t>
-      </w:r>
-    </w:p>
-    <w:p>
-      <w:r>
-        <w:t>app.include_router(copilot.router,    prefix="/copilot",    tags=["copilot"])</w:t>
-      </w:r>
-    </w:p>
-    <w:p>
-      <w:r>
-        <w:t>app.include_router(matching.router,   prefix="/matching",   tags=["matching"])</w:t>
-      </w:r>
-    </w:p>
-    <w:p>
-      <w:r>
-        <w:rPr>
-          <w:rFonts w:ascii="Segoe UI Emoji" w:hAnsi="Segoe UI Emoji" w:cs="Segoe UI Emoji"/>
-        </w:rPr>
-        <w:t>🔐</w:t>
-      </w:r>
-      <w:r>
-        <w:t xml:space="preserve"> </w:t>
-      </w:r>
+      </w:pPr>
       <w:r>
         <w:rPr>
           <w:b/>
           <w:bCs/>
         </w:rPr>
-        <w:t>Auth (backend/app/routers/auth.py) — Login real</w:t>
-      </w:r>
-    </w:p>
-    <w:p>
-      <w:r>
-        <w:t>• POST /auth/login</w:t>
-      </w:r>
-    </w:p>
-    <w:p>
-      <w:r>
-        <w:t>Comportamiento:</w:t>
-      </w:r>
-      <w:r>
-        <w:br/>
-        <w:t>Entrada:</w:t>
-      </w:r>
-    </w:p>
-    <w:p>
-      <w:r>
-        <w:t>{</w:t>
-      </w:r>
-    </w:p>
-    <w:p>
-      <w:r>
-        <w:t xml:space="preserve">  "email": "user@domain.com",</w:t>
-      </w:r>
-    </w:p>
-    <w:p>
-      <w:r>
-        <w:t xml:space="preserve">  "password": "*****",</w:t>
-      </w:r>
-    </w:p>
-    <w:p>
-      <w:r>
-        <w:t xml:space="preserve">  "role": "candidate" | "company"</w:t>
-      </w:r>
-    </w:p>
-    <w:p>
-      <w:r>
-        <w:t>}</w:t>
-      </w:r>
-    </w:p>
-    <w:p>
-      <w:r>
-        <w:rPr>
-          <w:rFonts w:ascii="Segoe UI Symbol" w:hAnsi="Segoe UI Symbol" w:cs="Segoe UI Symbol"/>
-        </w:rPr>
-        <w:t>➡</w:t>
-      </w:r>
-      <w:r>
-        <w:t xml:space="preserve"> Si </w:t>
-      </w:r>
+        <w:t>5.1 Landing pública y Login (no autenticado)</w:t>
+      </w:r>
+    </w:p>
+    <w:p>
+      <w:r>
+        <w:t xml:space="preserve">Todo el contenido público se pinta en app.py cuando </w:t>
+      </w:r>
+      <w:proofErr w:type="gramStart"/>
+      <w:r>
+        <w:t>st.session</w:t>
+      </w:r>
+      <w:proofErr w:type="gramEnd"/>
+      <w:r>
+        <w:t>_</w:t>
+      </w:r>
+      <w:proofErr w:type="gramStart"/>
+      <w:r>
+        <w:t>state.auth</w:t>
+      </w:r>
+      <w:proofErr w:type="gramEnd"/>
+      <w:r>
+        <w:t>["is_authenticated"] es False.</w:t>
+      </w:r>
+    </w:p>
+    <w:p>
       <w:r>
         <w:rPr>
           <w:b/>
           <w:bCs/>
         </w:rPr>
-        <w:t>no existe</w:t>
-      </w:r>
-      <w:r>
-        <w:t xml:space="preserve"> el usuario:</w:t>
-      </w:r>
-      <w:r>
-        <w:br/>
-        <w:t>• Crea User(email, role, password_hash=hash_bcrypt(password)).</w:t>
-      </w:r>
-      <w:r>
-        <w:br/>
-        <w:t>• Si role="candidate" → crea Candidate(user_id=user.id, name=None).</w:t>
-      </w:r>
-      <w:r>
-        <w:br/>
-        <w:t>• Si role="company" → crea Company(user_id=user.id, name=&lt;prefijo_email&gt;).</w:t>
-      </w:r>
-      <w:r>
-        <w:br/>
-        <w:t>• Devuelve LoginResponse con: user_id, email, role, candidate_id o company_id.</w:t>
-      </w:r>
-    </w:p>
-    <w:p>
-      <w:r>
-        <w:rPr>
-          <w:rFonts w:ascii="Segoe UI Symbol" w:hAnsi="Segoe UI Symbol" w:cs="Segoe UI Symbol"/>
-        </w:rPr>
-        <w:t>➡</w:t>
-      </w:r>
-      <w:r>
-        <w:t xml:space="preserve"> Si </w:t>
-      </w:r>
+        <w:t>Banner de login</w:t>
+      </w:r>
+      <w:r>
+        <w:br/>
+        <w:t xml:space="preserve">• Justo al inicio de la </w:t>
+      </w:r>
+      <w:proofErr w:type="gramStart"/>
+      <w:r>
+        <w:t>app</w:t>
+      </w:r>
+      <w:proofErr w:type="gramEnd"/>
+      <w:r>
+        <w:t>, dentro de un contenedor centrado mk-main-wrapper (max-width ~1100px).</w:t>
+      </w:r>
+      <w:r>
+        <w:br/>
+        <w:t>• Se muestra la imagen LOGIN_BANNER_PATH con un ancho fijo (≈780px) para que no tape todo el contenido y deje visible la hero card.</w:t>
+      </w:r>
+    </w:p>
+    <w:p>
       <w:r>
         <w:rPr>
           <w:b/>
           <w:bCs/>
         </w:rPr>
-        <w:t>ya existe</w:t>
-      </w:r>
-      <w:r>
-        <w:t>:</w:t>
-      </w:r>
-      <w:r>
-        <w:br/>
-        <w:t>• Si user.role != payload.role → 400 (“rol distinto”).</w:t>
-      </w:r>
-      <w:r>
-        <w:br/>
-        <w:t>• Si user.password_hash está vacío (usuarios antiguos) → setea hash ahora.</w:t>
-      </w:r>
-      <w:r>
-        <w:br/>
-        <w:t>• Si tiene hash → verifica con bcrypt; si falla → 401.</w:t>
-      </w:r>
-      <w:r>
-        <w:br/>
-        <w:t>• Asegura que exista Candidate/Company asociado:</w:t>
-      </w:r>
-      <w:r>
-        <w:br/>
-        <w:t>– Rol candidate: si no hay, crea Candidate(user_id=..., name=None)</w:t>
-      </w:r>
-      <w:r>
-        <w:br/>
-        <w:t>– Rol company: si no hay, crea Company(user_id=..., name=&lt;prefijo_email&gt;)</w:t>
-      </w:r>
-    </w:p>
-    <w:p>
-      <w:r>
-        <w:lastRenderedPageBreak/>
-        <w:t>Seguridad:</w:t>
-      </w:r>
-      <w:r>
-        <w:br/>
-        <w:t>• Uso de passlib con esquema "bcrypt".</w:t>
-      </w:r>
-      <w:r>
-        <w:br/>
-        <w:t>• Contraseñas normalizadas antes de hashear/verificar.</w:t>
-      </w:r>
-    </w:p>
-    <w:p>
+        <w:t>Landing pública (render_public_landing)</w:t>
+      </w:r>
+      <w:r>
+        <w:br/>
+        <w:t>• Hero card (mk-hero):</w:t>
+      </w:r>
+      <w:r>
+        <w:br/>
+        <w:t>– Píldora “</w:t>
+      </w:r>
       <w:r>
         <w:rPr>
           <w:rFonts w:ascii="Segoe UI Emoji" w:hAnsi="Segoe UI Emoji" w:cs="Segoe UI Emoji"/>
         </w:rPr>
+        <w:t>🟣</w:t>
+      </w:r>
+      <w:r>
+        <w:t xml:space="preserve"> MatchKey · IA para talento y cultura”.</w:t>
+      </w:r>
+      <w:r>
+        <w:br/>
+        <w:t>– Título grande: “Encuentra el trabajo (o el talento) que encaja de verdad contigo.”</w:t>
+      </w:r>
+      <w:r>
+        <w:br/>
+        <w:t>– Subtítulo explicando el enfoque por valores, cultura y encaje de equipo.</w:t>
+      </w:r>
+      <w:r>
+        <w:br/>
+        <w:t>• Dos cards de rol (mk-role-card):</w:t>
+      </w:r>
+      <w:r>
+        <w:br/>
+        <w:t>– “</w:t>
+      </w:r>
+      <w:r>
+        <w:rPr>
+          <w:rFonts w:ascii="Segoe UI Emoji" w:hAnsi="Segoe UI Emoji" w:cs="Segoe UI Emoji"/>
+        </w:rPr>
         <w:t>👤</w:t>
       </w:r>
       <w:r>
-        <w:t xml:space="preserve"> </w:t>
-      </w:r>
+        <w:t xml:space="preserve"> Soy Candidato”: lista de beneficios (sube CV, IA detecta skills, vacantes alineadas, gaps + cursos).</w:t>
+      </w:r>
+      <w:r>
+        <w:br/>
+        <w:t>– “</w:t>
+      </w:r>
+      <w:r>
+        <w:rPr>
+          <w:rFonts w:ascii="Segoe UI Emoji" w:hAnsi="Segoe UI Emoji" w:cs="Segoe UI Emoji"/>
+        </w:rPr>
+        <w:t>🏢</w:t>
+      </w:r>
+      <w:r>
+        <w:t xml:space="preserve"> Soy Empresa”: lista de beneficios (definir cultura, publicar vacantes, matching, Co-Teaching y analítica).</w:t>
+      </w:r>
+    </w:p>
+    <w:p>
       <w:r>
         <w:rPr>
           <w:b/>
           <w:bCs/>
         </w:rPr>
-        <w:t>Candidatos (backend/app/routers/candidates.py)</w:t>
-      </w:r>
-      <w:r>
-        <w:br/>
-        <w:t>• POST /candidates/create</w:t>
-      </w:r>
-      <w:r>
-        <w:br/>
-        <w:t>• GET /candidates/{id}/profile</w:t>
-      </w:r>
-      <w:r>
-        <w:br/>
-        <w:t>• PUT /candidates/{id}/profile</w:t>
-      </w:r>
-      <w:r>
-        <w:br/>
-        <w:t>• POST /candidates/{id}/profile?parse_cv=true → upload + parse de CV (stub preparado para Document Parser + Skills Extractor).</w:t>
-      </w:r>
-      <w:r>
-        <w:br/>
-        <w:t>• GET /candidates/{id}/recommended_jobs</w:t>
-      </w:r>
-      <w:r>
-        <w:br/>
-        <w:t>– Devuelve jobs: [...] con:</w:t>
-      </w:r>
-      <w:r>
-        <w:br/>
-        <w:t>* job_id, title, company_name, location</w:t>
-      </w:r>
-      <w:r>
-        <w:br/>
-        <w:t>* description (desde job.jd_text)</w:t>
-      </w:r>
-      <w:r>
-        <w:br/>
-        <w:t>* category, contract_type, contract_time, job_type</w:t>
-      </w:r>
-      <w:r>
-        <w:br/>
-        <w:t>* salary_min, salary_max</w:t>
-      </w:r>
-      <w:r>
-        <w:br/>
-        <w:t>* experience_required, education_required</w:t>
-      </w:r>
-      <w:r>
-        <w:br/>
-        <w:t>* area, tech_stack, soft_skills, languages, benefits</w:t>
-      </w:r>
-      <w:r>
-        <w:br/>
-        <w:t>* scores: { global_score, skills_match, values_match, team_fit } (de momento dummy).</w:t>
-      </w:r>
-      <w:r>
-        <w:br/>
-        <w:t>• GET /candidates/{id}/job/{job}/gaps</w:t>
-      </w:r>
-    </w:p>
-    <w:p>
+        <w:t>Login (render_login_card)</w:t>
+      </w:r>
+      <w:r>
+        <w:br/>
+        <w:t>• Tarjeta centrada (mk-login-container) con:</w:t>
+      </w:r>
+      <w:r>
+        <w:br/>
+        <w:t>– Título: “Inicia sesión en MatchKey”.</w:t>
+      </w:r>
+      <w:r>
+        <w:br/>
+        <w:t>– Subtítulo: “Accede a tu portal de candidato o empresa con un solo login.”</w:t>
+      </w:r>
+      <w:r>
+        <w:br/>
+        <w:t>• Formulario st.form("login_form"):</w:t>
+      </w:r>
+      <w:r>
+        <w:br/>
+        <w:t>– Radio horizontal: “</w:t>
+      </w:r>
       <w:r>
         <w:rPr>
           <w:rFonts w:ascii="Segoe UI Emoji" w:hAnsi="Segoe UI Emoji" w:cs="Segoe UI Emoji"/>
         </w:rPr>
+        <w:t>👤</w:t>
+      </w:r>
+      <w:r>
+        <w:t xml:space="preserve"> Candidato” / “</w:t>
+      </w:r>
+      <w:r>
+        <w:rPr>
+          <w:rFonts w:ascii="Segoe UI Emoji" w:hAnsi="Segoe UI Emoji" w:cs="Segoe UI Emoji"/>
+        </w:rPr>
         <w:t>🏢</w:t>
       </w:r>
       <w:r>
-        <w:t xml:space="preserve"> </w:t>
-      </w:r>
-      <w:r>
+        <w:t xml:space="preserve"> Empresa”.</w:t>
+      </w:r>
+      <w:r>
+        <w:br/>
+        <w:t>– Inputs de email y contraseña.</w:t>
+      </w:r>
+      <w:r>
+        <w:br/>
+        <w:t>– Botón “Entrar”.</w:t>
+      </w:r>
+      <w:r>
+        <w:br/>
+        <w:t>• Al enviar:</w:t>
+      </w:r>
+      <w:r>
+        <w:br/>
+        <w:t>– Construye payload = {email, password, role}.</w:t>
+      </w:r>
+      <w:r>
+        <w:br/>
+        <w:t>– Hace api_post("/auth/login", json=payload).</w:t>
+      </w:r>
+      <w:r>
+        <w:br/>
+        <w:t>– Si OK → rellena st.session_state.auth, st.session_state.role, candidate_id o company_id y pone current_page = "Inicio".</w:t>
+      </w:r>
+      <w:r>
+        <w:br/>
+        <w:t>– Si error → st.error("Error al iniciar sesión: ...").</w:t>
+      </w:r>
+    </w:p>
+    <w:p>
+      <w:pPr>
         <w:rPr>
           <w:b/>
           <w:bCs/>
         </w:rPr>
-        <w:t>Empresas (backend/app/routers/companies.py)</w:t>
-      </w:r>
-      <w:r>
-        <w:br/>
-        <w:t>• POST /companies/create</w:t>
-      </w:r>
-      <w:r>
-        <w:br/>
-        <w:t>• GET /companies/{id}/profile</w:t>
-      </w:r>
-      <w:r>
-        <w:br/>
-        <w:t>• PUT /companies/{id}/profile</w:t>
-      </w:r>
-    </w:p>
-    <w:p>
-      <w:r>
-        <w:rPr>
-          <w:rFonts w:ascii="Segoe UI Emoji" w:hAnsi="Segoe UI Emoji" w:cs="Segoe UI Emoji"/>
-        </w:rPr>
-        <w:t>💼</w:t>
-      </w:r>
-      <w:r>
-        <w:t xml:space="preserve"> </w:t>
-      </w:r>
+      </w:pPr>
       <w:r>
         <w:rPr>
           <w:b/>
           <w:bCs/>
         </w:rPr>
-        <w:t>Vacantes (backend/app/routers/jobs.py)</w:t>
-      </w:r>
-      <w:r>
-        <w:br/>
-        <w:t>• POST /jobs/create (JSON + opcional JD PDF/DOCX)</w:t>
-      </w:r>
-      <w:r>
-        <w:br/>
-        <w:t>• GET /jobs/{id}/extract_skills (opcional si se separa de create)</w:t>
-      </w:r>
-      <w:r>
-        <w:br/>
-        <w:t>• GET /jobs/{id}/match_candidates</w:t>
-      </w:r>
-      <w:r>
-        <w:br/>
-        <w:t>• GET /jobs/{id}/co_teaching</w:t>
-      </w:r>
-      <w:r>
-        <w:br/>
-        <w:t xml:space="preserve">• </w:t>
+        <w:lastRenderedPageBreak/>
+        <w:t>5.2 Sidebar y navegación (autenticado)</w:t>
+      </w:r>
+    </w:p>
+    <w:p>
+      <w:r>
+        <w:t>render_sidebar_</w:t>
+      </w:r>
+      <w:proofErr w:type="gramStart"/>
+      <w:r>
+        <w:t>navigation(</w:t>
+      </w:r>
+      <w:proofErr w:type="gramEnd"/>
+      <w:r>
+        <w:t>) hace:</w:t>
+      </w:r>
+    </w:p>
+    <w:p>
+      <w:r>
+        <w:t xml:space="preserve">• Muestra solo la </w:t>
       </w:r>
       <w:r>
         <w:rPr>
           <w:b/>
           <w:bCs/>
         </w:rPr>
-        <w:t>POST /jobs/{id}/apply</w:t>
-      </w:r>
-      <w:r>
-        <w:br/>
-        <w:t>– Entrada: { "candidate_id": ... }</w:t>
-      </w:r>
-      <w:r>
-        <w:br/>
-        <w:t>– Crea (o reutiliza si ya existe) una Application para (candidate_id, job_id).</w:t>
-      </w:r>
-      <w:r>
-        <w:br/>
-        <w:t>– Sirve para conectar el botón “Solicitar este puesto” del portal candidato con datos reales de aplicaciones en BD.</w:t>
-      </w:r>
-    </w:p>
-    <w:p>
+        <w:t>imagen de branding</w:t>
+      </w:r>
+      <w:r>
+        <w:t xml:space="preserve"> (no texto “</w:t>
+      </w:r>
       <w:r>
         <w:rPr>
           <w:rFonts w:ascii="Segoe UI Emoji" w:hAnsi="Segoe UI Emoji" w:cs="Segoe UI Emoji"/>
         </w:rPr>
-        <w:t>📞</w:t>
-      </w:r>
-      <w:r>
-        <w:t xml:space="preserve"> </w:t>
+        <w:t>⚡</w:t>
+      </w:r>
+      <w:r>
+        <w:t xml:space="preserve"> MatchKey</w:t>
+      </w:r>
+      <w:r>
+        <w:rPr>
+          <w:rFonts w:ascii="Aptos" w:hAnsi="Aptos" w:cs="Aptos"/>
+        </w:rPr>
+        <w:t>”</w:t>
+      </w:r>
+      <w:r>
+        <w:t>):</w:t>
+      </w:r>
+      <w:r>
+        <w:br/>
+      </w:r>
+      <w:r>
+        <w:rPr>
+          <w:rFonts w:ascii="Aptos" w:hAnsi="Aptos" w:cs="Aptos"/>
+        </w:rPr>
+        <w:t>–</w:t>
+      </w:r>
+      <w:r>
+        <w:t xml:space="preserve"> &lt;div class="sidebar-logo-container"&gt; con </w:t>
+      </w:r>
+      <w:proofErr w:type="gramStart"/>
+      <w:r>
+        <w:t>st.image</w:t>
+      </w:r>
+      <w:proofErr w:type="gramEnd"/>
+      <w:r>
+        <w:t>(SIDEBAR_PHOTO_PATH, use_column_width=True) para ajustar al ancho del sidebar.</w:t>
+      </w:r>
+    </w:p>
+    <w:p>
+      <w:r>
+        <w:t>• Texto “NAVEGACIÓN” como subtítulo pequeño.</w:t>
+      </w:r>
+    </w:p>
+    <w:p>
+      <w:r>
+        <w:t xml:space="preserve">• Navegación basada en </w:t>
+      </w:r>
+      <w:proofErr w:type="gramStart"/>
+      <w:r>
+        <w:t>st.radio</w:t>
+      </w:r>
+      <w:proofErr w:type="gramEnd"/>
+      <w:r>
+        <w:t xml:space="preserve">, pero estilizada como </w:t>
       </w:r>
       <w:r>
         <w:rPr>
           <w:b/>
           <w:bCs/>
         </w:rPr>
-        <w:t>HR Copilot (backend/app/routers/copotil.py)</w:t>
-      </w:r>
-      <w:r>
-        <w:br/>
-        <w:t>• POST /copilot/process_call</w:t>
-      </w:r>
-      <w:r>
-        <w:br/>
-        <w:t>– body: { "candidate_id": ..., "answers": [ { "question": "...", "answer": "..." }, ... ] }</w:t>
-      </w:r>
-    </w:p>
-    <w:p>
-      <w:r>
-        <w:pict w14:anchorId="61B4002C">
-          <v:rect id="_x0000_i2148" style="width:0;height:1.5pt" o:hralign="center" o:hrstd="t" o:hr="t" fillcolor="#a0a0a0" stroked="f"/>
-        </w:pict>
-      </w:r>
-    </w:p>
-    <w:p>
-      <w:r>
-        <w:rPr>
-          <w:rFonts w:ascii="Segoe UI Emoji" w:hAnsi="Segoe UI Emoji" w:cs="Segoe UI Emoji"/>
-        </w:rPr>
-        <w:lastRenderedPageBreak/>
-        <w:t>🎨</w:t>
-      </w:r>
-      <w:r>
-        <w:t xml:space="preserve"> 5. Frontend Streamlit (Miguel)</w:t>
-      </w:r>
-    </w:p>
-    <w:p>
-      <w:r>
-        <w:t>Tema visual: apply_accenture_theme() en utils.py, con color principal morado #A100FF.</w:t>
-      </w:r>
-    </w:p>
-    <w:p>
-      <w:r>
-        <w:t>Portales totalmente aislados por st.session_state["role"]:</w:t>
-      </w:r>
-    </w:p>
-    <w:p>
-      <w:r>
-        <w:t>st.session_state.auth = {</w:t>
-      </w:r>
-    </w:p>
-    <w:p>
-      <w:r>
-        <w:t xml:space="preserve">    "is_authenticated": bool,</w:t>
-      </w:r>
-    </w:p>
-    <w:p>
-      <w:r>
-        <w:t xml:space="preserve">    "user_id": ...,</w:t>
-      </w:r>
-    </w:p>
-    <w:p>
-      <w:r>
-        <w:t xml:space="preserve">    "email": ...,</w:t>
-      </w:r>
-    </w:p>
-    <w:p>
-      <w:r>
-        <w:t>}</w:t>
-      </w:r>
-    </w:p>
-    <w:p>
-      <w:r>
-        <w:t>st.session_state.role = "candidate" | "company"</w:t>
-      </w:r>
-    </w:p>
-    <w:p>
-      <w:r>
-        <w:t>st.session_state.current_page = "Inicio" | ...</w:t>
-      </w:r>
-    </w:p>
-    <w:p>
-      <w:r>
-        <w:t>st.session_state.candidate_id</w:t>
-      </w:r>
-    </w:p>
-    <w:p>
-      <w:r>
-        <w:t>st.session_state.company_id</w:t>
-      </w:r>
-    </w:p>
-    <w:p>
-      <w:r>
-        <w:rPr>
-          <w:rFonts w:ascii="Segoe UI Emoji" w:hAnsi="Segoe UI Emoji" w:cs="Segoe UI Emoji"/>
-        </w:rPr>
-        <w:t>🔧</w:t>
-      </w:r>
-      <w:r>
-        <w:t xml:space="preserve"> 5.0 frontend/utils.py (helpers comunes)</w:t>
-      </w:r>
-      <w:r>
-        <w:br/>
-        <w:t>• get_backend_url()</w:t>
-      </w:r>
-      <w:r>
-        <w:br/>
-        <w:t>– Lee BACKEND_URL de variable de entorno (Docker: http://backend:8000).</w:t>
-      </w:r>
-      <w:r>
-        <w:br/>
-        <w:t>– Fallback local: http://localhost:8000.</w:t>
-      </w:r>
-    </w:p>
-    <w:p>
-      <w:r>
-        <w:t>• api_get(path, params=None) / api_post(path, json=None)</w:t>
-      </w:r>
-      <w:r>
-        <w:br/>
-        <w:t>– Construyen la URL como get_backend_url() + path.</w:t>
-      </w:r>
-      <w:r>
-        <w:br/>
-        <w:t>– Usan requests.get/post con timeout y devuelven (json, error).</w:t>
-      </w:r>
-    </w:p>
-    <w:p>
-      <w:r>
-        <w:t>• apply_accenture_theme()</w:t>
-      </w:r>
-      <w:r>
-        <w:br/>
-        <w:t>– CSS para look &amp; feel Accenture (fondos oscuros, morado, cards…).</w:t>
-      </w:r>
-    </w:p>
-    <w:p>
-      <w:r>
-        <w:t>• Helpers de sesión/navegación:</w:t>
-      </w:r>
-      <w:r>
-        <w:br/>
-        <w:t>– Inicialización de claves base en st.session_state.</w:t>
-      </w:r>
-      <w:r>
-        <w:br/>
-        <w:t>– require_role(expected_role) para asegurar que el usuario está en el portal correcto.</w:t>
-      </w:r>
-    </w:p>
-    <w:p>
-      <w:r>
-        <w:rPr>
-          <w:rFonts w:ascii="Segoe UI Emoji" w:hAnsi="Segoe UI Emoji" w:cs="Segoe UI Emoji"/>
-        </w:rPr>
-        <w:t>🟪</w:t>
-      </w:r>
-      <w:r>
-        <w:t xml:space="preserve"> Login real en frontend/app.py</w:t>
-      </w:r>
-      <w:r>
-        <w:br/>
-        <w:t>• render_login_card() muestra:</w:t>
-      </w:r>
-      <w:r>
-        <w:br/>
-        <w:t>– Radio: “</w:t>
-      </w:r>
-      <w:r>
-        <w:rPr>
-          <w:rFonts w:ascii="Segoe UI Emoji" w:hAnsi="Segoe UI Emoji" w:cs="Segoe UI Emoji"/>
-        </w:rPr>
-        <w:t>👤</w:t>
-      </w:r>
-      <w:r>
-        <w:t xml:space="preserve"> Candidato” / “</w:t>
-      </w:r>
-      <w:r>
-        <w:rPr>
-          <w:rFonts w:ascii="Segoe UI Emoji" w:hAnsi="Segoe UI Emoji" w:cs="Segoe UI Emoji"/>
-        </w:rPr>
-        <w:t>🏢</w:t>
-      </w:r>
-      <w:r>
-        <w:t xml:space="preserve"> Empresa”.</w:t>
-      </w:r>
-      <w:r>
-        <w:br/>
-        <w:t>– Email + contraseña.</w:t>
-      </w:r>
-    </w:p>
-    <w:p>
-      <w:r>
-        <w:t>• Al enviar, hace POST al backend (/auth/login) usando api_post y BACKEND_URL.</w:t>
-      </w:r>
-    </w:p>
-    <w:p>
-      <w:r>
-        <w:lastRenderedPageBreak/>
-        <w:t>• Si el login es correcto:</w:t>
-      </w:r>
-      <w:r>
-        <w:br/>
-        <w:t>– Setea st.session_state.auth = { is_authenticated, user_id, email }</w:t>
-      </w:r>
-      <w:r>
-        <w:br/>
-        <w:t>– Setea st.session_state.role = "candidate" | "company"</w:t>
-      </w:r>
-      <w:r>
-        <w:br/>
-        <w:t>– Guarda candidate_id o company_id desde la respuesta</w:t>
-      </w:r>
-      <w:r>
-        <w:br/>
-        <w:t>– Cambia current_page = "Inicio"</w:t>
-      </w:r>
-    </w:p>
-    <w:p>
-      <w:r>
-        <w:t>• Si el login falla (4xx / 5xx), muestra st.error("Error al iniciar sesión: ...").</w:t>
-      </w:r>
-    </w:p>
-    <w:p>
-      <w:r>
-        <w:pict w14:anchorId="51777BB7">
-          <v:rect id="_x0000_i2149" style="width:0;height:1.5pt" o:hralign="center" o:hrstd="t" o:hr="t" fillcolor="#a0a0a0" stroked="f"/>
-        </w:pict>
-      </w:r>
-    </w:p>
-    <w:p>
-      <w:pPr>
+        <w:t>botones tipo pill</w:t>
+      </w:r>
+      <w:r>
+        <w:t xml:space="preserve"> mediante CSS:</w:t>
+      </w:r>
+      <w:r>
+        <w:br/>
+        <w:t>– Cada opción ocupa todo el ancho del sidebar.</w:t>
+      </w:r>
+      <w:r>
+        <w:br/>
+        <w:t>– Fondo oscuro, borde suave, hover con degradado morado.</w:t>
+      </w:r>
+      <w:r>
+        <w:br/>
+        <w:t>– El círculo del radio se oculta; el label completo hace de botón.</w:t>
+      </w:r>
+      <w:r>
+        <w:br/>
+        <w:t>– El estado seleccionado tiene fondo degradado (#A100FF → #4B0082) y borde morado.</w:t>
+      </w:r>
+    </w:p>
+    <w:p>
+      <w:r>
+        <w:t>Opciones por rol:</w:t>
+      </w:r>
+    </w:p>
+    <w:p>
+      <w:r>
         <w:rPr>
           <w:b/>
           <w:bCs/>
         </w:rPr>
-      </w:pPr>
+        <w:t>Candidate</w:t>
+      </w:r>
+    </w:p>
+    <w:p>
+      <w:r>
+        <w:t>Inicio</w:t>
+      </w:r>
+    </w:p>
+    <w:p>
+      <w:r>
+        <w:t>Mi perfil</w:t>
+      </w:r>
+    </w:p>
+    <w:p>
+      <w:r>
+        <w:t>Llamada IA</w:t>
+      </w:r>
+    </w:p>
+    <w:p>
+      <w:r>
+        <w:t>Vacantes recomendadas</w:t>
+      </w:r>
+    </w:p>
+    <w:p>
+      <w:r>
+        <w:t>Mejora (gaps + cursos)</w:t>
+      </w:r>
+    </w:p>
+    <w:p>
+      <w:r>
+        <w:t>Dashboard</w:t>
+      </w:r>
+    </w:p>
+    <w:p>
       <w:r>
         <w:rPr>
           <w:b/>
           <w:bCs/>
         </w:rPr>
-        <w:t>5.1 Portal Candidato (frontend/candidate/)</w:t>
-      </w:r>
-    </w:p>
-    <w:p>
-      <w:r>
+        <w:t>Company</w:t>
+      </w:r>
+    </w:p>
+    <w:p>
+      <w:r>
+        <w:t>Inicio</w:t>
+      </w:r>
+    </w:p>
+    <w:p>
+      <w:r>
+        <w:t>Perfil empresa</w:t>
+      </w:r>
+    </w:p>
+    <w:p>
+      <w:r>
+        <w:t>Crear vacante</w:t>
+      </w:r>
+    </w:p>
+    <w:p>
+      <w:r>
+        <w:t>Analítica de talento</w:t>
+      </w:r>
+    </w:p>
+    <w:p>
+      <w:r>
+        <w:t>Co-Teaching</w:t>
+      </w:r>
+    </w:p>
+    <w:p>
+      <w:r>
+        <w:t>Dashboard</w:t>
+      </w:r>
+    </w:p>
+    <w:p>
+      <w:r>
+        <w:t xml:space="preserve">El valor elegido se guarda siempre en </w:t>
+      </w:r>
+      <w:proofErr w:type="gramStart"/>
+      <w:r>
+        <w:t>st.session</w:t>
+      </w:r>
+      <w:proofErr w:type="gramEnd"/>
+      <w:r>
+        <w:t>_</w:t>
+      </w:r>
+      <w:proofErr w:type="gramStart"/>
+      <w:r>
+        <w:t>state.current</w:t>
+      </w:r>
+      <w:proofErr w:type="gramEnd"/>
+      <w:r>
+        <w:t>_page.</w:t>
+      </w:r>
+    </w:p>
+    <w:p>
+      <w:pPr>
         <w:rPr>
           <w:b/>
           <w:bCs/>
         </w:rPr>
-        <w:t>5.1.1 candidate/dashboard.py</w:t>
-      </w:r>
-      <w:r>
-        <w:br/>
-        <w:t>• Resumen del estado del candidato: nombre, titular, nº de skills.</w:t>
-      </w:r>
-      <w:r>
-        <w:br/>
-        <w:t>• Estado de Llamada IA (hecha / no hecha).</w:t>
-      </w:r>
-      <w:r>
-        <w:br/>
-        <w:t>• Nº de vacantes recomendadas + mejor vacante.</w:t>
-      </w:r>
-    </w:p>
-    <w:p>
+      </w:pPr>
       <w:r>
         <w:rPr>
           <w:b/>
           <w:bCs/>
         </w:rPr>
-        <w:t>5.1.2 candidate/profile.py</w:t>
-      </w:r>
-      <w:r>
-        <w:br/>
-        <w:t>• Asegura candidate_id (si no existe, POST /candidates/create).</w:t>
-      </w:r>
-      <w:r>
-        <w:br/>
-        <w:t>• GET /candidates/{id}/profile para precargar datos.</w:t>
-      </w:r>
-      <w:r>
-        <w:br/>
-        <w:t>• Formulario de datos básicos (name, headline, location, summary).</w:t>
-      </w:r>
-      <w:r>
-        <w:br/>
-        <w:t>• Guardado con PUT /candidates/{id}/profile.</w:t>
-      </w:r>
-      <w:r>
-        <w:br/>
-        <w:t>• Sección CV + análisis IA vía file_uploader → POST /candidates/{id}/profile?parse_cv=true.</w:t>
-      </w:r>
-    </w:p>
-    <w:p>
+        <w:t>5.3 Home Candidato (Inicio)</w:t>
+      </w:r>
+    </w:p>
+    <w:p>
+      <w:r>
+        <w:lastRenderedPageBreak/>
+        <w:t>Definido en render_candidate_</w:t>
+      </w:r>
+      <w:proofErr w:type="gramStart"/>
+      <w:r>
+        <w:t>portal(</w:t>
+      </w:r>
+      <w:proofErr w:type="gramEnd"/>
+      <w:r>
+        <w:t>) cuando current_page == "Inicio":</w:t>
+      </w:r>
+    </w:p>
+    <w:p>
+      <w:r>
+        <w:t>• Card principal mk-home-card con:</w:t>
+      </w:r>
+      <w:r>
+        <w:br/>
+        <w:t>– Título: “</w:t>
+      </w:r>
+      <w:r>
+        <w:rPr>
+          <w:rFonts w:ascii="Segoe UI Emoji" w:hAnsi="Segoe UI Emoji" w:cs="Segoe UI Emoji"/>
+        </w:rPr>
+        <w:t>👋</w:t>
+      </w:r>
+      <w:r>
+        <w:t xml:space="preserve"> Bienvenido/a a tu espacio MatchKey”.</w:t>
+      </w:r>
+      <w:r>
+        <w:br/>
+        <w:t>– Texto explicando que el panel gestiona la búsqueda de empleo con IA y analiza CV, respuestas y preferencias para encontrar vacantes por skills + valores + forma de trabajar.</w:t>
+      </w:r>
+      <w:r>
+        <w:br/>
+        <w:t>– Bullets:</w:t>
+      </w:r>
+      <w:r>
+        <w:br/>
+        <w:t>* Descubrir vacantes recomendadas según perfil y encaje cultural.</w:t>
+      </w:r>
+      <w:r>
+        <w:br/>
+        <w:t>* Identificar gaps y recibir cursos concretos.</w:t>
+      </w:r>
+      <w:r>
+        <w:br/>
+        <w:t>* Comprender el perfil con el resumen psicológico-profesional de la IA.</w:t>
+      </w:r>
+    </w:p>
+    <w:p>
+      <w:r>
+        <w:t>• Layout en dos columnas [2, 1]:</w:t>
+      </w:r>
+      <w:r>
+        <w:br/>
+        <w:t>– Columna izquierda: card de texto.</w:t>
+      </w:r>
+      <w:r>
+        <w:br/>
+        <w:t>– Columna derecha: ilustración (HOME_ILLUSTRATION_PATH) centrada verticalmente.</w:t>
+      </w:r>
+    </w:p>
+    <w:p>
+      <w:r>
+        <w:t>• Debajo, tres columnas con CTAs:</w:t>
+      </w:r>
+      <w:r>
+        <w:br/>
+        <w:t xml:space="preserve">– </w:t>
+      </w:r>
       <w:r>
         <w:rPr>
           <w:b/>
           <w:bCs/>
         </w:rPr>
-        <w:t>5.1.3 candidate/call_ai.py</w:t>
-      </w:r>
-      <w:r>
-        <w:br/>
-        <w:t>• Explica qué completará la IA.</w:t>
-      </w:r>
-      <w:r>
-        <w:br/>
-        <w:t>• Bloque de honestidad (no exagerar).</w:t>
-      </w:r>
-      <w:r>
-        <w:br/>
-        <w:t>• Formulario de preguntas abiertas.</w:t>
-      </w:r>
-      <w:r>
-        <w:br/>
-        <w:t>• Envía a POST /copilot/process_call.</w:t>
-      </w:r>
-      <w:r>
-        <w:br/>
-        <w:t>• Muestra la salida del HR Copilot + JSON en un expander.</w:t>
-      </w:r>
-    </w:p>
-    <w:p>
+        <w:t>IA que te conoce</w:t>
+      </w:r>
+      <w:r>
+        <w:t xml:space="preserve"> → botón “Hacer Llamada IA” que cambia current_page = "Llamada IA".</w:t>
+      </w:r>
+      <w:r>
+        <w:br/>
+        <w:t xml:space="preserve">– </w:t>
+      </w:r>
       <w:r>
         <w:rPr>
           <w:b/>
           <w:bCs/>
         </w:rPr>
-        <w:t>5.1.4 candidate/jobs.py</w:t>
-      </w:r>
-      <w:r>
-        <w:br/>
-        <w:t>• Llama a GET /candidates/{id}/recommended_jobs.</w:t>
-      </w:r>
-      <w:r>
-        <w:br/>
-        <w:t>• Ordenación por encaje global / skills / valores.</w:t>
-      </w:r>
-      <w:r>
-        <w:br/>
-        <w:t>• Para cada vacante:</w:t>
-      </w:r>
-      <w:r>
-        <w:br/>
-        <w:t>– Métricas de encaje (global, skills, values, team_fit).</w:t>
-      </w:r>
-      <w:r>
-        <w:br/>
-        <w:t>– Resumen corto de la descripción (description[:220] + "...").</w:t>
-      </w:r>
-      <w:r>
-        <w:br/>
-        <w:t xml:space="preserve">– Botón </w:t>
+        <w:t>Vacantes recomendadas</w:t>
+      </w:r>
+      <w:r>
+        <w:t xml:space="preserve"> → botón “Ver vacantes recomendadas”.</w:t>
+      </w:r>
+      <w:r>
+        <w:br/>
+        <w:t xml:space="preserve">– </w:t>
       </w:r>
       <w:r>
         <w:rPr>
           <w:b/>
           <w:bCs/>
         </w:rPr>
-        <w:t>“</w:t>
-      </w:r>
-      <w:r>
-        <w:rPr>
-          <w:rFonts w:ascii="Segoe UI Emoji" w:hAnsi="Segoe UI Emoji" w:cs="Segoe UI Emoji"/>
+        <w:t>Mejora tu perfil</w:t>
+      </w:r>
+      <w:r>
+        <w:t xml:space="preserve"> → botón “Ir a Mejora (gaps + cursos)”.</w:t>
+      </w:r>
+    </w:p>
+    <w:p>
+      <w:r>
+        <w:t xml:space="preserve">El resto de </w:t>
+      </w:r>
+      <w:proofErr w:type="gramStart"/>
+      <w:r>
+        <w:t>páginas</w:t>
+      </w:r>
+      <w:proofErr w:type="gramEnd"/>
+      <w:r>
+        <w:t xml:space="preserve"> del portal candidato se mantienen como en el documento anterior:</w:t>
+      </w:r>
+      <w:r>
+        <w:br/>
+        <w:t>• Mi perfil → candidate/profile.py (perfil + CV + parseo).</w:t>
+      </w:r>
+      <w:r>
+        <w:br/>
+        <w:t>• Llamada IA → candidate/call_ai.py.</w:t>
+      </w:r>
+      <w:r>
+        <w:br/>
+        <w:t>• Vacantes recomendadas → candidate/jobs.py.</w:t>
+      </w:r>
+      <w:r>
+        <w:br/>
+        <w:t>• Mejora (gaps + cursos) → candidate/improve.py.</w:t>
+      </w:r>
+      <w:r>
+        <w:br/>
+        <w:t>• Dashboard → candidate/dashboard.py.</w:t>
+      </w:r>
+    </w:p>
+    <w:p>
+      <w:pPr>
+        <w:rPr>
           <w:b/>
           <w:bCs/>
         </w:rPr>
-        <w:t>🔍</w:t>
-      </w:r>
+      </w:pPr>
       <w:r>
         <w:rPr>
           <w:b/>
           <w:bCs/>
         </w:rPr>
-        <w:t xml:space="preserve"> Ver gaps y cómo mejorar para esta vacante”</w:t>
-      </w:r>
-      <w:r>
-        <w:t xml:space="preserve"> → guarda selected_job_id y navega a página de Mejora.</w:t>
-      </w:r>
-      <w:r>
-        <w:br/>
-        <w:t xml:space="preserve">– Botón </w:t>
-      </w:r>
-      <w:r>
+        <w:t>5.4 Home Empresa (Inicio)</w:t>
+      </w:r>
+    </w:p>
+    <w:p>
+      <w:r>
+        <w:t>En render_company_</w:t>
+      </w:r>
+      <w:proofErr w:type="gramStart"/>
+      <w:r>
+        <w:t>portal(</w:t>
+      </w:r>
+      <w:proofErr w:type="gramEnd"/>
+      <w:r>
+        <w:t>) cuando current_page == "Inicio":</w:t>
+      </w:r>
+    </w:p>
+    <w:p>
+      <w:r>
+        <w:t>• Card mk-home-card con:</w:t>
+      </w:r>
+      <w:r>
+        <w:br/>
+        <w:t>– Título: “</w:t>
+      </w:r>
+      <w:r>
+        <w:rPr>
+          <w:rFonts w:ascii="Segoe UI Emoji" w:hAnsi="Segoe UI Emoji" w:cs="Segoe UI Emoji"/>
+        </w:rPr>
+        <w:t>👋</w:t>
+      </w:r>
+      <w:r>
+        <w:t xml:space="preserve"> Bienvenido/a al portal empresa de MatchKey”.</w:t>
+      </w:r>
+      <w:r>
+        <w:br/>
+        <w:t>– Texto sobre definir cultura, crear vacantes y usar IA para encontrar talento encajado con equipos existentes.</w:t>
+      </w:r>
+      <w:r>
+        <w:br/>
+        <w:t>– Bullets:</w:t>
+      </w:r>
+      <w:r>
+        <w:br/>
+        <w:t>* Definir perfil de empresa (valores, cultura, forma de trabajo).</w:t>
+      </w:r>
+      <w:r>
+        <w:br/>
+        <w:t>* Crear vacantes y dejar que el motor de matching priorice candidatos.</w:t>
+      </w:r>
+      <w:r>
+        <w:br/>
+        <w:t>* Explorar Co-Teaching para parejas complementarias.</w:t>
+      </w:r>
+    </w:p>
+    <w:p>
+      <w:r>
+        <w:t>• Layout [2, 1]: card + ilustración COMPANY_HOME_ILLUSTRATION_PATH.</w:t>
+      </w:r>
+    </w:p>
+    <w:p>
+      <w:r>
+        <w:lastRenderedPageBreak/>
+        <w:t>• Tres CTAs:</w:t>
+      </w:r>
+      <w:r>
+        <w:br/>
+        <w:t>– “</w:t>
+      </w:r>
+      <w:r>
+        <w:rPr>
+          <w:rFonts w:ascii="Segoe UI Emoji" w:hAnsi="Segoe UI Emoji" w:cs="Segoe UI Emoji"/>
+        </w:rPr>
+        <w:t>📄</w:t>
+      </w:r>
+      <w:r>
+        <w:t xml:space="preserve"> Completar perfil de empresa” → va a “Perfil empresa”.</w:t>
+      </w:r>
+      <w:r>
+        <w:br/>
+        <w:t>– “</w:t>
+      </w:r>
+      <w:r>
+        <w:rPr>
+          <w:rFonts w:ascii="Segoe UI Emoji" w:hAnsi="Segoe UI Emoji" w:cs="Segoe UI Emoji"/>
+        </w:rPr>
+        <w:t>➕</w:t>
+      </w:r>
+      <w:r>
+        <w:t xml:space="preserve"> Crear una nueva vacante</w:t>
+      </w:r>
+      <w:r>
+        <w:rPr>
+          <w:rFonts w:ascii="Aptos" w:hAnsi="Aptos" w:cs="Aptos"/>
+        </w:rPr>
+        <w:t>”</w:t>
+      </w:r>
+      <w:r>
+        <w:t xml:space="preserve"> </w:t>
+      </w:r>
+      <w:r>
+        <w:rPr>
+          <w:rFonts w:ascii="Aptos" w:hAnsi="Aptos" w:cs="Aptos"/>
+        </w:rPr>
+        <w:t>→</w:t>
+      </w:r>
+      <w:r>
+        <w:t xml:space="preserve"> va a </w:t>
+      </w:r>
+      <w:r>
+        <w:rPr>
+          <w:rFonts w:ascii="Aptos" w:hAnsi="Aptos" w:cs="Aptos"/>
+        </w:rPr>
+        <w:t>“</w:t>
+      </w:r>
+      <w:r>
+        <w:t>Crear vacante</w:t>
+      </w:r>
+      <w:r>
+        <w:rPr>
+          <w:rFonts w:ascii="Aptos" w:hAnsi="Aptos" w:cs="Aptos"/>
+        </w:rPr>
+        <w:t>”</w:t>
+      </w:r>
+      <w:r>
+        <w:t>.</w:t>
+      </w:r>
+      <w:r>
+        <w:br/>
+      </w:r>
+      <w:r>
+        <w:rPr>
+          <w:rFonts w:ascii="Aptos" w:hAnsi="Aptos" w:cs="Aptos"/>
+        </w:rPr>
+        <w:t>–</w:t>
+      </w:r>
+      <w:r>
+        <w:t xml:space="preserve"> </w:t>
+      </w:r>
+      <w:r>
+        <w:rPr>
+          <w:rFonts w:ascii="Aptos" w:hAnsi="Aptos" w:cs="Aptos"/>
+        </w:rPr>
+        <w:t>“</w:t>
+      </w:r>
+      <w:r>
+        <w:rPr>
+          <w:rFonts w:ascii="Segoe UI Emoji" w:hAnsi="Segoe UI Emoji" w:cs="Segoe UI Emoji"/>
+        </w:rPr>
+        <w:t>📊</w:t>
+      </w:r>
+      <w:r>
+        <w:t xml:space="preserve"> Ver analítica de talento” → va a “Analítica de talento”.</w:t>
+      </w:r>
+    </w:p>
+    <w:p>
+      <w:r>
+        <w:t>Resto de páginas empresa igual que en el doc anterior:</w:t>
+      </w:r>
+      <w:r>
+        <w:br/>
+        <w:t>• Perfil empresa → company/profile.py.</w:t>
+      </w:r>
+      <w:r>
+        <w:br/>
+        <w:t>• Crear vacante → company/create_job.py.</w:t>
+      </w:r>
+      <w:r>
+        <w:br/>
+        <w:t>• Analítica de talento → company/analytics.py.</w:t>
+      </w:r>
+      <w:r>
+        <w:br/>
+        <w:t>• Co-Teaching → company/co_teaching.py.</w:t>
+      </w:r>
+      <w:r>
+        <w:br/>
+        <w:t>• Dashboard → company/dashboard.py.</w:t>
+      </w:r>
+    </w:p>
+    <w:p>
+      <w:pPr>
         <w:rPr>
           <w:b/>
           <w:bCs/>
         </w:rPr>
-        <w:t>“</w:t>
-      </w:r>
-      <w:r>
-        <w:rPr>
-          <w:rFonts w:ascii="Segoe UI Emoji" w:hAnsi="Segoe UI Emoji" w:cs="Segoe UI Emoji"/>
+      </w:pPr>
+      <w:r>
+        <w:rPr>
           <w:b/>
           <w:bCs/>
         </w:rPr>
+        <w:t>5.5 Página de vacantes recomendadas (recordatorio)</w:t>
+      </w:r>
+    </w:p>
+    <w:p>
+      <w:r>
+        <w:t>candidate/jobs.py (sin cambios de esta conversación):</w:t>
+      </w:r>
+      <w:r>
+        <w:br/>
+        <w:t>• GET /candidates/{id}/recommended_jobs.</w:t>
+      </w:r>
+      <w:r>
+        <w:br/>
+        <w:t>• Tarjetas con scoring (global, skills, values, team_fit).</w:t>
+      </w:r>
+      <w:r>
+        <w:br/>
+        <w:t>• Expander con detalle enriquecido usando format_</w:t>
+      </w:r>
+      <w:proofErr w:type="gramStart"/>
+      <w:r>
+        <w:t>description(</w:t>
+      </w:r>
+      <w:proofErr w:type="gramEnd"/>
+      <w:r>
+        <w:t>) para formatear descripciones largas.</w:t>
+      </w:r>
+      <w:r>
+        <w:br/>
+        <w:t>• Botones:</w:t>
+      </w:r>
+      <w:r>
+        <w:br/>
+        <w:t>– “</w:t>
+      </w:r>
+      <w:r>
+        <w:rPr>
+          <w:rFonts w:ascii="Segoe UI Emoji" w:hAnsi="Segoe UI Emoji" w:cs="Segoe UI Emoji"/>
+        </w:rPr>
+        <w:t>🔍</w:t>
+      </w:r>
+      <w:r>
+        <w:t xml:space="preserve"> Ver gaps y cómo mejorar para esta vacante” → envía a Mejora.</w:t>
+      </w:r>
+      <w:r>
+        <w:br/>
+        <w:t>– “</w:t>
+      </w:r>
+      <w:r>
+        <w:rPr>
+          <w:rFonts w:ascii="Segoe UI Emoji" w:hAnsi="Segoe UI Emoji" w:cs="Segoe UI Emoji"/>
+        </w:rPr>
         <w:t>✅</w:t>
+      </w:r>
+      <w:r>
+        <w:t xml:space="preserve"> Solicitar este puesto</w:t>
+      </w:r>
+      <w:r>
+        <w:rPr>
+          <w:rFonts w:ascii="Aptos" w:hAnsi="Aptos" w:cs="Aptos"/>
+        </w:rPr>
+        <w:t>”</w:t>
+      </w:r>
+      <w:r>
+        <w:t xml:space="preserve"> </w:t>
+      </w:r>
+      <w:r>
+        <w:rPr>
+          <w:rFonts w:ascii="Aptos" w:hAnsi="Aptos" w:cs="Aptos"/>
+        </w:rPr>
+        <w:t>→</w:t>
+      </w:r>
+      <w:r>
+        <w:t xml:space="preserve"> POST /jobs/{job_</w:t>
+      </w:r>
+      <w:proofErr w:type="gramStart"/>
+      <w:r>
+        <w:t>id}/</w:t>
+      </w:r>
+      <w:proofErr w:type="gramEnd"/>
+      <w:r>
+        <w:t>apply con candidate_id.</w:t>
+      </w:r>
+    </w:p>
+    <w:p>
+      <w:r>
+        <w:pict w14:anchorId="7227516B">
+          <v:rect id="_x0000_i2283" style="width:0;height:1.5pt" o:hralign="center" o:hrstd="t" o:hr="t" fillcolor="#a0a0a0" stroked="f"/>
+        </w:pict>
+      </w:r>
+    </w:p>
+    <w:p>
+      <w:r>
+        <w:rPr>
+          <w:rFonts w:ascii="Segoe UI Emoji" w:hAnsi="Segoe UI Emoji" w:cs="Segoe UI Emoji"/>
+        </w:rPr>
+        <w:t>🧭</w:t>
+      </w:r>
+      <w:r>
+        <w:t xml:space="preserve"> 6. frontend/app.py: routing, roles, sesión y layout</w:t>
+      </w:r>
+    </w:p>
+    <w:p>
+      <w:r>
+        <w:t>Archivo: frontend/app.py</w:t>
+      </w:r>
+    </w:p>
+    <w:p>
+      <w:r>
+        <w:t>Funciones clave:</w:t>
+      </w:r>
+    </w:p>
+    <w:p>
+      <w:r>
+        <w:t xml:space="preserve">• </w:t>
       </w:r>
       <w:r>
         <w:rPr>
           <w:b/>
           <w:bCs/>
         </w:rPr>
-        <w:t xml:space="preserve"> Solicitar este puesto</w:t>
-      </w:r>
-      <w:r>
-        <w:rPr>
-          <w:rFonts w:ascii="Aptos" w:hAnsi="Aptos" w:cs="Aptos"/>
+        <w:t>init_session_</w:t>
+      </w:r>
+      <w:proofErr w:type="gramStart"/>
+      <w:r>
+        <w:rPr>
           <w:b/>
           <w:bCs/>
         </w:rPr>
-        <w:t>”</w:t>
-      </w:r>
-      <w:r>
-        <w:t xml:space="preserve"> → llama a POST /jobs/{job_id}/apply con {candidate_id}, mostrando feedback de éxito/error.</w:t>
-      </w:r>
-      <w:r>
-        <w:br/>
-        <w:t xml:space="preserve">– Expander </w:t>
-      </w:r>
+        <w:t>state(</w:t>
+      </w:r>
+      <w:proofErr w:type="gramEnd"/>
       <w:r>
         <w:rPr>
           <w:b/>
           <w:bCs/>
         </w:rPr>
-        <w:t>“</w:t>
-      </w:r>
-      <w:r>
-        <w:rPr>
-          <w:rFonts w:ascii="Segoe UI Emoji" w:hAnsi="Segoe UI Emoji" w:cs="Segoe UI Emoji"/>
+        <w:t>)</w:t>
+      </w:r>
+      <w:r>
+        <w:br/>
+        <w:t>– Inicializa auth, role, current_page, candidate_id, company_id.</w:t>
+      </w:r>
+    </w:p>
+    <w:p>
+      <w:r>
+        <w:t xml:space="preserve">• </w:t>
+      </w:r>
+      <w:r>
+        <w:rPr>
           <w:b/>
           <w:bCs/>
         </w:rPr>
-        <w:t>📄</w:t>
-      </w:r>
+        <w:t>render_public_</w:t>
+      </w:r>
+      <w:proofErr w:type="gramStart"/>
       <w:r>
         <w:rPr>
           <w:b/>
           <w:bCs/>
         </w:rPr>
-        <w:t xml:space="preserve"> Ver más detalles de la vacante”</w:t>
-      </w:r>
-      <w:r>
-        <w:t xml:space="preserve"> que muestra:</w:t>
-      </w:r>
-      <w:r>
-        <w:br/>
-        <w:t xml:space="preserve">* Descripción completa formateada con format_description(text) para convertir </w:t>
-      </w:r>
-      <w:r>
-        <w:lastRenderedPageBreak/>
-        <w:t>tochos sin saltos en párrafos y secciones legibles.</w:t>
-      </w:r>
-      <w:r>
-        <w:br/>
-        <w:t>* Información estructurada del puesto:</w:t>
-      </w:r>
-      <w:r>
-        <w:br/>
-        <w:t>- Categoría, tipo de contrato, jornada, modalidad, experiencia, formación.</w:t>
-      </w:r>
-      <w:r>
-        <w:br/>
-        <w:t>- Rango salarial (salary_min, salary_max).</w:t>
-      </w:r>
-      <w:r>
-        <w:br/>
-        <w:t>* Listas (si existen):</w:t>
-      </w:r>
-      <w:r>
-        <w:br/>
-        <w:t>- Tech stack (tech_stack)</w:t>
-      </w:r>
-      <w:r>
-        <w:br/>
-        <w:t>- Soft skills (soft_skills)</w:t>
-      </w:r>
-      <w:r>
-        <w:br/>
-        <w:t>- Idiomas (languages)</w:t>
-      </w:r>
-      <w:r>
-        <w:br/>
-        <w:t>- Beneficios (benefits)</w:t>
-      </w:r>
-      <w:r>
-        <w:br/>
-        <w:t>* (Futuro) Must-have y Nice-to-have si el backend los expone.</w:t>
-      </w:r>
-    </w:p>
-    <w:p>
+        <w:t>landing(</w:t>
+      </w:r>
+      <w:proofErr w:type="gramEnd"/>
       <w:r>
         <w:rPr>
           <w:b/>
           <w:bCs/>
         </w:rPr>
-        <w:t>5.1.5 candidate/improve.py</w:t>
-      </w:r>
-      <w:r>
-        <w:br/>
-        <w:t>• Usa GET /candidates/{id}/job/{job}/gaps.</w:t>
-      </w:r>
-      <w:r>
-        <w:br/>
-        <w:t>• Muestra: scores, skills fuertes / en desarrollo / a desarrollar, cursos recomendados y acciones.</w:t>
-      </w:r>
-      <w:r>
-        <w:br/>
-        <w:t>• Los cursos pueden derivarse de courses_dataset.json.</w:t>
-      </w:r>
-    </w:p>
-    <w:p>
-      <w:r>
-        <w:pict w14:anchorId="6FD1EC40">
-          <v:rect id="_x0000_i2150" style="width:0;height:1.5pt" o:hralign="center" o:hrstd="t" o:hr="t" fillcolor="#a0a0a0" stroked="f"/>
-        </w:pict>
-      </w:r>
-    </w:p>
-    <w:p>
-      <w:pPr>
+        <w:t>)</w:t>
+      </w:r>
+      <w:r>
+        <w:br/>
+        <w:t>– Pinta hero + cards de “Soy Candidato / Soy Empresa” dentro del wrapper visual.</w:t>
+      </w:r>
+    </w:p>
+    <w:p>
+      <w:r>
+        <w:t xml:space="preserve">• </w:t>
+      </w:r>
+      <w:r>
         <w:rPr>
           <w:b/>
           <w:bCs/>
         </w:rPr>
-      </w:pPr>
+        <w:t>render_login_</w:t>
+      </w:r>
+      <w:proofErr w:type="gramStart"/>
       <w:r>
         <w:rPr>
           <w:b/>
           <w:bCs/>
         </w:rPr>
-        <w:t>5.2 Portal Empresa (frontend/company/)</w:t>
-      </w:r>
-    </w:p>
-    <w:p>
+        <w:t>card(</w:t>
+      </w:r>
+      <w:proofErr w:type="gramEnd"/>
       <w:r>
         <w:rPr>
           <w:b/>
           <w:bCs/>
         </w:rPr>
-        <w:t>5.2.1 company/dashboard.py</w:t>
-      </w:r>
-      <w:r>
-        <w:br/>
-        <w:t>• Asegura company_id (vía POST /companies/create si no existe).</w:t>
-      </w:r>
-      <w:r>
-        <w:br/>
-        <w:t>• GET /companies/{id}/profile.</w:t>
-      </w:r>
-      <w:r>
-        <w:br/>
-        <w:t>• Calcula % de completitud del perfil.</w:t>
-      </w:r>
-      <w:r>
-        <w:br/>
-        <w:t>• Tarjetas de estado, cultura y próximos pasos.</w:t>
-      </w:r>
-    </w:p>
-    <w:p>
+        <w:t>)</w:t>
+      </w:r>
+      <w:r>
+        <w:br/>
+        <w:t>– Pinta el formulario de login estilizado y llama a /auth/login.</w:t>
+      </w:r>
+    </w:p>
+    <w:p>
+      <w:r>
+        <w:t xml:space="preserve">• </w:t>
+      </w:r>
       <w:r>
         <w:rPr>
           <w:b/>
           <w:bCs/>
         </w:rPr>
-        <w:t>5.2.2 company/profile.py</w:t>
-      </w:r>
-      <w:r>
-        <w:br/>
-        <w:t>• Dos columnas: datos básicos + valores/cultura.</w:t>
-      </w:r>
-      <w:r>
-        <w:br/>
-        <w:t>• Guarda con PUT /companies/{id}/profile.</w:t>
-      </w:r>
-    </w:p>
-    <w:p>
+        <w:t>render_private_</w:t>
+      </w:r>
+      <w:proofErr w:type="gramStart"/>
       <w:r>
         <w:rPr>
           <w:b/>
           <w:bCs/>
         </w:rPr>
-        <w:t>5.2.3 company/create_job.py</w:t>
-      </w:r>
-      <w:r>
-        <w:br/>
-        <w:t>• Asegura company_id.</w:t>
-      </w:r>
-      <w:r>
-        <w:br/>
-        <w:t>• Formulario con datos básicos, JD (file + texto) y bloque de equipo.</w:t>
-      </w:r>
-      <w:r>
-        <w:br/>
-        <w:t>• Llama a POST /jobs/create.</w:t>
-      </w:r>
-    </w:p>
-    <w:p>
+        <w:t>header(</w:t>
+      </w:r>
+      <w:proofErr w:type="gramEnd"/>
       <w:r>
         <w:rPr>
           <w:b/>
           <w:bCs/>
         </w:rPr>
-        <w:t>5.2.4 company/analytics.py</w:t>
-      </w:r>
-      <w:r>
-        <w:br/>
-        <w:t>• Selector de vacante → GET /jobs/{id}/match_candidates.</w:t>
-      </w:r>
-      <w:r>
-        <w:br/>
-        <w:t>• Distribución de encaje, top candidatos, insights.</w:t>
-      </w:r>
-    </w:p>
-    <w:p>
+        <w:t>)</w:t>
+      </w:r>
+      <w:r>
+        <w:br/>
+        <w:t>– Muestra “Portal Candidato” o “Portal Empresa”, email conectado y botón “Cerrar sesión”.</w:t>
+      </w:r>
+    </w:p>
+    <w:p>
+      <w:r>
+        <w:t xml:space="preserve">• </w:t>
+      </w:r>
       <w:r>
         <w:rPr>
           <w:b/>
           <w:bCs/>
         </w:rPr>
-        <w:t>5.2.5 company/co_teaching.py</w:t>
-      </w:r>
-      <w:r>
-        <w:br/>
-        <w:t>• Selector de vacante → GET /jobs/{id}/co_teaching.</w:t>
-      </w:r>
-      <w:r>
-        <w:br/>
-        <w:t>• Muestra parejas, cobertura, riesgo, global_score y complementariedades.</w:t>
+        <w:t>render_sidebar_</w:t>
+      </w:r>
+      <w:proofErr w:type="gramStart"/>
+      <w:r>
+        <w:rPr>
+          <w:b/>
+          <w:bCs/>
+        </w:rPr>
+        <w:t>navigation(</w:t>
+      </w:r>
+      <w:proofErr w:type="gramEnd"/>
+      <w:r>
+        <w:rPr>
+          <w:b/>
+          <w:bCs/>
+        </w:rPr>
+        <w:t>)</w:t>
+      </w:r>
+      <w:r>
+        <w:br/>
+        <w:t>– Sidebar con imagen de branding (SIDEBAR_PHOTO_PATH).</w:t>
+      </w:r>
+      <w:r>
+        <w:br/>
+        <w:t>– Opciones de navegación estilizadas como botones pill ocupando todo el ancho.</w:t>
+      </w:r>
+    </w:p>
+    <w:p>
+      <w:r>
+        <w:lastRenderedPageBreak/>
+        <w:t xml:space="preserve">• </w:t>
+      </w:r>
+      <w:r>
+        <w:rPr>
+          <w:b/>
+          <w:bCs/>
+        </w:rPr>
+        <w:t>render_candidate_</w:t>
+      </w:r>
+      <w:proofErr w:type="gramStart"/>
+      <w:r>
+        <w:rPr>
+          <w:b/>
+          <w:bCs/>
+        </w:rPr>
+        <w:t>portal(</w:t>
+      </w:r>
+      <w:proofErr w:type="gramEnd"/>
+      <w:r>
+        <w:rPr>
+          <w:b/>
+          <w:bCs/>
+        </w:rPr>
+        <w:t>) / render_company_</w:t>
+      </w:r>
+      <w:proofErr w:type="gramStart"/>
+      <w:r>
+        <w:rPr>
+          <w:b/>
+          <w:bCs/>
+        </w:rPr>
+        <w:t>portal(</w:t>
+      </w:r>
+      <w:proofErr w:type="gramEnd"/>
+      <w:r>
+        <w:rPr>
+          <w:b/>
+          <w:bCs/>
+        </w:rPr>
+        <w:t>)</w:t>
+      </w:r>
+      <w:r>
+        <w:br/>
+        <w:t>– Enrutado interno según current_page para cada rol, incluyendo los nuevos homes con ilustraciones.</w:t>
+      </w:r>
+    </w:p>
+    <w:p>
+      <w:r>
+        <w:t xml:space="preserve">• </w:t>
+      </w:r>
+      <w:proofErr w:type="gramStart"/>
+      <w:r>
+        <w:rPr>
+          <w:b/>
+          <w:bCs/>
+        </w:rPr>
+        <w:t>main(</w:t>
+      </w:r>
+      <w:proofErr w:type="gramEnd"/>
+      <w:r>
+        <w:rPr>
+          <w:b/>
+          <w:bCs/>
+        </w:rPr>
+        <w:t>)</w:t>
+      </w:r>
+    </w:p>
+    <w:p>
+      <w:r>
+        <w:t xml:space="preserve">def </w:t>
+      </w:r>
+      <w:proofErr w:type="gramStart"/>
+      <w:r>
+        <w:t>main(</w:t>
+      </w:r>
+      <w:proofErr w:type="gramEnd"/>
+      <w:r>
+        <w:t>):</w:t>
+      </w:r>
+    </w:p>
+    <w:p>
+      <w:r>
+        <w:t xml:space="preserve">    st.set_page_</w:t>
+      </w:r>
+      <w:proofErr w:type="gramStart"/>
+      <w:r>
+        <w:t>config(</w:t>
+      </w:r>
+      <w:proofErr w:type="gramEnd"/>
+      <w:r>
+        <w:t>page_title="MatchKey", page_icon="</w:t>
+      </w:r>
+      <w:r>
+        <w:rPr>
+          <w:rFonts w:ascii="Segoe UI Emoji" w:hAnsi="Segoe UI Emoji" w:cs="Segoe UI Emoji"/>
+        </w:rPr>
+        <w:t>🟣</w:t>
+      </w:r>
+      <w:r>
+        <w:t>", layout="wide")</w:t>
+      </w:r>
+    </w:p>
+    <w:p>
+      <w:r>
+        <w:t xml:space="preserve">    apply_accenture_</w:t>
+      </w:r>
+      <w:proofErr w:type="gramStart"/>
+      <w:r>
+        <w:t>theme(</w:t>
+      </w:r>
+      <w:proofErr w:type="gramEnd"/>
+      <w:r>
+        <w:t>)</w:t>
+      </w:r>
+    </w:p>
+    <w:p>
+      <w:r>
+        <w:t xml:space="preserve">    init_session_</w:t>
+      </w:r>
+      <w:proofErr w:type="gramStart"/>
+      <w:r>
+        <w:t>state(</w:t>
+      </w:r>
+      <w:proofErr w:type="gramEnd"/>
+      <w:r>
+        <w:t>)</w:t>
+      </w:r>
+    </w:p>
+    <w:p/>
+    <w:p>
+      <w:r>
+        <w:t xml:space="preserve">    if not </w:t>
+      </w:r>
+      <w:proofErr w:type="gramStart"/>
+      <w:r>
+        <w:t>st.session</w:t>
+      </w:r>
+      <w:proofErr w:type="gramEnd"/>
+      <w:r>
+        <w:t>_</w:t>
+      </w:r>
+      <w:proofErr w:type="gramStart"/>
+      <w:r>
+        <w:t>state.auth</w:t>
+      </w:r>
+      <w:proofErr w:type="gramEnd"/>
+      <w:r>
+        <w:t>["is_authenticated"]:</w:t>
+      </w:r>
+    </w:p>
+    <w:p>
+      <w:r>
+        <w:t xml:space="preserve">        # Contenedor de ancho controlado para banner + landing + login</w:t>
+      </w:r>
+    </w:p>
+    <w:p>
+      <w:r>
+        <w:t xml:space="preserve">        </w:t>
+      </w:r>
+      <w:proofErr w:type="gramStart"/>
+      <w:r>
+        <w:t>st.markdown</w:t>
+      </w:r>
+      <w:proofErr w:type="gramEnd"/>
+      <w:r>
+        <w:t>('&lt;div class="mk-main-wrapper"&gt;', unsafe_allow_html=True)</w:t>
+      </w:r>
+    </w:p>
+    <w:p/>
+    <w:p>
+      <w:r>
+        <w:t xml:space="preserve">        if LOGIN_BANNER_PATH:</w:t>
+      </w:r>
+    </w:p>
+    <w:p>
+      <w:r>
+        <w:t xml:space="preserve">            </w:t>
+      </w:r>
+      <w:proofErr w:type="gramStart"/>
+      <w:r>
+        <w:t>st.image</w:t>
+      </w:r>
+      <w:proofErr w:type="gramEnd"/>
+      <w:r>
+        <w:t>(LOGIN_BANNER_PATH, width=780</w:t>
+      </w:r>
+      <w:proofErr w:type="gramStart"/>
+      <w:r>
+        <w:t>)  #</w:t>
+      </w:r>
+      <w:proofErr w:type="gramEnd"/>
+      <w:r>
+        <w:t xml:space="preserve"> banner centrado, ancho moderado</w:t>
+      </w:r>
+    </w:p>
+    <w:p/>
+    <w:p>
+      <w:r>
+        <w:t xml:space="preserve">        render_public_</w:t>
+      </w:r>
+      <w:proofErr w:type="gramStart"/>
+      <w:r>
+        <w:t>landing(</w:t>
+      </w:r>
+      <w:proofErr w:type="gramEnd"/>
+      <w:r>
+        <w:t>)</w:t>
+      </w:r>
+    </w:p>
+    <w:p>
+      <w:r>
+        <w:t xml:space="preserve">        render_login_</w:t>
+      </w:r>
+      <w:proofErr w:type="gramStart"/>
+      <w:r>
+        <w:t>card(</w:t>
+      </w:r>
+      <w:proofErr w:type="gramEnd"/>
+      <w:r>
+        <w:t>)</w:t>
+      </w:r>
+    </w:p>
+    <w:p/>
+    <w:p>
+      <w:r>
+        <w:t xml:space="preserve">        </w:t>
+      </w:r>
+      <w:proofErr w:type="gramStart"/>
+      <w:r>
+        <w:t>st.markdown</w:t>
+      </w:r>
+      <w:proofErr w:type="gramEnd"/>
+      <w:r>
+        <w:t>("&lt;/div&gt;", unsafe_allow_html=True)</w:t>
+      </w:r>
+    </w:p>
+    <w:p>
+      <w:r>
+        <w:t xml:space="preserve">    else:</w:t>
+      </w:r>
+    </w:p>
+    <w:p>
+      <w:r>
+        <w:t xml:space="preserve">        render_private_</w:t>
+      </w:r>
+      <w:proofErr w:type="gramStart"/>
+      <w:r>
+        <w:t>header(</w:t>
+      </w:r>
+      <w:proofErr w:type="gramEnd"/>
+      <w:r>
+        <w:t>)</w:t>
+      </w:r>
+    </w:p>
+    <w:p>
+      <w:r>
+        <w:t xml:space="preserve">        render_</w:t>
+      </w:r>
+      <w:proofErr w:type="gramStart"/>
+      <w:r>
+        <w:t>portal(</w:t>
+      </w:r>
+      <w:proofErr w:type="gramEnd"/>
+      <w:r>
+        <w:t>)</w:t>
+      </w:r>
+    </w:p>
+    <w:p>
+      <w:r>
+        <w:t>→ Importante: el else asegura que, tras el login, se muestra correctamente el portal candidato/empresa.</w:t>
+      </w:r>
+    </w:p>
+    <w:p>
+      <w:r>
+        <w:pict w14:anchorId="696B6FB4">
+          <v:rect id="_x0000_i2284" style="width:0;height:1.5pt" o:hralign="center" o:hrstd="t" o:hr="t" fillcolor="#a0a0a0" stroked="f"/>
+        </w:pict>
+      </w:r>
+    </w:p>
+    <w:p>
+      <w:r>
+        <w:rPr>
+          <w:rFonts w:ascii="Segoe UI Emoji" w:hAnsi="Segoe UI Emoji" w:cs="Segoe UI Emoji"/>
+        </w:rPr>
+        <w:t>🗄️</w:t>
+      </w:r>
+      <w:r>
+        <w:t xml:space="preserve"> 7. Base de datos (Miguel)</w:t>
       </w:r>
     </w:p>
     <w:p>
@@ -3595,14 +3625,14 @@
           <w:i/>
           <w:iCs/>
         </w:rPr>
-        <w:t>(Futuro inmediato: vista de Applications para que la empresa vea quién ha solicitado cada vacante, basada en el modelo/Application.)</w:t>
-      </w:r>
-    </w:p>
-    <w:p>
-      <w:r>
         <w:lastRenderedPageBreak/>
-        <w:pict w14:anchorId="63614C1C">
-          <v:rect id="_x0000_i2151" style="width:0;height:1.5pt" o:hralign="center" o:hrstd="t" o:hr="t" fillcolor="#a0a0a0" stroked="f"/>
+        <w:t>(Igual que en la versión anterior; se mantiene el modelo extendido de Job, Application, etc.)</w:t>
+      </w:r>
+    </w:p>
+    <w:p>
+      <w:r>
+        <w:pict w14:anchorId="59A933B7">
+          <v:rect id="_x0000_i2285" style="width:0;height:1.5pt" o:hralign="center" o:hrstd="t" o:hr="t" fillcolor="#a0a0a0" stroked="f"/>
         </w:pict>
       </w:r>
     </w:p>
@@ -3611,85 +3641,25 @@
         <w:rPr>
           <w:rFonts w:ascii="Segoe UI Emoji" w:hAnsi="Segoe UI Emoji" w:cs="Segoe UI Emoji"/>
         </w:rPr>
-        <w:t>🧭</w:t>
-      </w:r>
-      <w:r>
-        <w:t xml:space="preserve"> 6. frontend/app.py: routing, roles y sesión</w:t>
-      </w:r>
-    </w:p>
-    <w:p>
-      <w:r>
-        <w:t>Archivo: frontend/app.py</w:t>
-      </w:r>
-    </w:p>
-    <w:p>
-      <w:r>
-        <w:t>• Usa st.session_state para todo el flujo (auth + role + ids).</w:t>
-      </w:r>
-    </w:p>
-    <w:p>
-      <w:r>
-        <w:t>Funciones típicas:</w:t>
-      </w:r>
-      <w:r>
-        <w:br/>
-        <w:t>• render_public_landing() → Landing pública.</w:t>
-      </w:r>
-      <w:r>
-        <w:br/>
-        <w:t>• render_login_card() → login real contra /auth/login.</w:t>
-      </w:r>
-      <w:r>
-        <w:br/>
-        <w:t>• render_private_header() → muestra Portal Candidato/Empresa + botón “Cerrar sesión”.</w:t>
-      </w:r>
-      <w:r>
-        <w:br/>
-        <w:t>• render_sidebar_navigation()</w:t>
-      </w:r>
-      <w:r>
-        <w:br/>
-        <w:t>– Rol candidate: Inicio, Mi perfil, Llamada IA, Vacantes recomendadas, Mejora, Dashboard.</w:t>
-      </w:r>
-      <w:r>
-        <w:br/>
-        <w:t>– Rol company: Inicio, Perfil empresa, Crear vacante, Analítica, Co-Teaching, Dashboard.</w:t>
-      </w:r>
-    </w:p>
-    <w:p>
-      <w:r>
-        <w:t>• render_candidate_portal() / render_company_portal() → llaman a los .render() de cada página.</w:t>
-      </w:r>
-    </w:p>
-    <w:p>
-      <w:r>
-        <w:t>• main()</w:t>
-      </w:r>
-      <w:r>
-        <w:br/>
-        <w:t>– st.set_page_config(...)</w:t>
-      </w:r>
-      <w:r>
-        <w:br/>
-        <w:t>– apply_accenture_theme()</w:t>
-      </w:r>
-      <w:r>
-        <w:br/>
-        <w:t>– init_session_state()</w:t>
-      </w:r>
-      <w:r>
-        <w:br/>
-        <w:t>– Si no autenticado → landing + login.</w:t>
-      </w:r>
-      <w:r>
-        <w:br/>
-        <w:t>– Si autenticado → header privado + portal según role.</w:t>
-      </w:r>
-    </w:p>
-    <w:p>
-      <w:r>
-        <w:pict w14:anchorId="26B1A790">
-          <v:rect id="_x0000_i2152" style="width:0;height:1.5pt" o:hralign="center" o:hrstd="t" o:hr="t" fillcolor="#a0a0a0" stroked="f"/>
+        <w:t>🐳</w:t>
+      </w:r>
+      <w:r>
+        <w:t xml:space="preserve"> 8. Docker (Miguel)</w:t>
+      </w:r>
+    </w:p>
+    <w:p>
+      <w:r>
+        <w:rPr>
+          <w:i/>
+          <w:iCs/>
+        </w:rPr>
+        <w:t>(Igual que en la versión anterior: servicios db, backend, frontend, con seed_jobs_from_scraping.py en el arranque del backend.)</w:t>
+      </w:r>
+    </w:p>
+    <w:p>
+      <w:r>
+        <w:pict w14:anchorId="4B31DFD4">
+          <v:rect id="_x0000_i2286" style="width:0;height:1.5pt" o:hralign="center" o:hrstd="t" o:hr="t" fillcolor="#a0a0a0" stroked="f"/>
         </w:pict>
       </w:r>
     </w:p>
@@ -3698,212 +3668,109 @@
         <w:rPr>
           <w:rFonts w:ascii="Segoe UI Emoji" w:hAnsi="Segoe UI Emoji" w:cs="Segoe UI Emoji"/>
         </w:rPr>
-        <w:t>🗄️</w:t>
-      </w:r>
-      <w:r>
-        <w:t xml:space="preserve"> 7. Base de datos (Miguel)</w:t>
-      </w:r>
-    </w:p>
-    <w:p>
-      <w:r>
-        <w:t>Base de datos: PostgreSQL.</w:t>
-      </w:r>
-      <w:r>
-        <w:br/>
-        <w:t>ORM: SQLAlchemy.</w:t>
-      </w:r>
-    </w:p>
-    <w:p>
-      <w:r>
-        <w:t>backend/app/db/session.py</w:t>
-      </w:r>
-      <w:r>
-        <w:br/>
-        <w:t>• DATABASE_URL (Docker):</w:t>
-      </w:r>
-      <w:r>
-        <w:br/>
-        <w:t>postgresql+psycopg2://matchkey_user:matchkey_password@db:5432/matchkey</w:t>
-      </w:r>
-      <w:r>
-        <w:br/>
-        <w:t>• engine = create_engine(DATABASE_URL, ...)</w:t>
-      </w:r>
-      <w:r>
-        <w:br/>
-        <w:t>• SessionLocal = sessionmaker(bind=engine, autocommit=False, autoflush=False)</w:t>
-      </w:r>
-    </w:p>
-    <w:p>
-      <w:r>
-        <w:t>backend/app/db/init_db.py</w:t>
-      </w:r>
-      <w:r>
-        <w:br/>
-        <w:t>• Importa Base desde app.models.</w:t>
-      </w:r>
-      <w:r>
-        <w:br/>
-        <w:t>• Ejecuta Base.metadata.create_all(bind=engine).</w:t>
-      </w:r>
-    </w:p>
-    <w:p>
-      <w:r>
-        <w:t>Tablas clave (resumen):</w:t>
-      </w:r>
-    </w:p>
-    <w:p>
-      <w:r>
-        <w:lastRenderedPageBreak/>
-        <w:t>• users (users.py)</w:t>
-      </w:r>
-      <w:r>
-        <w:br/>
-        <w:t>– id, email, password_hash, role (candidate/company), last_login_at, created_at, updated_at</w:t>
-      </w:r>
-      <w:r>
-        <w:br/>
-        <w:t>– Relaciones: candidate (OneToOne), company (OneToOne)</w:t>
-      </w:r>
-    </w:p>
-    <w:p>
-      <w:r>
-        <w:t>• candidates (candidates.py)</w:t>
-      </w:r>
-      <w:r>
-        <w:br/>
-        <w:t>– id, user_id, name, headline, location, summary, years_experience, timestamps</w:t>
-      </w:r>
-      <w:r>
-        <w:br/>
-        <w:t>– Relaciones: user, skills (CandidateSkill), interviews, applications, recommendations, co_teaching_pairs_a/b</w:t>
-      </w:r>
-    </w:p>
-    <w:p>
-      <w:r>
-        <w:t>• companies + company_culture (companies.py)</w:t>
-      </w:r>
-      <w:r>
-        <w:br/>
-        <w:t>– companies: id, user_id, name (NOT NULL), industry, size, location, website, description, timestamps</w:t>
-      </w:r>
-      <w:r>
-        <w:br/>
-        <w:t>– company_culture: id, company_id, values (JSON string), culture_description, leadership_style, work_mode, perks, team_fit_summary</w:t>
-      </w:r>
-      <w:r>
-        <w:br/>
-        <w:t>– Relaciones: user, culture, jobs</w:t>
-      </w:r>
-    </w:p>
-    <w:p>
-      <w:r>
-        <w:t>• jobs (jobs.py) — modelo extendido con campos de scraping</w:t>
-      </w:r>
-      <w:r>
-        <w:br/>
-        <w:t>– Campos tradicionales:</w:t>
-      </w:r>
-      <w:r>
-        <w:br/>
-        <w:t>* id, company_id (NOT NULL), title, department, location, contract_type, salary_range, seniority, is_remote_friendly, jd_text, status</w:t>
-      </w:r>
-      <w:r>
-        <w:br/>
-        <w:t>– Campos enriquecidos desde jobs_final.json:</w:t>
-      </w:r>
-      <w:r>
-        <w:br/>
-        <w:t>* area (JSON)</w:t>
-      </w:r>
-      <w:r>
-        <w:br/>
-        <w:t>* category (String)</w:t>
-      </w:r>
-      <w:r>
-        <w:br/>
-        <w:t>* contract_time (String)</w:t>
-      </w:r>
-      <w:r>
-        <w:br/>
-        <w:t>* salary_min (Float)</w:t>
-      </w:r>
-      <w:r>
-        <w:br/>
-        <w:t>* salary_max (Float)</w:t>
-      </w:r>
-      <w:r>
-        <w:br/>
-        <w:t>* salary_is_predicted (Boolean)</w:t>
-      </w:r>
-      <w:r>
-        <w:br/>
-        <w:t>* experience_required (Integer o texto normalizado a String)</w:t>
-      </w:r>
-      <w:r>
-        <w:br/>
-        <w:t>* education_required (String)</w:t>
-      </w:r>
-      <w:r>
-        <w:br/>
-        <w:t>* job_type (String)</w:t>
-      </w:r>
-      <w:r>
-        <w:br/>
-        <w:t>* tech_stack (JSON)</w:t>
-      </w:r>
-      <w:r>
-        <w:br/>
-        <w:t>* soft_skills (JSON)</w:t>
-      </w:r>
-      <w:r>
-        <w:br/>
-        <w:t>* languages (JSON)</w:t>
-      </w:r>
-      <w:r>
-        <w:br/>
-        <w:t>* benefits (JSON)</w:t>
-      </w:r>
-      <w:r>
-        <w:br/>
-        <w:t>– Relaciones: company, skills (JobSkill), team_profile, applications, recommendations, co_teaching_pairs</w:t>
-      </w:r>
-    </w:p>
-    <w:p>
-      <w:r>
-        <w:t>• job_skills / candidate_skills (skills.py)</w:t>
-      </w:r>
-      <w:r>
-        <w:br/>
-        <w:t>• team_profiles + team_members (jobs.py)</w:t>
-      </w:r>
-      <w:r>
-        <w:br/>
-        <w:t xml:space="preserve">• applications (jobs.py) — </w:t>
+        <w:t>👥</w:t>
+      </w:r>
+      <w:r>
+        <w:t xml:space="preserve"> 9. Roles del equipo (resumen)</w:t>
+      </w:r>
+    </w:p>
+    <w:p>
+      <w:r>
+        <w:t>• Miguel → arquitectura, backend, frontend, DB, matching, Docker, integración, seeding de vacantes, flujo de aplicaciones (/jobs/{id}/apply), UX de detalle de vacantes y nueva UI (landing, login, sidebar y homes).</w:t>
+      </w:r>
+      <w:r>
+        <w:br/>
+        <w:t>• Pablo → scraping de valores/cursos/universidades, datasets.</w:t>
+      </w:r>
+      <w:r>
+        <w:br/>
+        <w:t>• Pablo M → OCR, Document Parser, Skills Extractor, apoyo en scraping jobs.</w:t>
+      </w:r>
+      <w:r>
+        <w:br/>
+        <w:t>• Asier → HR Copilot MCP, prompts y análisis de respuestas.</w:t>
+      </w:r>
+      <w:r>
+        <w:br/>
+        <w:t>• Jack → presentación, ética, narrativa, visión, viabilidad.</w:t>
+      </w:r>
+    </w:p>
+    <w:p>
+      <w:r>
+        <w:pict w14:anchorId="53649484">
+          <v:rect id="_x0000_i2287" style="width:0;height:1.5pt" o:hralign="center" o:hrstd="t" o:hr="t" fillcolor="#a0a0a0" stroked="f"/>
+        </w:pict>
+      </w:r>
+    </w:p>
+    <w:p>
+      <w:r>
+        <w:rPr>
+          <w:rFonts w:ascii="Segoe UI Emoji" w:hAnsi="Segoe UI Emoji" w:cs="Segoe UI Emoji"/>
+        </w:rPr>
+        <w:t>✨</w:t>
+      </w:r>
+      <w:r>
+        <w:t xml:space="preserve"> 10. Cómo usar este documento (para ChatGPT)</w:t>
+      </w:r>
+    </w:p>
+    <w:p>
+      <w:r>
+        <w:rPr>
+          <w:i/>
+          <w:iCs/>
+        </w:rPr>
+        <w:t>(Igual que antes: pegar el documento al iniciar una nueva conversación y pedir que se respete la arquitectura y contratos.)</w:t>
+      </w:r>
+    </w:p>
+    <w:p>
+      <w:r>
+        <w:pict w14:anchorId="54A27740">
+          <v:rect id="_x0000_i2288" style="width:0;height:1.5pt" o:hralign="center" o:hrstd="t" o:hr="t" fillcolor="#a0a0a0" stroked="f"/>
+        </w:pict>
+      </w:r>
+    </w:p>
+    <w:p>
+      <w:r>
+        <w:rPr>
+          <w:rFonts w:ascii="Segoe UI Emoji" w:hAnsi="Segoe UI Emoji" w:cs="Segoe UI Emoji"/>
+        </w:rPr>
+        <w:t>🧩</w:t>
+      </w:r>
+      <w:r>
+        <w:t xml:space="preserve"> 11. Forma de trabajo seguida (muy importante)</w:t>
+      </w:r>
+    </w:p>
+    <w:p>
+      <w:r>
+        <w:t>Sigue siendo la misma filosofía: backend primero (contratos claros), frontend después consumiendo esos contratos, iteración pequeña, y respeto total a la arquitectura y nombres de archivos.</w:t>
+      </w:r>
+      <w:r>
+        <w:br/>
+        <w:t xml:space="preserve">En esta conversación se ha seguido ese enfoque también para la </w:t>
       </w:r>
       <w:r>
         <w:rPr>
           <w:b/>
           <w:bCs/>
         </w:rPr>
-        <w:t>candidato que solicita una vacante (vía /jobs/{id}/apply)</w:t>
-      </w:r>
-      <w:r>
-        <w:br/>
-      </w:r>
-      <w:r>
-        <w:lastRenderedPageBreak/>
-        <w:t>• job_recommendations, co_teaching_pairs (jobs.py)</w:t>
-      </w:r>
-      <w:r>
-        <w:br/>
-        <w:t>• candidate_interviews (interviews.py)</w:t>
-      </w:r>
-    </w:p>
-    <w:p>
-      <w:r>
-        <w:pict w14:anchorId="08760D8B">
-          <v:rect id="_x0000_i2153" style="width:0;height:1.5pt" o:hralign="center" o:hrstd="t" o:hr="t" fillcolor="#a0a0a0" stroked="f"/>
+        <w:t>UI</w:t>
+      </w:r>
+      <w:r>
+        <w:t>:</w:t>
+      </w:r>
+      <w:r>
+        <w:br/>
+        <w:t>• No se ha tocado lógica de negocio; solo app.py (layout, imágenes, CSS) y assets en frontend/images/.</w:t>
+      </w:r>
+      <w:r>
+        <w:br/>
+        <w:t>• Se han mantenido las rutas, nombres y flujos (/auth/login, /candidates/{id}/recommended_jobs, /jobs/{id}/apply).</w:t>
+      </w:r>
+    </w:p>
+    <w:p>
+      <w:r>
+        <w:pict w14:anchorId="77C5B048">
+          <v:rect id="_x0000_i2289" style="width:0;height:1.5pt" o:hralign="center" o:hrstd="t" o:hr="t" fillcolor="#a0a0a0" stroked="f"/>
         </w:pict>
       </w:r>
     </w:p>
@@ -3912,467 +3779,38 @@
         <w:rPr>
           <w:rFonts w:ascii="Segoe UI Emoji" w:hAnsi="Segoe UI Emoji" w:cs="Segoe UI Emoji"/>
         </w:rPr>
-        <w:t>🐳</w:t>
-      </w:r>
-      <w:r>
-        <w:t xml:space="preserve"> 8. Docker (Miguel)</w:t>
-      </w:r>
-    </w:p>
-    <w:p>
-      <w:r>
-        <w:t>docker-compose.yml define 3 servicios:</w:t>
-      </w:r>
-    </w:p>
-    <w:p>
-      <w:r>
-        <w:t xml:space="preserve">• </w:t>
+        <w:t>🎯</w:t>
+      </w:r>
+      <w:r>
+        <w:t xml:space="preserve"> 12. Frase final</w:t>
+      </w:r>
+    </w:p>
+    <w:p>
+      <w:r>
+        <w:t>Este documento es el cerebro permanente del proyecto MatchKey.</w:t>
+      </w:r>
+      <w:r>
+        <w:br/>
+        <w:t xml:space="preserve">Incluye ahora también la descripción de la </w:t>
       </w:r>
       <w:r>
         <w:rPr>
           <w:b/>
           <w:bCs/>
         </w:rPr>
-        <w:t>db</w:t>
-      </w:r>
-      <w:r>
-        <w:t xml:space="preserve"> → PostgreSQL</w:t>
-      </w:r>
-      <w:r>
-        <w:br/>
-        <w:t>– POSTGRES_DB: matchkey</w:t>
-      </w:r>
-      <w:r>
-        <w:br/>
-        <w:t>– POSTGRES_USER: matchkey_user</w:t>
-      </w:r>
-      <w:r>
-        <w:br/>
-        <w:t>– POSTGRES_PASSWORD: matchkey_password</w:t>
-      </w:r>
-    </w:p>
-    <w:p>
-      <w:r>
-        <w:t xml:space="preserve">• </w:t>
-      </w:r>
-      <w:r>
-        <w:rPr>
-          <w:b/>
-          <w:bCs/>
-        </w:rPr>
-        <w:t>backend</w:t>
-      </w:r>
-      <w:r>
-        <w:t xml:space="preserve"> → FastAPI</w:t>
-      </w:r>
-      <w:r>
-        <w:br/>
-        <w:t>– Usa DATABASE_URL=postgresql+psycopg2://matchkey_user:matchkey_password@db:5432/matchkey</w:t>
-      </w:r>
-      <w:r>
-        <w:br/>
-        <w:t>– Conectado a db vía hostname db.</w:t>
-      </w:r>
-      <w:r>
-        <w:br/>
-        <w:t>– Imagen basada en python:3.11-slim con dependencias del sistema (tesseract, poppler, libpq, etc.).</w:t>
-      </w:r>
-      <w:r>
-        <w:br/>
-        <w:t>– Usa un entrypoint.sh que hace:</w:t>
-      </w:r>
-      <w:r>
-        <w:br/>
-        <w:t>1. python -m app.db.init_db → crea tablas si no existen.</w:t>
-      </w:r>
-      <w:r>
-        <w:br/>
-        <w:t>2. python -m app.db.seed_jobs_from_scraping → ingesta/actualiza vacantes desde jobs_final.json.</w:t>
-      </w:r>
-      <w:r>
-        <w:br/>
-        <w:t>• Si falla, loguea el error pero el backend sigue levantando (no tumba el contenedor).</w:t>
-      </w:r>
-      <w:r>
-        <w:br/>
-        <w:t>3. Arranca Uvicorn:</w:t>
-      </w:r>
-      <w:r>
-        <w:br/>
-        <w:t>uvicorn app.main:app --host 0.0.0.0 --port 8000</w:t>
-      </w:r>
-    </w:p>
-    <w:p>
-      <w:r>
-        <w:t>– requirements.txt incluye:</w:t>
-      </w:r>
-      <w:r>
-        <w:br/>
-        <w:t>• fastapi, uvicorn, sqlalchemy, psycopg2</w:t>
-      </w:r>
-      <w:r>
-        <w:br/>
-        <w:t>• passlib[bcrypt], bcrypt==4.0.1, cffi</w:t>
-      </w:r>
-      <w:r>
-        <w:br/>
-        <w:t>• Librerías para OCR, scraping y MCP según necesidad.</w:t>
-      </w:r>
-    </w:p>
-    <w:p>
-      <w:r>
-        <w:t xml:space="preserve">• </w:t>
-      </w:r>
-      <w:r>
-        <w:rPr>
-          <w:b/>
-          <w:bCs/>
-        </w:rPr>
-        <w:t>frontend</w:t>
-      </w:r>
-      <w:r>
-        <w:t xml:space="preserve"> → Streamlit</w:t>
-      </w:r>
-      <w:r>
-        <w:br/>
-        <w:t>– Expone 8501:8501.</w:t>
-      </w:r>
-      <w:r>
-        <w:br/>
-        <w:t>– Variable de entorno: BACKEND_URL=http://backend:8000.</w:t>
-      </w:r>
-      <w:r>
-        <w:br/>
-        <w:t>– El frontend resuelve la URL del backend vía get_backend_url() en utils.py.</w:t>
-      </w:r>
-    </w:p>
-    <w:p>
-      <w:r>
-        <w:t>Conexiones internas:</w:t>
-      </w:r>
-      <w:r>
-        <w:br/>
-        <w:t>• frontend → backend: http://backend:8000</w:t>
-      </w:r>
-      <w:r>
-        <w:br/>
-        <w:t>• backend → db: db:5432</w:t>
-      </w:r>
-    </w:p>
-    <w:p>
-      <w:r>
-        <w:pict w14:anchorId="33F232E3">
-          <v:rect id="_x0000_i2154" style="width:0;height:1.5pt" o:hralign="center" o:hrstd="t" o:hr="t" fillcolor="#a0a0a0" stroked="f"/>
-        </w:pict>
-      </w:r>
-    </w:p>
-    <w:p>
-      <w:r>
-        <w:rPr>
-          <w:rFonts w:ascii="Segoe UI Emoji" w:hAnsi="Segoe UI Emoji" w:cs="Segoe UI Emoji"/>
-        </w:rPr>
+        <w:t>UI actual</w:t>
+      </w:r>
+      <w:r>
+        <w:t xml:space="preserve"> (banner, landing, sidebar con </w:t>
+      </w:r>
+      <w:r>
         <w:lastRenderedPageBreak/>
-        <w:t>👥</w:t>
-      </w:r>
-      <w:r>
-        <w:t xml:space="preserve"> 9. Roles del equipo (resumen)</w:t>
-      </w:r>
-    </w:p>
-    <w:p>
-      <w:r>
-        <w:t>• Miguel → arquitectura, backend, frontend, DB, matching, Docker, integración, seeding de vacantes, flujo de aplicaciones (/jobs/{id}/apply) y UX de detalle de vacantes.</w:t>
-      </w:r>
-      <w:r>
-        <w:br/>
-        <w:t>• Pablo → scraping de valores/cursos/universidades, datasets (values_dataset.json, courses_dataset.json).</w:t>
-      </w:r>
-      <w:r>
-        <w:br/>
-        <w:t>• Pablo M → OCR, Document Parser, Skills Extractor (Must/Nice), apoyo en pipeline de scraping de jobs.</w:t>
-      </w:r>
-      <w:r>
-        <w:br/>
-        <w:t>• Asier → HR Copilot MCP, prompts y lógica de análisis de respuestas.</w:t>
-      </w:r>
-      <w:r>
-        <w:br/>
-        <w:t>• Jack → presentación, ética, narrativa, visión, viabilidad.</w:t>
-      </w:r>
-    </w:p>
-    <w:p>
-      <w:r>
-        <w:pict w14:anchorId="6D96FA71">
-          <v:rect id="_x0000_i2155" style="width:0;height:1.5pt" o:hralign="center" o:hrstd="t" o:hr="t" fillcolor="#a0a0a0" stroked="f"/>
-        </w:pict>
-      </w:r>
-    </w:p>
-    <w:p>
-      <w:r>
-        <w:rPr>
-          <w:rFonts w:ascii="Segoe UI Emoji" w:hAnsi="Segoe UI Emoji" w:cs="Segoe UI Emoji"/>
-        </w:rPr>
-        <w:t>✨</w:t>
-      </w:r>
-      <w:r>
-        <w:t xml:space="preserve"> 10. Cómo usar este documento (para ChatGPT)</w:t>
-      </w:r>
-    </w:p>
-    <w:p>
-      <w:r>
-        <w:t>Cuando abras una nueva conversación sobre MatchKey, pega este documento y di algo como:</w:t>
-      </w:r>
-    </w:p>
-    <w:p>
-      <w:r>
-        <w:t>“Este es el contexto del proyecto MatchKey. Cárgalo como contexto maestro y continúa trabajando a partir de aquí sin romper la arquitectura ni los nombres de archivos.”</w:t>
-      </w:r>
-    </w:p>
-    <w:p>
-      <w:r>
-        <w:t>Con esto, ChatGPT podrá:</w:t>
-      </w:r>
-      <w:r>
-        <w:br/>
-        <w:t>• Navegar el proyecto mentalmente.</w:t>
-      </w:r>
-      <w:r>
-        <w:br/>
-        <w:t>• Generar código nuevo coherente (.py en frontend/backend).</w:t>
-      </w:r>
-      <w:r>
-        <w:br/>
-        <w:t>• Integrar nuevas funciones sin romper contratos.</w:t>
-      </w:r>
-      <w:r>
-        <w:br/>
-        <w:t>• Mantener la separación candidato/empresa.</w:t>
-      </w:r>
-      <w:r>
-        <w:br/>
-        <w:t>• Respetar rutas, modelos, BBDD, lógica de matching y Co-Teaching.</w:t>
-      </w:r>
-      <w:r>
-        <w:br/>
-        <w:t>• Respetar la configuración real de Docker, Postgres y URLs de servicio.</w:t>
-      </w:r>
-      <w:r>
-        <w:br/>
-        <w:t>• Respetar el login real vía /auth/login y el uso de user_id / candidate_id / company_id en session_state.</w:t>
-      </w:r>
-      <w:r>
-        <w:br/>
-        <w:t>• Respetar el pipeline de scraping + jobs_final.json + seed_jobs_from_scraping que alimenta la tabla jobs.</w:t>
-      </w:r>
-      <w:r>
-        <w:br/>
-        <w:t>• Entender que /candidates/{id}/recommended_jobs ya expone toda la información de la vacante que luego el frontend pinta (resumen, detalle, botones de acción).</w:t>
-      </w:r>
-      <w:r>
-        <w:br/>
-        <w:t>• Respetar el contrato de /jobs/{id}/apply para registrar aplicaciones reales de candidatos.</w:t>
-      </w:r>
-    </w:p>
-    <w:p>
-      <w:r>
-        <w:pict w14:anchorId="5412A1EF">
-          <v:rect id="_x0000_i2156" style="width:0;height:1.5pt" o:hralign="center" o:hrstd="t" o:hr="t" fillcolor="#a0a0a0" stroked="f"/>
-        </w:pict>
-      </w:r>
-    </w:p>
-    <w:p>
-      <w:r>
-        <w:rPr>
-          <w:rFonts w:ascii="Segoe UI Emoji" w:hAnsi="Segoe UI Emoji" w:cs="Segoe UI Emoji"/>
-        </w:rPr>
-        <w:t>🧩</w:t>
-      </w:r>
-      <w:r>
-        <w:t xml:space="preserve"> 11. Forma de trabajo seguida (muy importante)</w:t>
-      </w:r>
-    </w:p>
-    <w:p>
-      <w:r>
-        <w:lastRenderedPageBreak/>
-        <w:t>La forma de trabajar del proyecto MatchKey (y cómo debe seguir cualquier cambio futuro) ha sido:</w:t>
-      </w:r>
-    </w:p>
-    <w:p>
-      <w:pPr>
-        <w:numPr>
-          <w:ilvl w:val="0"/>
-          <w:numId w:val="19"/>
-        </w:numPr>
-      </w:pPr>
-      <w:r>
-        <w:rPr>
-          <w:b/>
-          <w:bCs/>
-        </w:rPr>
-        <w:t>Backend primero, contratos claros</w:t>
-      </w:r>
-      <w:r>
-        <w:br/>
-        <w:t>• Definimos endpoints y Pydantic schemas (RecommendedJobItem, RecommendedJobScores, etc.).</w:t>
-      </w:r>
-      <w:r>
-        <w:br/>
-        <w:t>• Aseguramos que el backend expone todos los campos necesarios (description, category, salaries, tech_stack…).</w:t>
-      </w:r>
-      <w:r>
-        <w:br/>
-        <w:t>• Hacemos cambios mínimos y localizados: por ejemplo, solo candidates.py para enriquecer /recommended_jobs o solo jobs.py para añadir /apply.</w:t>
-      </w:r>
-    </w:p>
-    <w:p>
-      <w:pPr>
-        <w:numPr>
-          <w:ilvl w:val="0"/>
-          <w:numId w:val="19"/>
-        </w:numPr>
-      </w:pPr>
-      <w:r>
-        <w:rPr>
-          <w:b/>
-          <w:bCs/>
-        </w:rPr>
-        <w:t>Frontend después, consumiendo esos contratos</w:t>
-      </w:r>
-      <w:r>
-        <w:br/>
-        <w:t>• El frontend nunca “se inventa” datos: siempre consume lo expuesto por el backend.</w:t>
-      </w:r>
-      <w:r>
-        <w:br/>
-        <w:t>• candidate/jobs.py se limita a pintar: tarjetas, métricas, expander de detalles y botón de “Solicitar este puesto” que llama a /jobs/{id}/apply.</w:t>
-      </w:r>
-      <w:r>
-        <w:br/>
-        <w:t>• La mejora visual (formato de descripción con format_description) se hace en frontend, sin romper el dato original del scraping.</w:t>
-      </w:r>
-    </w:p>
-    <w:p>
-      <w:pPr>
-        <w:numPr>
-          <w:ilvl w:val="0"/>
-          <w:numId w:val="19"/>
-        </w:numPr>
-      </w:pPr>
-      <w:r>
-        <w:rPr>
-          <w:b/>
-          <w:bCs/>
-        </w:rPr>
-        <w:t>Iteración pequeña e incremental</w:t>
-      </w:r>
-      <w:r>
-        <w:br/>
-        <w:t>• No se cambian 10 archivos a la vez.</w:t>
-      </w:r>
-      <w:r>
-        <w:br/>
-        <w:t xml:space="preserve">• Se identifican </w:t>
-      </w:r>
-      <w:r>
-        <w:rPr>
-          <w:b/>
-          <w:bCs/>
-        </w:rPr>
-        <w:t>scripts concretos a tocar</w:t>
-      </w:r>
-      <w:r>
-        <w:t xml:space="preserve"> (ej: seed_jobs_from_scraping.py, candidates.py, candidate/jobs.py, jobs.py) y se devuelven </w:t>
-      </w:r>
-      <w:r>
-        <w:rPr>
-          <w:b/>
-          <w:bCs/>
-        </w:rPr>
-        <w:t>archivos enteros ya modificados</w:t>
-      </w:r>
-      <w:r>
-        <w:t>, listos para copiar/pegar.</w:t>
-      </w:r>
-      <w:r>
-        <w:br/>
-        <w:t>• Antes de introducir algo nuevo (como apply), se aprovecha al máximo lo que ya existe en la arquitectura (modelo Application, relaciones Job/Candidate…).</w:t>
-      </w:r>
-    </w:p>
-    <w:p>
-      <w:pPr>
-        <w:numPr>
-          <w:ilvl w:val="0"/>
-          <w:numId w:val="19"/>
-        </w:numPr>
-      </w:pPr>
-      <w:r>
-        <w:rPr>
-          <w:b/>
-          <w:bCs/>
-        </w:rPr>
-        <w:t>Respeto absoluto a la arquitectura original</w:t>
-      </w:r>
-      <w:r>
-        <w:br/>
-        <w:t>• No se cambian nombres de archivos, rutas ni modelos sin motivo de peso.</w:t>
-      </w:r>
-      <w:r>
-        <w:br/>
-        <w:t>• Todo lo nuevo se apoya en lo ya definido en este Documento Maestro.</w:t>
-      </w:r>
-      <w:r>
-        <w:br/>
-        <w:t>• Cada mejora (scraping, seed, recommended_jobs enriquecido, botón de aplicar, formateo de descripciones) se ha integrado sin romper nada anterior.</w:t>
-      </w:r>
-    </w:p>
-    <w:p>
-      <w:r>
-        <w:t>Esta forma de trabajo es parte del “contrato” del proyecto: cualquier IA o desarrollador que continúe debe seguir este estilo.</w:t>
-      </w:r>
-    </w:p>
-    <w:p>
-      <w:r>
-        <w:pict w14:anchorId="69DB226B">
-          <v:rect id="_x0000_i2157" style="width:0;height:1.5pt" o:hralign="center" o:hrstd="t" o:hr="t" fillcolor="#a0a0a0" stroked="f"/>
-        </w:pict>
-      </w:r>
-    </w:p>
-    <w:p>
-      <w:r>
-        <w:rPr>
-          <w:rFonts w:ascii="Segoe UI Emoji" w:hAnsi="Segoe UI Emoji" w:cs="Segoe UI Emoji"/>
-        </w:rPr>
-        <w:t>🎯</w:t>
-      </w:r>
-      <w:r>
-        <w:t xml:space="preserve"> 12. Frase final</w:t>
-      </w:r>
-    </w:p>
-    <w:p>
-      <w:r>
-        <w:lastRenderedPageBreak/>
-        <w:t>Este documento es el cerebro permanente del proyecto MatchKey.</w:t>
-      </w:r>
-      <w:r>
-        <w:br/>
-        <w:t xml:space="preserve">Es la blueprint completa y oficial: arquitectura, módulos, rutas, frontends, BBDD, matching, lógica de equipo, login real, ingesta automática de vacantes reales desde scraping, </w:t>
-      </w:r>
-      <w:r>
-        <w:rPr>
-          <w:b/>
-          <w:bCs/>
-        </w:rPr>
-        <w:t>flujo de recomendación → detalle enriquecido → solicitud de puesto</w:t>
-      </w:r>
-      <w:r>
-        <w:t>, y la forma de trabajar incremental y respetuosa con la arquitectura.</w:t>
+        <w:t>imagen, botones de navegación y homes con ilustraciones), además de toda la arquitectura backend, scraping, BBDD, matching y forma de trabajo.</w:t>
       </w:r>
     </w:p>
     <w:p>
       <w:r>
         <w:t>Cada vez que empieces una conversación nueva sobre MatchKey → pégalo.</w:t>
-      </w:r>
-      <w:r>
-        <w:br/>
-        <w:t>Así cualquier IA (o persona) estará al 100 % alineada con el estado real del proyecto y con la manera de trabajar que hemos seguido.</w:t>
       </w:r>
     </w:p>
     <w:p/>

--- a/docs/planificacion/Contexto_matchkey.docx
+++ b/docs/planificacion/Contexto_matchkey.docx
@@ -49,15 +49,15 @@
     </w:p>
     <w:p>
       <w:r>
-        <w:pict w14:anchorId="2C72C565">
-          <v:rect id="_x0000_i1188" style="width:0;height:1.5pt" o:hralign="center" o:hrstd="t" o:hr="t" fillcolor="#a0a0a0" stroked="f"/>
+        <w:pict w14:anchorId="5FEEE50D">
+          <v:rect id="_x0000_i1233" style="width:0;height:1.5pt" o:hralign="center" o:hrstd="t" o:hr="t" fillcolor="#a0a0a0" stroked="f"/>
         </w:pict>
       </w:r>
     </w:p>
     <w:p>
       <w:r>
-        <w:pict w14:anchorId="4A0B8E48">
-          <v:rect id="_x0000_i1189" style="width:0;height:1.5pt" o:hralign="center" o:hrstd="t" o:hr="t" fillcolor="#a0a0a0" stroked="f"/>
+        <w:pict w14:anchorId="6AD61862">
+          <v:rect id="_x0000_i1234" style="width:0;height:1.5pt" o:hralign="center" o:hrstd="t" o:hr="t" fillcolor="#a0a0a0" stroked="f"/>
         </w:pict>
       </w:r>
     </w:p>
@@ -111,8 +111,8 @@
     </w:p>
     <w:p>
       <w:r>
-        <w:pict w14:anchorId="385E2AC9">
-          <v:rect id="_x0000_i1190" style="width:0;height:1.5pt" o:hralign="center" o:hrstd="t" o:hr="t" fillcolor="#a0a0a0" stroked="f"/>
+        <w:pict w14:anchorId="327260B0">
+          <v:rect id="_x0000_i1235" style="width:0;height:1.5pt" o:hralign="center" o:hrstd="t" o:hr="t" fillcolor="#a0a0a0" stroked="f"/>
         </w:pict>
       </w:r>
     </w:p>
@@ -886,8 +886,8 @@
     </w:p>
     <w:p>
       <w:r>
-        <w:pict w14:anchorId="0F9C3791">
-          <v:rect id="_x0000_i1191" style="width:0;height:1.5pt" o:hralign="center" o:hrstd="t" o:hr="t" fillcolor="#a0a0a0" stroked="f"/>
+        <w:pict w14:anchorId="68F407CB">
+          <v:rect id="_x0000_i1236" style="width:0;height:1.5pt" o:hralign="center" o:hrstd="t" o:hr="t" fillcolor="#a0a0a0" stroked="f"/>
         </w:pict>
       </w:r>
     </w:p>
@@ -4830,8 +4830,8 @@
     </w:p>
     <w:p>
       <w:r>
-        <w:pict w14:anchorId="770C6148">
-          <v:rect id="_x0000_i1192" style="width:0;height:1.5pt" o:hralign="center" o:hrstd="t" o:hr="t" fillcolor="#a0a0a0" stroked="f"/>
+        <w:pict w14:anchorId="74DBD800">
+          <v:rect id="_x0000_i1237" style="width:0;height:1.5pt" o:hralign="center" o:hrstd="t" o:hr="t" fillcolor="#a0a0a0" stroked="f"/>
         </w:pict>
       </w:r>
     </w:p>
@@ -4853,8 +4853,8 @@
     </w:p>
     <w:p>
       <w:r>
-        <w:pict w14:anchorId="30FCFC6C">
-          <v:rect id="_x0000_i1193" style="width:0;height:1.5pt" o:hralign="center" o:hrstd="t" o:hr="t" fillcolor="#a0a0a0" stroked="f"/>
+        <w:pict w14:anchorId="30FA6F5D">
+          <v:rect id="_x0000_i1238" style="width:0;height:1.5pt" o:hralign="center" o:hrstd="t" o:hr="t" fillcolor="#a0a0a0" stroked="f"/>
         </w:pict>
       </w:r>
     </w:p>
@@ -6013,8 +6013,8 @@
     </w:p>
     <w:p>
       <w:r>
-        <w:pict w14:anchorId="746C790C">
-          <v:rect id="_x0000_i1194" style="width:0;height:1.5pt" o:hralign="center" o:hrstd="t" o:hr="t" fillcolor="#a0a0a0" stroked="f"/>
+        <w:pict w14:anchorId="128F03E7">
+          <v:rect id="_x0000_i1239" style="width:0;height:1.5pt" o:hralign="center" o:hrstd="t" o:hr="t" fillcolor="#a0a0a0" stroked="f"/>
         </w:pict>
       </w:r>
     </w:p>
@@ -7330,8 +7330,8 @@
     </w:p>
     <w:p>
       <w:r>
-        <w:pict w14:anchorId="006CBBF2">
-          <v:rect id="_x0000_i1195" style="width:0;height:1.5pt" o:hralign="center" o:hrstd="t" o:hr="t" fillcolor="#a0a0a0" stroked="f"/>
+        <w:pict w14:anchorId="1395627A">
+          <v:rect id="_x0000_i1240" style="width:0;height:1.5pt" o:hralign="center" o:hrstd="t" o:hr="t" fillcolor="#a0a0a0" stroked="f"/>
         </w:pict>
       </w:r>
     </w:p>
@@ -7438,8 +7438,8 @@
     </w:p>
     <w:p>
       <w:r>
-        <w:pict w14:anchorId="6672ECAF">
-          <v:rect id="_x0000_i1196" style="width:0;height:1.5pt" o:hralign="center" o:hrstd="t" o:hr="t" fillcolor="#a0a0a0" stroked="f"/>
+        <w:pict w14:anchorId="64EFA694">
+          <v:rect id="_x0000_i1241" style="width:0;height:1.5pt" o:hralign="center" o:hrstd="t" o:hr="t" fillcolor="#a0a0a0" stroked="f"/>
         </w:pict>
       </w:r>
     </w:p>
@@ -7469,8 +7469,8 @@
     </w:p>
     <w:p>
       <w:r>
-        <w:pict w14:anchorId="61EED123">
-          <v:rect id="_x0000_i1197" style="width:0;height:1.5pt" o:hralign="center" o:hrstd="t" o:hr="t" fillcolor="#a0a0a0" stroked="f"/>
+        <w:pict w14:anchorId="58D667D0">
+          <v:rect id="_x0000_i1242" style="width:0;height:1.5pt" o:hralign="center" o:hrstd="t" o:hr="t" fillcolor="#a0a0a0" stroked="f"/>
         </w:pict>
       </w:r>
     </w:p>
@@ -7525,8 +7525,8 @@
     </w:p>
     <w:p>
       <w:r>
-        <w:pict w14:anchorId="21DA0FAC">
-          <v:rect id="_x0000_i1198" style="width:0;height:1.5pt" o:hralign="center" o:hrstd="t" o:hr="t" fillcolor="#a0a0a0" stroked="f"/>
+        <w:pict w14:anchorId="34596D8E">
+          <v:rect id="_x0000_i1243" style="width:0;height:1.5pt" o:hralign="center" o:hrstd="t" o:hr="t" fillcolor="#a0a0a0" stroked="f"/>
         </w:pict>
       </w:r>
     </w:p>
@@ -7732,8 +7732,8 @@
     </w:p>
     <w:p>
       <w:r>
-        <w:pict w14:anchorId="4597F8CC">
-          <v:rect id="_x0000_i1199" style="width:0;height:1.5pt" o:hralign="center" o:hrstd="t" o:hr="t" fillcolor="#a0a0a0" stroked="f"/>
+        <w:pict w14:anchorId="65CCB601">
+          <v:rect id="_x0000_i1244" style="width:0;height:1.5pt" o:hralign="center" o:hrstd="t" o:hr="t" fillcolor="#a0a0a0" stroked="f"/>
         </w:pict>
       </w:r>
     </w:p>
@@ -7771,8 +7771,8 @@
     </w:p>
     <w:p>
       <w:r>
-        <w:pict w14:anchorId="7230969A">
-          <v:rect id="_x0000_i1200" style="width:0;height:1.5pt" o:hralign="center" o:hrstd="t" o:hr="t" fillcolor="#a0a0a0" stroked="f"/>
+        <w:pict w14:anchorId="796F20E6">
+          <v:rect id="_x0000_i1245" style="width:0;height:1.5pt" o:hralign="center" o:hrstd="t" o:hr="t" fillcolor="#a0a0a0" stroked="f"/>
         </w:pict>
       </w:r>
     </w:p>
@@ -7946,8 +7946,8 @@
     </w:p>
     <w:p>
       <w:r>
-        <w:pict w14:anchorId="4D0E92BF">
-          <v:rect id="_x0000_i1201" style="width:0;height:1.5pt" o:hralign="center" o:hrstd="t" o:hr="t" fillcolor="#a0a0a0" stroked="f"/>
+        <w:pict w14:anchorId="374DFDE8">
+          <v:rect id="_x0000_i1246" style="width:0;height:1.5pt" o:hralign="center" o:hrstd="t" o:hr="t" fillcolor="#a0a0a0" stroked="f"/>
         </w:pict>
       </w:r>
     </w:p>
@@ -8374,8 +8374,8 @@
     </w:p>
     <w:p>
       <w:r>
-        <w:pict w14:anchorId="43208C84">
-          <v:rect id="_x0000_i1202" style="width:0;height:1.5pt" o:hralign="center" o:hrstd="t" o:hr="t" fillcolor="#a0a0a0" stroked="f"/>
+        <w:pict w14:anchorId="46128BEA">
+          <v:rect id="_x0000_i1247" style="width:0;height:1.5pt" o:hralign="center" o:hrstd="t" o:hr="t" fillcolor="#a0a0a0" stroked="f"/>
         </w:pict>
       </w:r>
     </w:p>
@@ -8455,6 +8455,13 @@
       <w:r>
         <w:t xml:space="preserve"> → pégalo.</w:t>
       </w:r>
+    </w:p>
+    <w:p>
+      <w:pPr>
+        <w:rPr>
+          <w:u w:val="single"/>
+        </w:rPr>
+      </w:pPr>
     </w:p>
     <w:p>
       <w:pPr>
@@ -11750,7 +11757,7 @@
   <w:style w:type="paragraph" w:default="1" w:styleId="Normal">
     <w:name w:val="Normal"/>
     <w:qFormat/>
-    <w:rsid w:val="005A7917"/>
+    <w:rsid w:val="005E2B40"/>
   </w:style>
   <w:style w:type="paragraph" w:styleId="Ttulo1">
     <w:name w:val="heading 1"/>

--- a/docs/planificacion/Contexto_matchkey.docx
+++ b/docs/planificacion/Contexto_matchkey.docx
@@ -49,15 +49,15 @@
     </w:p>
     <w:p>
       <w:r>
-        <w:pict w14:anchorId="5FEEE50D">
-          <v:rect id="_x0000_i1233" style="width:0;height:1.5pt" o:hralign="center" o:hrstd="t" o:hr="t" fillcolor="#a0a0a0" stroked="f"/>
+        <w:pict w14:anchorId="32B05F67">
+          <v:rect id="_x0000_i1278" style="width:0;height:1.5pt" o:hralign="center" o:hrstd="t" o:hr="t" fillcolor="#a0a0a0" stroked="f"/>
         </w:pict>
       </w:r>
     </w:p>
     <w:p>
       <w:r>
-        <w:pict w14:anchorId="6AD61862">
-          <v:rect id="_x0000_i1234" style="width:0;height:1.5pt" o:hralign="center" o:hrstd="t" o:hr="t" fillcolor="#a0a0a0" stroked="f"/>
+        <w:pict w14:anchorId="3348CE48">
+          <v:rect id="_x0000_i1279" style="width:0;height:1.5pt" o:hralign="center" o:hrstd="t" o:hr="t" fillcolor="#a0a0a0" stroked="f"/>
         </w:pict>
       </w:r>
     </w:p>
@@ -111,8 +111,8 @@
     </w:p>
     <w:p>
       <w:r>
-        <w:pict w14:anchorId="327260B0">
-          <v:rect id="_x0000_i1235" style="width:0;height:1.5pt" o:hralign="center" o:hrstd="t" o:hr="t" fillcolor="#a0a0a0" stroked="f"/>
+        <w:pict w14:anchorId="0B1E6E29">
+          <v:rect id="_x0000_i1280" style="width:0;height:1.5pt" o:hralign="center" o:hrstd="t" o:hr="t" fillcolor="#a0a0a0" stroked="f"/>
         </w:pict>
       </w:r>
     </w:p>
@@ -886,8 +886,8 @@
     </w:p>
     <w:p>
       <w:r>
-        <w:pict w14:anchorId="68F407CB">
-          <v:rect id="_x0000_i1236" style="width:0;height:1.5pt" o:hralign="center" o:hrstd="t" o:hr="t" fillcolor="#a0a0a0" stroked="f"/>
+        <w:pict w14:anchorId="2974D1BE">
+          <v:rect id="_x0000_i1281" style="width:0;height:1.5pt" o:hralign="center" o:hrstd="t" o:hr="t" fillcolor="#a0a0a0" stroked="f"/>
         </w:pict>
       </w:r>
     </w:p>
@@ -4830,8 +4830,8 @@
     </w:p>
     <w:p>
       <w:r>
-        <w:pict w14:anchorId="74DBD800">
-          <v:rect id="_x0000_i1237" style="width:0;height:1.5pt" o:hralign="center" o:hrstd="t" o:hr="t" fillcolor="#a0a0a0" stroked="f"/>
+        <w:pict w14:anchorId="019F3E5E">
+          <v:rect id="_x0000_i1282" style="width:0;height:1.5pt" o:hralign="center" o:hrstd="t" o:hr="t" fillcolor="#a0a0a0" stroked="f"/>
         </w:pict>
       </w:r>
     </w:p>
@@ -4853,8 +4853,8 @@
     </w:p>
     <w:p>
       <w:r>
-        <w:pict w14:anchorId="30FA6F5D">
-          <v:rect id="_x0000_i1238" style="width:0;height:1.5pt" o:hralign="center" o:hrstd="t" o:hr="t" fillcolor="#a0a0a0" stroked="f"/>
+        <w:pict w14:anchorId="5528558B">
+          <v:rect id="_x0000_i1283" style="width:0;height:1.5pt" o:hralign="center" o:hrstd="t" o:hr="t" fillcolor="#a0a0a0" stroked="f"/>
         </w:pict>
       </w:r>
     </w:p>
@@ -6013,8 +6013,8 @@
     </w:p>
     <w:p>
       <w:r>
-        <w:pict w14:anchorId="128F03E7">
-          <v:rect id="_x0000_i1239" style="width:0;height:1.5pt" o:hralign="center" o:hrstd="t" o:hr="t" fillcolor="#a0a0a0" stroked="f"/>
+        <w:pict w14:anchorId="07669496">
+          <v:rect id="_x0000_i1284" style="width:0;height:1.5pt" o:hralign="center" o:hrstd="t" o:hr="t" fillcolor="#a0a0a0" stroked="f"/>
         </w:pict>
       </w:r>
     </w:p>
@@ -7330,8 +7330,8 @@
     </w:p>
     <w:p>
       <w:r>
-        <w:pict w14:anchorId="1395627A">
-          <v:rect id="_x0000_i1240" style="width:0;height:1.5pt" o:hralign="center" o:hrstd="t" o:hr="t" fillcolor="#a0a0a0" stroked="f"/>
+        <w:pict w14:anchorId="055EEA54">
+          <v:rect id="_x0000_i1285" style="width:0;height:1.5pt" o:hralign="center" o:hrstd="t" o:hr="t" fillcolor="#a0a0a0" stroked="f"/>
         </w:pict>
       </w:r>
     </w:p>
@@ -7438,8 +7438,8 @@
     </w:p>
     <w:p>
       <w:r>
-        <w:pict w14:anchorId="64EFA694">
-          <v:rect id="_x0000_i1241" style="width:0;height:1.5pt" o:hralign="center" o:hrstd="t" o:hr="t" fillcolor="#a0a0a0" stroked="f"/>
+        <w:pict w14:anchorId="255055F5">
+          <v:rect id="_x0000_i1286" style="width:0;height:1.5pt" o:hralign="center" o:hrstd="t" o:hr="t" fillcolor="#a0a0a0" stroked="f"/>
         </w:pict>
       </w:r>
     </w:p>
@@ -7469,8 +7469,8 @@
     </w:p>
     <w:p>
       <w:r>
-        <w:pict w14:anchorId="58D667D0">
-          <v:rect id="_x0000_i1242" style="width:0;height:1.5pt" o:hralign="center" o:hrstd="t" o:hr="t" fillcolor="#a0a0a0" stroked="f"/>
+        <w:pict w14:anchorId="15FE6FBF">
+          <v:rect id="_x0000_i1287" style="width:0;height:1.5pt" o:hralign="center" o:hrstd="t" o:hr="t" fillcolor="#a0a0a0" stroked="f"/>
         </w:pict>
       </w:r>
     </w:p>
@@ -7525,8 +7525,8 @@
     </w:p>
     <w:p>
       <w:r>
-        <w:pict w14:anchorId="34596D8E">
-          <v:rect id="_x0000_i1243" style="width:0;height:1.5pt" o:hralign="center" o:hrstd="t" o:hr="t" fillcolor="#a0a0a0" stroked="f"/>
+        <w:pict w14:anchorId="5D11C0C3">
+          <v:rect id="_x0000_i1288" style="width:0;height:1.5pt" o:hralign="center" o:hrstd="t" o:hr="t" fillcolor="#a0a0a0" stroked="f"/>
         </w:pict>
       </w:r>
     </w:p>
@@ -7732,8 +7732,8 @@
     </w:p>
     <w:p>
       <w:r>
-        <w:pict w14:anchorId="65CCB601">
-          <v:rect id="_x0000_i1244" style="width:0;height:1.5pt" o:hralign="center" o:hrstd="t" o:hr="t" fillcolor="#a0a0a0" stroked="f"/>
+        <w:pict w14:anchorId="0D1CD288">
+          <v:rect id="_x0000_i1289" style="width:0;height:1.5pt" o:hralign="center" o:hrstd="t" o:hr="t" fillcolor="#a0a0a0" stroked="f"/>
         </w:pict>
       </w:r>
     </w:p>
@@ -7771,8 +7771,8 @@
     </w:p>
     <w:p>
       <w:r>
-        <w:pict w14:anchorId="796F20E6">
-          <v:rect id="_x0000_i1245" style="width:0;height:1.5pt" o:hralign="center" o:hrstd="t" o:hr="t" fillcolor="#a0a0a0" stroked="f"/>
+        <w:pict w14:anchorId="25C56F25">
+          <v:rect id="_x0000_i1290" style="width:0;height:1.5pt" o:hralign="center" o:hrstd="t" o:hr="t" fillcolor="#a0a0a0" stroked="f"/>
         </w:pict>
       </w:r>
     </w:p>
@@ -7946,8 +7946,8 @@
     </w:p>
     <w:p>
       <w:r>
-        <w:pict w14:anchorId="374DFDE8">
-          <v:rect id="_x0000_i1246" style="width:0;height:1.5pt" o:hralign="center" o:hrstd="t" o:hr="t" fillcolor="#a0a0a0" stroked="f"/>
+        <w:pict w14:anchorId="224599B6">
+          <v:rect id="_x0000_i1291" style="width:0;height:1.5pt" o:hralign="center" o:hrstd="t" o:hr="t" fillcolor="#a0a0a0" stroked="f"/>
         </w:pict>
       </w:r>
     </w:p>
@@ -8374,8 +8374,8 @@
     </w:p>
     <w:p>
       <w:r>
-        <w:pict w14:anchorId="46128BEA">
-          <v:rect id="_x0000_i1247" style="width:0;height:1.5pt" o:hralign="center" o:hrstd="t" o:hr="t" fillcolor="#a0a0a0" stroked="f"/>
+        <w:pict w14:anchorId="6326A897">
+          <v:rect id="_x0000_i1292" style="width:0;height:1.5pt" o:hralign="center" o:hrstd="t" o:hr="t" fillcolor="#a0a0a0" stroked="f"/>
         </w:pict>
       </w:r>
     </w:p>
@@ -8455,6 +8455,13 @@
       <w:r>
         <w:t xml:space="preserve"> → pégalo.</w:t>
       </w:r>
+    </w:p>
+    <w:p>
+      <w:pPr>
+        <w:rPr>
+          <w:u w:val="single"/>
+        </w:rPr>
+      </w:pPr>
     </w:p>
     <w:p>
       <w:pPr>
@@ -11757,7 +11764,7 @@
   <w:style w:type="paragraph" w:default="1" w:styleId="Normal">
     <w:name w:val="Normal"/>
     <w:qFormat/>
-    <w:rsid w:val="005E2B40"/>
+    <w:rsid w:val="00345F21"/>
   </w:style>
   <w:style w:type="paragraph" w:styleId="Ttulo1">
     <w:name w:val="heading 1"/>
